--- a/docs/宠物环传感器控制_通信协议.docx
+++ b/docs/宠物环传感器控制_通信协议.docx
@@ -113,7 +113,7 @@
               <w:spacing w:line="240" w:lineRule="auto" w:before="60" w:after="60"/>
             </w:pPr>
             <w:r>
-              <w:t>V0.2</w:t>
+              <w:t>V0.3</w:t>
             </w:r>
             <w:r>
               <w:t xml:space="preserve"> </w:t>
@@ -983,6 +983,228 @@
             </w:r>
             <w:r>
               <w:t>；新增录音回放与阈值检测时序</w:t>
+            </w:r>
+          </w:p>
+        </w:tc>
+      </w:tr>
+      <w:tr>
+        <w:tc>
+          <w:tcPr>
+            <w:tcW w:type="dxa" w:w="2160"/>
+            <w:shd w:fill="E8F6EF" w:val="clear" w:color="auto"/>
+            <w:vAlign w:val="center"/>
+            <w:tcBorders>
+              <w:top w:val="single" w:sz="6" w:space="0" w:color="B8C9D6"/>
+              <w:bottom w:val="single" w:sz="6" w:space="0" w:color="B8C9D6"/>
+              <w:left w:val="single" w:sz="18" w:space="0" w:color="117A4F"/>
+              <w:right w:val="single" w:sz="6" w:space="0" w:color="B8C9D6"/>
+            </w:tcBorders>
+            <w:tcMar>
+              <w:top w:w="90" w:type="dxa"/>
+              <w:bottom w:w="90" w:type="dxa"/>
+              <w:left w:w="135" w:type="dxa"/>
+              <w:right w:w="135" w:type="dxa"/>
+            </w:tcMar>
+          </w:tcPr>
+          <w:p>
+            <w:pPr>
+              <w:spacing w:line="240" w:lineRule="auto" w:before="60" w:after="60"/>
+            </w:pPr>
+            <w:r>
+              <w:rPr>
+                <w:b/>
+                <w:color w:val="117A4F"/>
+              </w:rPr>
+              <w:t>V0.3</w:t>
+            </w:r>
+          </w:p>
+        </w:tc>
+        <w:tc>
+          <w:tcPr>
+            <w:tcW w:type="dxa" w:w="2160"/>
+            <w:shd w:fill="E8F6EF" w:val="clear" w:color="auto"/>
+            <w:vAlign w:val="center"/>
+            <w:tcBorders>
+              <w:top w:val="single" w:sz="6" w:space="0" w:color="B8C9D6"/>
+              <w:bottom w:val="single" w:sz="6" w:space="0" w:color="B8C9D6"/>
+              <w:left w:val="single" w:sz="6" w:space="0" w:color="B8C9D6"/>
+              <w:right w:val="single" w:sz="6" w:space="0" w:color="B8C9D6"/>
+            </w:tcBorders>
+            <w:tcMar>
+              <w:top w:w="90" w:type="dxa"/>
+              <w:bottom w:w="90" w:type="dxa"/>
+              <w:left w:w="135" w:type="dxa"/>
+              <w:right w:w="135" w:type="dxa"/>
+            </w:tcMar>
+          </w:tcPr>
+          <w:p>
+            <w:pPr>
+              <w:spacing w:line="240" w:lineRule="auto" w:before="60" w:after="60"/>
+            </w:pPr>
+            <w:r>
+              <w:t>2026-10-02</w:t>
+            </w:r>
+          </w:p>
+        </w:tc>
+        <w:tc>
+          <w:tcPr>
+            <w:tcW w:type="dxa" w:w="2160"/>
+            <w:shd w:fill="E8F6EF" w:val="clear" w:color="auto"/>
+            <w:vAlign w:val="center"/>
+            <w:tcBorders>
+              <w:top w:val="single" w:sz="6" w:space="0" w:color="B8C9D6"/>
+              <w:bottom w:val="single" w:sz="6" w:space="0" w:color="B8C9D6"/>
+              <w:left w:val="single" w:sz="6" w:space="0" w:color="B8C9D6"/>
+              <w:right w:val="single" w:sz="6" w:space="0" w:color="B8C9D6"/>
+            </w:tcBorders>
+            <w:tcMar>
+              <w:top w:w="90" w:type="dxa"/>
+              <w:bottom w:w="90" w:type="dxa"/>
+              <w:left w:w="135" w:type="dxa"/>
+              <w:right w:w="135" w:type="dxa"/>
+            </w:tcMar>
+          </w:tcPr>
+          <w:p>
+            <w:pPr>
+              <w:spacing w:line="240" w:lineRule="auto" w:before="60" w:after="60"/>
+            </w:pPr>
+            <w:r>
+              <w:t>研发组</w:t>
+            </w:r>
+          </w:p>
+        </w:tc>
+        <w:tc>
+          <w:tcPr>
+            <w:tcW w:type="dxa" w:w="2160"/>
+            <w:shd w:fill="E8F6EF" w:val="clear" w:color="auto"/>
+            <w:vAlign w:val="center"/>
+            <w:tcBorders>
+              <w:top w:val="single" w:sz="6" w:space="0" w:color="B8C9D6"/>
+              <w:bottom w:val="single" w:sz="6" w:space="0" w:color="B8C9D6"/>
+              <w:left w:val="single" w:sz="6" w:space="0" w:color="B8C9D6"/>
+              <w:right w:val="single" w:sz="6" w:space="0" w:color="B8C9D6"/>
+            </w:tcBorders>
+            <w:tcMar>
+              <w:top w:w="90" w:type="dxa"/>
+              <w:bottom w:w="90" w:type="dxa"/>
+              <w:left w:w="135" w:type="dxa"/>
+              <w:right w:w="135" w:type="dxa"/>
+            </w:tcMar>
+          </w:tcPr>
+          <w:p>
+            <w:pPr>
+              <w:spacing w:line="240" w:lineRule="auto" w:before="60" w:after="60"/>
+            </w:pPr>
+            <w:r>
+              <w:t>新增电池电量监测：</w:t>
+            </w:r>
+            <w:r>
+              <w:t xml:space="preserve"> </w:t>
+            </w:r>
+            <w:r>
+              <w:t xml:space="preserve">0x08 BATTERY </w:t>
+            </w:r>
+            <w:r>
+              <w:t xml:space="preserve"> </w:t>
+            </w:r>
+            <w:r>
+              <w:t>帧（电压</w:t>
+            </w:r>
+            <w:r>
+              <w:t xml:space="preserve"> </w:t>
+            </w:r>
+            <w:r>
+              <w:t>/</w:t>
+            </w:r>
+            <w:r>
+              <w:t xml:space="preserve"> </w:t>
+            </w:r>
+            <w:r>
+              <w:t>百分比</w:t>
+            </w:r>
+            <w:r>
+              <w:t xml:space="preserve"> </w:t>
+            </w:r>
+            <w:r>
+              <w:t>/</w:t>
+            </w:r>
+            <w:r>
+              <w:t xml:space="preserve"> </w:t>
+            </w:r>
+            <w:r>
+              <w:t>充放电标志，数据源</w:t>
+            </w:r>
+            <w:r>
+              <w:t xml:space="preserve"> </w:t>
+            </w:r>
+            <w:r>
+              <w:t xml:space="preserve"> nPM1300 </w:t>
+            </w:r>
+            <w:r>
+              <w:t xml:space="preserve"> </w:t>
+            </w:r>
+            <w:r>
+              <w:t>电量计）、</w:t>
+            </w:r>
+            <w:r>
+              <w:t xml:space="preserve"> </w:t>
+            </w:r>
+            <w:r>
+              <w:t xml:space="preserve">GET_BATTERY </w:t>
+            </w:r>
+            <w:r>
+              <w:t xml:space="preserve"> </w:t>
+            </w:r>
+            <w:r>
+              <w:t>指令（</w:t>
+            </w:r>
+            <w:r>
+              <w:t xml:space="preserve"> </w:t>
+            </w:r>
+            <w:r>
+              <w:t>0x0C</w:t>
+            </w:r>
+            <w:r>
+              <w:t xml:space="preserve"> </w:t>
+            </w:r>
+            <w:r>
+              <w:t>）；</w:t>
+            </w:r>
+            <w:r>
+              <w:t xml:space="preserve"> </w:t>
+            </w:r>
+            <w:r>
+              <w:t xml:space="preserve">EVENT 0x03 LOW_BATTERY </w:t>
+            </w:r>
+            <w:r>
+              <w:t xml:space="preserve"> </w:t>
+            </w:r>
+            <w:r>
+              <w:t>由预留转为正式定义（增加</w:t>
+            </w:r>
+            <w:r>
+              <w:t xml:space="preserve"> </w:t>
+            </w:r>
+            <w:r>
+              <w:t xml:space="preserve"> percent </w:t>
+            </w:r>
+            <w:r>
+              <w:t xml:space="preserve"> </w:t>
+            </w:r>
+            <w:r>
+              <w:t>字段）；新增</w:t>
+            </w:r>
+            <w:r>
+              <w:t xml:space="preserve"> </w:t>
+            </w:r>
+            <w:r>
+              <w:t xml:space="preserve"> 10.7 </w:t>
+            </w:r>
+            <w:r>
+              <w:t xml:space="preserve"> </w:t>
+            </w:r>
+            <w:r>
+              <w:t>电池监测时序</w:t>
             </w:r>
           </w:p>
         </w:tc>
@@ -7048,6 +7270,38 @@
         <w:tc>
           <w:tcPr>
             <w:tcW w:type="dxa" w:w="1728"/>
+            <w:shd w:fill="E8F6EF" w:val="clear" w:color="auto"/>
+            <w:vAlign w:val="center"/>
+            <w:tcBorders>
+              <w:top w:val="single" w:sz="6" w:space="0" w:color="B8C9D6"/>
+              <w:bottom w:val="single" w:sz="6" w:space="0" w:color="B8C9D6"/>
+              <w:left w:val="single" w:sz="18" w:space="0" w:color="117A4F"/>
+              <w:right w:val="single" w:sz="6" w:space="0" w:color="B8C9D6"/>
+            </w:tcBorders>
+            <w:tcMar>
+              <w:top w:w="90" w:type="dxa"/>
+              <w:bottom w:w="90" w:type="dxa"/>
+              <w:left w:w="135" w:type="dxa"/>
+              <w:right w:w="135" w:type="dxa"/>
+            </w:tcMar>
+          </w:tcPr>
+          <w:p>
+            <w:pPr>
+              <w:spacing w:line="240" w:lineRule="auto" w:before="60" w:after="60"/>
+            </w:pPr>
+            <w:r>
+              <w:rPr>
+                <w:b/>
+                <w:color w:val="117A4F"/>
+              </w:rPr>
+              <w:t>0x08</w:t>
+            </w:r>
+          </w:p>
+        </w:tc>
+        <w:tc>
+          <w:tcPr>
+            <w:tcW w:type="dxa" w:w="1728"/>
+            <w:shd w:fill="E8F6EF" w:val="clear" w:color="auto"/>
             <w:vAlign w:val="center"/>
             <w:tcBorders>
               <w:top w:val="single" w:sz="6" w:space="0" w:color="B8C9D6"/>
@@ -7067,13 +7321,14 @@
               <w:spacing w:line="240" w:lineRule="auto" w:before="60" w:after="60"/>
             </w:pPr>
             <w:r>
-              <w:t>0x10</w:t>
+              <w:t>BATTERY</w:t>
             </w:r>
           </w:p>
         </w:tc>
         <w:tc>
           <w:tcPr>
             <w:tcW w:type="dxa" w:w="1728"/>
+            <w:shd w:fill="E8F6EF" w:val="clear" w:color="auto"/>
             <w:vAlign w:val="center"/>
             <w:tcBorders>
               <w:top w:val="single" w:sz="6" w:space="0" w:color="B8C9D6"/>
@@ -7093,13 +7348,26 @@
               <w:spacing w:line="240" w:lineRule="auto" w:before="60" w:after="60"/>
             </w:pPr>
             <w:r>
-              <w:t>MODULE_STATUS</w:t>
+              <w:t>设备</w:t>
+            </w:r>
+            <w:r>
+              <w:t xml:space="preserve"> </w:t>
+            </w:r>
+            <w:r>
+              <w:t>→</w:t>
+            </w:r>
+            <w:r>
+              <w:t xml:space="preserve"> </w:t>
+            </w:r>
+            <w:r>
+              <w:t>上位机</w:t>
             </w:r>
           </w:p>
         </w:tc>
         <w:tc>
           <w:tcPr>
             <w:tcW w:type="dxa" w:w="1728"/>
+            <w:shd w:fill="E8F6EF" w:val="clear" w:color="auto"/>
             <w:vAlign w:val="center"/>
             <w:tcBorders>
               <w:top w:val="single" w:sz="6" w:space="0" w:color="B8C9D6"/>
@@ -7119,25 +7387,20 @@
               <w:spacing w:line="240" w:lineRule="auto" w:before="60" w:after="60"/>
             </w:pPr>
             <w:r>
-              <w:t>设备</w:t>
-            </w:r>
-            <w:r>
-              <w:t xml:space="preserve"> </w:t>
-            </w:r>
-            <w:r>
-              <w:t>→</w:t>
-            </w:r>
-            <w:r>
-              <w:t xml:space="preserve"> </w:t>
-            </w:r>
-            <w:r>
-              <w:t>上位机</w:t>
+              <w:t>2 s</w:t>
+            </w:r>
+            <w:r>
+              <w:t xml:space="preserve"> </w:t>
+            </w:r>
+            <w:r>
+              <w:t>（可轮询）</w:t>
             </w:r>
           </w:p>
         </w:tc>
         <w:tc>
           <w:tcPr>
             <w:tcW w:type="dxa" w:w="1728"/>
+            <w:shd w:fill="E8F6EF" w:val="clear" w:color="auto"/>
             <w:vAlign w:val="center"/>
             <w:tcBorders>
               <w:top w:val="single" w:sz="6" w:space="0" w:color="B8C9D6"/>
@@ -7157,39 +7420,55 @@
               <w:spacing w:line="240" w:lineRule="auto" w:before="60" w:after="60"/>
             </w:pPr>
             <w:r>
-              <w:t xml:space="preserve">1 Hz </w:t>
-            </w:r>
-            <w:r>
-              <w:t xml:space="preserve"> </w:t>
-            </w:r>
-            <w:r>
-              <w:t>或变更时</w:t>
-            </w:r>
-          </w:p>
-        </w:tc>
-        <w:tc>
-          <w:tcPr>
-            <w:tcW w:type="dxa" w:w="1728"/>
-            <w:vAlign w:val="center"/>
-            <w:tcBorders>
-              <w:top w:val="single" w:sz="6" w:space="0" w:color="B8C9D6"/>
-              <w:bottom w:val="single" w:sz="6" w:space="0" w:color="B8C9D6"/>
-              <w:left w:val="single" w:sz="6" w:space="0" w:color="B8C9D6"/>
-              <w:right w:val="single" w:sz="6" w:space="0" w:color="B8C9D6"/>
-            </w:tcBorders>
-            <w:tcMar>
-              <w:top w:w="90" w:type="dxa"/>
-              <w:bottom w:w="90" w:type="dxa"/>
-              <w:left w:w="135" w:type="dxa"/>
-              <w:right w:w="135" w:type="dxa"/>
-            </w:tcMar>
-          </w:tcPr>
-          <w:p>
-            <w:pPr>
-              <w:spacing w:line="240" w:lineRule="auto" w:before="60" w:after="60"/>
-            </w:pPr>
-            <w:r>
-              <w:t>全模块状态与电源域实况</w:t>
+              <w:t>电池电量：</w:t>
+            </w:r>
+            <w:r>
+              <w:t xml:space="preserve"> </w:t>
+            </w:r>
+            <w:r>
+              <w:t>VBAT/</w:t>
+            </w:r>
+            <w:r>
+              <w:t xml:space="preserve"> </w:t>
+            </w:r>
+            <w:r>
+              <w:t>百分比</w:t>
+            </w:r>
+            <w:r>
+              <w:t xml:space="preserve"> </w:t>
+            </w:r>
+            <w:r>
+              <w:t>/</w:t>
+            </w:r>
+            <w:r>
+              <w:t xml:space="preserve"> </w:t>
+            </w:r>
+            <w:r>
+              <w:t>充放电标志（</w:t>
+            </w:r>
+            <w:r>
+              <w:t xml:space="preserve"> </w:t>
+            </w:r>
+            <w:r>
+              <w:t xml:space="preserve">nPM1300 </w:t>
+            </w:r>
+            <w:r>
+              <w:t xml:space="preserve"> </w:t>
+            </w:r>
+            <w:r>
+              <w:t>电量计，第</w:t>
+            </w:r>
+            <w:r>
+              <w:t xml:space="preserve"> </w:t>
+            </w:r>
+            <w:r>
+              <w:t xml:space="preserve"> 6.9 </w:t>
+            </w:r>
+            <w:r>
+              <w:t xml:space="preserve"> </w:t>
+            </w:r>
+            <w:r>
+              <w:t>节）</w:t>
             </w:r>
           </w:p>
         </w:tc>
@@ -7218,7 +7497,7 @@
               <w:spacing w:line="240" w:lineRule="auto" w:before="60" w:after="60"/>
             </w:pPr>
             <w:r>
-              <w:t>0x20</w:t>
+              <w:t>0x10</w:t>
             </w:r>
           </w:p>
         </w:tc>
@@ -7245,7 +7524,7 @@
               <w:spacing w:line="240" w:lineRule="auto" w:before="60" w:after="60"/>
             </w:pPr>
             <w:r>
-              <w:t>CMD_ACK</w:t>
+              <w:t>MODULE_STATUS</w:t>
             </w:r>
           </w:p>
         </w:tc>
@@ -7311,7 +7590,13 @@
               <w:spacing w:line="240" w:lineRule="auto" w:before="60" w:after="60"/>
             </w:pPr>
             <w:r>
-              <w:t>事件</w:t>
+              <w:t xml:space="preserve">1 Hz </w:t>
+            </w:r>
+            <w:r>
+              <w:t xml:space="preserve"> </w:t>
+            </w:r>
+            <w:r>
+              <w:t>或变更时</w:t>
             </w:r>
           </w:p>
         </w:tc>
@@ -7338,19 +7623,7 @@
               <w:spacing w:line="240" w:lineRule="auto" w:before="60" w:after="60"/>
             </w:pPr>
             <w:r>
-              <w:t>指令应答（第</w:t>
-            </w:r>
-            <w:r>
-              <w:t xml:space="preserve"> </w:t>
-            </w:r>
-            <w:r>
-              <w:t xml:space="preserve"> 8 </w:t>
-            </w:r>
-            <w:r>
-              <w:t xml:space="preserve"> </w:t>
-            </w:r>
-            <w:r>
-              <w:t>章）</w:t>
+              <w:t>全模块状态与电源域实况</w:t>
             </w:r>
           </w:p>
         </w:tc>
@@ -7378,7 +7651,7 @@
               <w:spacing w:line="240" w:lineRule="auto" w:before="60" w:after="60"/>
             </w:pPr>
             <w:r>
-              <w:t>0x21</w:t>
+              <w:t>0x20</w:t>
             </w:r>
           </w:p>
         </w:tc>
@@ -7404,7 +7677,7 @@
               <w:spacing w:line="240" w:lineRule="auto" w:before="60" w:after="60"/>
             </w:pPr>
             <w:r>
-              <w:t>EVENT</w:t>
+              <w:t>CMD_ACK</w:t>
             </w:r>
           </w:p>
         </w:tc>
@@ -7494,7 +7767,7 @@
               <w:spacing w:line="240" w:lineRule="auto" w:before="60" w:after="60"/>
             </w:pPr>
             <w:r>
-              <w:t>异步事件（第</w:t>
+              <w:t>指令应答（第</w:t>
             </w:r>
             <w:r>
               <w:t xml:space="preserve"> </w:t>
@@ -7535,7 +7808,7 @@
               <w:spacing w:line="240" w:lineRule="auto" w:before="60" w:after="60"/>
             </w:pPr>
             <w:r>
-              <w:t>0x80~0xFF</w:t>
+              <w:t>0x21</w:t>
             </w:r>
           </w:p>
         </w:tc>
@@ -7562,7 +7835,7 @@
               <w:spacing w:line="240" w:lineRule="auto" w:before="60" w:after="60"/>
             </w:pPr>
             <w:r>
-              <w:t>—</w:t>
+              <w:t>EVENT</w:t>
             </w:r>
           </w:p>
         </w:tc>
@@ -7589,7 +7862,19 @@
               <w:spacing w:line="240" w:lineRule="auto" w:before="60" w:after="60"/>
             </w:pPr>
             <w:r>
-              <w:t>—</w:t>
+              <w:t>设备</w:t>
+            </w:r>
+            <w:r>
+              <w:t xml:space="preserve"> </w:t>
+            </w:r>
+            <w:r>
+              <w:t>→</w:t>
+            </w:r>
+            <w:r>
+              <w:t xml:space="preserve"> </w:t>
+            </w:r>
+            <w:r>
+              <w:t>上位机</w:t>
             </w:r>
           </w:p>
         </w:tc>
@@ -7616,7 +7901,7 @@
               <w:spacing w:line="240" w:lineRule="auto" w:before="60" w:after="60"/>
             </w:pPr>
             <w:r>
-              <w:t>—</w:t>
+              <w:t>事件</w:t>
             </w:r>
           </w:p>
         </w:tc>
@@ -7624,6 +7909,150 @@
           <w:tcPr>
             <w:tcW w:type="dxa" w:w="1728"/>
             <w:shd w:fill="F4F9FC" w:val="clear" w:color="auto"/>
+            <w:vAlign w:val="center"/>
+            <w:tcBorders>
+              <w:top w:val="single" w:sz="6" w:space="0" w:color="B8C9D6"/>
+              <w:bottom w:val="single" w:sz="6" w:space="0" w:color="B8C9D6"/>
+              <w:left w:val="single" w:sz="6" w:space="0" w:color="B8C9D6"/>
+              <w:right w:val="single" w:sz="6" w:space="0" w:color="B8C9D6"/>
+            </w:tcBorders>
+            <w:tcMar>
+              <w:top w:w="90" w:type="dxa"/>
+              <w:bottom w:w="90" w:type="dxa"/>
+              <w:left w:w="135" w:type="dxa"/>
+              <w:right w:w="135" w:type="dxa"/>
+            </w:tcMar>
+          </w:tcPr>
+          <w:p>
+            <w:pPr>
+              <w:spacing w:line="240" w:lineRule="auto" w:before="60" w:after="60"/>
+            </w:pPr>
+            <w:r>
+              <w:t>异步事件（第</w:t>
+            </w:r>
+            <w:r>
+              <w:t xml:space="preserve"> </w:t>
+            </w:r>
+            <w:r>
+              <w:t xml:space="preserve"> 8 </w:t>
+            </w:r>
+            <w:r>
+              <w:t xml:space="preserve"> </w:t>
+            </w:r>
+            <w:r>
+              <w:t>章）</w:t>
+            </w:r>
+          </w:p>
+        </w:tc>
+      </w:tr>
+      <w:tr>
+        <w:tc>
+          <w:tcPr>
+            <w:tcW w:type="dxa" w:w="1728"/>
+            <w:vAlign w:val="center"/>
+            <w:tcBorders>
+              <w:top w:val="single" w:sz="6" w:space="0" w:color="B8C9D6"/>
+              <w:bottom w:val="single" w:sz="6" w:space="0" w:color="B8C9D6"/>
+              <w:left w:val="single" w:sz="6" w:space="0" w:color="B8C9D6"/>
+              <w:right w:val="single" w:sz="6" w:space="0" w:color="B8C9D6"/>
+            </w:tcBorders>
+            <w:tcMar>
+              <w:top w:w="90" w:type="dxa"/>
+              <w:bottom w:w="90" w:type="dxa"/>
+              <w:left w:w="135" w:type="dxa"/>
+              <w:right w:w="135" w:type="dxa"/>
+            </w:tcMar>
+          </w:tcPr>
+          <w:p>
+            <w:pPr>
+              <w:spacing w:line="240" w:lineRule="auto" w:before="60" w:after="60"/>
+            </w:pPr>
+            <w:r>
+              <w:t>0x80~0xFF</w:t>
+            </w:r>
+          </w:p>
+        </w:tc>
+        <w:tc>
+          <w:tcPr>
+            <w:tcW w:type="dxa" w:w="1728"/>
+            <w:vAlign w:val="center"/>
+            <w:tcBorders>
+              <w:top w:val="single" w:sz="6" w:space="0" w:color="B8C9D6"/>
+              <w:bottom w:val="single" w:sz="6" w:space="0" w:color="B8C9D6"/>
+              <w:left w:val="single" w:sz="6" w:space="0" w:color="B8C9D6"/>
+              <w:right w:val="single" w:sz="6" w:space="0" w:color="B8C9D6"/>
+            </w:tcBorders>
+            <w:tcMar>
+              <w:top w:w="90" w:type="dxa"/>
+              <w:bottom w:w="90" w:type="dxa"/>
+              <w:left w:w="135" w:type="dxa"/>
+              <w:right w:w="135" w:type="dxa"/>
+            </w:tcMar>
+          </w:tcPr>
+          <w:p>
+            <w:pPr>
+              <w:spacing w:line="240" w:lineRule="auto" w:before="60" w:after="60"/>
+            </w:pPr>
+            <w:r>
+              <w:t>—</w:t>
+            </w:r>
+          </w:p>
+        </w:tc>
+        <w:tc>
+          <w:tcPr>
+            <w:tcW w:type="dxa" w:w="1728"/>
+            <w:vAlign w:val="center"/>
+            <w:tcBorders>
+              <w:top w:val="single" w:sz="6" w:space="0" w:color="B8C9D6"/>
+              <w:bottom w:val="single" w:sz="6" w:space="0" w:color="B8C9D6"/>
+              <w:left w:val="single" w:sz="6" w:space="0" w:color="B8C9D6"/>
+              <w:right w:val="single" w:sz="6" w:space="0" w:color="B8C9D6"/>
+            </w:tcBorders>
+            <w:tcMar>
+              <w:top w:w="90" w:type="dxa"/>
+              <w:bottom w:w="90" w:type="dxa"/>
+              <w:left w:w="135" w:type="dxa"/>
+              <w:right w:w="135" w:type="dxa"/>
+            </w:tcMar>
+          </w:tcPr>
+          <w:p>
+            <w:pPr>
+              <w:spacing w:line="240" w:lineRule="auto" w:before="60" w:after="60"/>
+            </w:pPr>
+            <w:r>
+              <w:t>—</w:t>
+            </w:r>
+          </w:p>
+        </w:tc>
+        <w:tc>
+          <w:tcPr>
+            <w:tcW w:type="dxa" w:w="1728"/>
+            <w:vAlign w:val="center"/>
+            <w:tcBorders>
+              <w:top w:val="single" w:sz="6" w:space="0" w:color="B8C9D6"/>
+              <w:bottom w:val="single" w:sz="6" w:space="0" w:color="B8C9D6"/>
+              <w:left w:val="single" w:sz="6" w:space="0" w:color="B8C9D6"/>
+              <w:right w:val="single" w:sz="6" w:space="0" w:color="B8C9D6"/>
+            </w:tcBorders>
+            <w:tcMar>
+              <w:top w:w="90" w:type="dxa"/>
+              <w:bottom w:w="90" w:type="dxa"/>
+              <w:left w:w="135" w:type="dxa"/>
+              <w:right w:w="135" w:type="dxa"/>
+            </w:tcMar>
+          </w:tcPr>
+          <w:p>
+            <w:pPr>
+              <w:spacing w:line="240" w:lineRule="auto" w:before="60" w:after="60"/>
+            </w:pPr>
+            <w:r>
+              <w:t>—</w:t>
+            </w:r>
+          </w:p>
+        </w:tc>
+        <w:tc>
+          <w:tcPr>
+            <w:tcW w:type="dxa" w:w="1728"/>
             <w:vAlign w:val="center"/>
             <w:tcBorders>
               <w:top w:val="single" w:sz="6" w:space="0" w:color="B8C9D6"/>
@@ -11046,20 +11475,6 @@
     </w:p>
     <w:p>
       <w:pPr>
-        <w:pStyle w:val="Heading1"/>
-      </w:pPr>
-      <w:r>
-        <w:rPr>
-          <w:rFonts w:ascii="Microsoft YaHei" w:eastAsia="Microsoft YaHei" w:hAnsi="Microsoft YaHei" w:cs="Microsoft YaHei" w:hint="eastAsia"/>
-          <w:color w:val="1A5276"/>
-          <w:sz w:val="30"/>
-          <w:lang w:eastAsia="zh-CN"/>
-        </w:rPr>
-        <w:t>7. 指令集（e5a00022 写入）</w:t>
-      </w:r>
-    </w:p>
-    <w:p>
-      <w:pPr>
         <w:pStyle w:val="Heading2"/>
       </w:pPr>
       <w:r>
@@ -11069,7 +11484,16 @@
           <w:sz w:val="25"/>
           <w:lang w:eastAsia="zh-CN"/>
         </w:rPr>
-        <w:t>7.1 指令格式</w:t>
+        <w:t>6.9 BATTERY（0x08）</w:t>
+      </w:r>
+      <w:r>
+        <w:rPr>
+          <w:rFonts w:ascii="Microsoft YaHei" w:eastAsia="Microsoft YaHei" w:hAnsi="Microsoft YaHei" w:cs="Microsoft YaHei" w:hint="eastAsia"/>
+          <w:color w:val="FFFFFF"/>
+          <w:sz w:val="16"/>
+          <w:lang w:eastAsia="zh-CN"/>
+        </w:rPr>
+        <w:t>V0.3 新增</w:t>
       </w:r>
     </w:p>
     <w:p>
@@ -11079,121 +11503,47 @@
           <w:rFonts w:ascii="Microsoft YaHei" w:eastAsia="Microsoft YaHei" w:hAnsi="Microsoft YaHei" w:cs="Microsoft YaHei" w:hint="eastAsia"/>
           <w:lang w:eastAsia="zh-CN"/>
         </w:rPr>
-        <w:t>写入数据</w:t>
-      </w:r>
-      <w:r>
-        <w:t xml:space="preserve"> = CMD</w:t>
+        <w:t>电池电量帧，数据源为</w:t>
+      </w:r>
+      <w:r>
+        <w:t xml:space="preserve"> nPM1300 PMIC </w:t>
       </w:r>
       <w:r>
         <w:rPr>
           <w:rFonts w:ascii="Microsoft YaHei" w:eastAsia="Microsoft YaHei" w:hAnsi="Microsoft YaHei" w:cs="Microsoft YaHei" w:hint="eastAsia"/>
           <w:lang w:eastAsia="zh-CN"/>
         </w:rPr>
-        <w:t>（</w:t>
-      </w:r>
-      <w:r>
-        <w:t>1 B</w:t>
+        <w:t>电量计（</w:t>
+      </w:r>
+      <w:r>
+        <w:t>i2c22</w:t>
       </w:r>
       <w:r>
         <w:rPr>
           <w:rFonts w:ascii="Microsoft YaHei" w:eastAsia="Microsoft YaHei" w:hAnsi="Microsoft YaHei" w:cs="Microsoft YaHei" w:hint="eastAsia"/>
           <w:lang w:eastAsia="zh-CN"/>
         </w:rPr>
-        <w:t>）</w:t>
-      </w:r>
-      <w:r>
-        <w:t>+ PARAMS</w:t>
+        <w:t>，</w:t>
+      </w:r>
+      <w:r>
+        <w:t xml:space="preserve">VBAT </w:t>
       </w:r>
       <w:r>
         <w:rPr>
           <w:rFonts w:ascii="Microsoft YaHei" w:eastAsia="Microsoft YaHei" w:hAnsi="Microsoft YaHei" w:cs="Microsoft YaHei" w:hint="eastAsia"/>
           <w:lang w:eastAsia="zh-CN"/>
         </w:rPr>
-        <w:t>（</w:t>
-      </w:r>
-      <w:r>
-        <w:t>0~n B</w:t>
+        <w:t>实测</w:t>
+      </w:r>
+      <w:r>
+        <w:t xml:space="preserve"> + </w:t>
       </w:r>
       <w:r>
         <w:rPr>
           <w:rFonts w:ascii="Microsoft YaHei" w:eastAsia="Microsoft YaHei" w:hAnsi="Microsoft YaHei" w:cs="Microsoft YaHei" w:hint="eastAsia"/>
           <w:lang w:eastAsia="zh-CN"/>
         </w:rPr>
-        <w:t>）。设备端处理后经</w:t>
-      </w:r>
-      <w:r>
-        <w:t xml:space="preserve"> e5a00023 </w:t>
-      </w:r>
-      <w:r>
-        <w:rPr>
-          <w:rFonts w:ascii="Microsoft YaHei" w:eastAsia="Microsoft YaHei" w:hAnsi="Microsoft YaHei" w:cs="Microsoft YaHei" w:hint="eastAsia"/>
-          <w:lang w:eastAsia="zh-CN"/>
-        </w:rPr>
-        <w:t>回复</w:t>
-      </w:r>
-      <w:r>
-        <w:t xml:space="preserve"> CMD_ACK </w:t>
-      </w:r>
-      <w:r>
-        <w:rPr>
-          <w:rFonts w:ascii="Microsoft YaHei" w:eastAsia="Microsoft YaHei" w:hAnsi="Microsoft YaHei" w:cs="Microsoft YaHei" w:hint="eastAsia"/>
-          <w:lang w:eastAsia="zh-CN"/>
-        </w:rPr>
-        <w:t>帧（第</w:t>
-      </w:r>
-      <w:r>
-        <w:t xml:space="preserve"> 8 </w:t>
-      </w:r>
-      <w:r>
-        <w:rPr>
-          <w:rFonts w:ascii="Microsoft YaHei" w:eastAsia="Microsoft YaHei" w:hAnsi="Microsoft YaHei" w:cs="Microsoft YaHei" w:hint="eastAsia"/>
-          <w:lang w:eastAsia="zh-CN"/>
-        </w:rPr>
-        <w:t>章）。支持</w:t>
-      </w:r>
-      <w:r>
-        <w:t xml:space="preserve"> Write With Response</w:t>
-      </w:r>
-      <w:r>
-        <w:rPr>
-          <w:rFonts w:ascii="Microsoft YaHei" w:eastAsia="Microsoft YaHei" w:hAnsi="Microsoft YaHei" w:cs="Microsoft YaHei" w:hint="eastAsia"/>
-          <w:lang w:eastAsia="zh-CN"/>
-        </w:rPr>
-        <w:t>（推荐，可获</w:t>
-      </w:r>
-      <w:r>
-        <w:t xml:space="preserve"> ATT </w:t>
-      </w:r>
-      <w:r>
-        <w:rPr>
-          <w:rFonts w:ascii="Microsoft YaHei" w:eastAsia="Microsoft YaHei" w:hAnsi="Microsoft YaHei" w:cs="Microsoft YaHei" w:hint="eastAsia"/>
-          <w:lang w:eastAsia="zh-CN"/>
-        </w:rPr>
-        <w:t>层确认）与</w:t>
-      </w:r>
-      <w:r>
-        <w:t xml:space="preserve"> Write Without Response</w:t>
-      </w:r>
-      <w:r>
-        <w:rPr>
-          <w:rFonts w:ascii="Microsoft YaHei" w:eastAsia="Microsoft YaHei" w:hAnsi="Microsoft YaHei" w:cs="Microsoft YaHei" w:hint="eastAsia"/>
-          <w:lang w:eastAsia="zh-CN"/>
-        </w:rPr>
-        <w:t>。</w:t>
-      </w:r>
-    </w:p>
-    <w:p>
-      <w:pPr>
-        <w:pStyle w:val="Heading2"/>
-      </w:pPr>
-      <w:r>
-        <w:rPr>
-          <w:rFonts w:ascii="Microsoft YaHei" w:eastAsia="Microsoft YaHei" w:hAnsi="Microsoft YaHei" w:cs="Microsoft YaHei" w:hint="eastAsia"/>
-          <w:color w:val="2175B0"/>
-          <w:sz w:val="25"/>
-          <w:lang w:eastAsia="zh-CN"/>
-        </w:rPr>
-        <w:t>7.2 指令表</w:t>
+        <w:t>充放电状态）：</w:t>
       </w:r>
     </w:p>
     <w:tbl>
@@ -11237,7 +11587,7 @@
                 <w:b/>
                 <w:color w:val="FFFFFF"/>
               </w:rPr>
-              <w:t>CMD</w:t>
+              <w:t>偏移</w:t>
             </w:r>
           </w:p>
         </w:tc>
@@ -11269,7 +11619,7 @@
                 <w:b/>
                 <w:color w:val="FFFFFF"/>
               </w:rPr>
-              <w:t>名称</w:t>
+              <w:t>字段</w:t>
             </w:r>
           </w:p>
         </w:tc>
@@ -11301,7 +11651,7 @@
                 <w:b/>
                 <w:color w:val="FFFFFF"/>
               </w:rPr>
-              <w:t>PARAMS</w:t>
+              <w:t>类型</w:t>
             </w:r>
           </w:p>
         </w:tc>
@@ -11362,7 +11712,7 @@
               <w:spacing w:line="240" w:lineRule="auto" w:before="60" w:after="60"/>
             </w:pPr>
             <w:r>
-              <w:t>0x01</w:t>
+              <w:t>+0</w:t>
             </w:r>
           </w:p>
         </w:tc>
@@ -11389,7 +11739,7 @@
               <w:spacing w:line="240" w:lineRule="auto" w:before="60" w:after="60"/>
             </w:pPr>
             <w:r>
-              <w:t>LED_SET</w:t>
+              <w:t>status</w:t>
             </w:r>
           </w:p>
         </w:tc>
@@ -11416,25 +11766,7 @@
               <w:spacing w:line="240" w:lineRule="auto" w:before="60" w:after="60"/>
             </w:pPr>
             <w:r>
-              <w:t>mask</w:t>
-            </w:r>
-            <w:r>
-              <w:t xml:space="preserve"> </w:t>
-            </w:r>
-            <w:r>
-              <w:t>（</w:t>
-            </w:r>
-            <w:r>
-              <w:t xml:space="preserve"> </w:t>
-            </w:r>
-            <w:r>
-              <w:t>1 B</w:t>
-            </w:r>
-            <w:r>
-              <w:t xml:space="preserve"> </w:t>
-            </w:r>
-            <w:r>
-              <w:t>）</w:t>
+              <w:t>uint8</w:t>
             </w:r>
           </w:p>
         </w:tc>
@@ -11461,49 +11793,31 @@
               <w:spacing w:line="240" w:lineRule="auto" w:before="60" w:after="60"/>
             </w:pPr>
             <w:r>
-              <w:t>bit0=LED0</w:t>
-            </w:r>
-            <w:r>
-              <w:t xml:space="preserve"> </w:t>
-            </w:r>
-            <w:r>
-              <w:t>（红），</w:t>
-            </w:r>
-            <w:r>
-              <w:t xml:space="preserve"> </w:t>
-            </w:r>
-            <w:r>
-              <w:t>bit1=LED1</w:t>
-            </w:r>
-            <w:r>
-              <w:t xml:space="preserve"> </w:t>
-            </w:r>
-            <w:r>
-              <w:t>（蓝）；</w:t>
-            </w:r>
-            <w:r>
-              <w:t xml:space="preserve"> </w:t>
-            </w:r>
-            <w:r>
-              <w:t xml:space="preserve">task-V1.06 </w:t>
-            </w:r>
-            <w:r>
-              <w:t xml:space="preserve"> </w:t>
-            </w:r>
-            <w:r>
-              <w:t>起为</w:t>
-            </w:r>
-            <w:r>
-              <w:t xml:space="preserve"> </w:t>
-            </w:r>
-            <w:r>
-              <w:t xml:space="preserve"> LED </w:t>
-            </w:r>
-            <w:r>
-              <w:t xml:space="preserve"> </w:t>
-            </w:r>
-            <w:r>
-              <w:t>唯一控制入口</w:t>
+              <w:t>模块状态位图（恒为</w:t>
+            </w:r>
+            <w:r>
+              <w:t xml:space="preserve"> </w:t>
+            </w:r>
+            <w:r>
+              <w:t xml:space="preserve"> 1=PRESENT</w:t>
+            </w:r>
+            <w:r>
+              <w:t xml:space="preserve"> </w:t>
+            </w:r>
+            <w:r>
+              <w:t>，</w:t>
+            </w:r>
+            <w:r>
+              <w:t xml:space="preserve"> </w:t>
+            </w:r>
+            <w:r>
+              <w:t xml:space="preserve">PMIC </w:t>
+            </w:r>
+            <w:r>
+              <w:t xml:space="preserve"> </w:t>
+            </w:r>
+            <w:r>
+              <w:t>在主板无缺席态）</w:t>
             </w:r>
           </w:p>
         </w:tc>
@@ -11531,7 +11845,7 @@
               <w:spacing w:line="240" w:lineRule="auto" w:before="60" w:after="60"/>
             </w:pPr>
             <w:r>
-              <w:t>0x02</w:t>
+              <w:t>+1</w:t>
             </w:r>
           </w:p>
         </w:tc>
@@ -11557,7 +11871,7 @@
               <w:spacing w:line="240" w:lineRule="auto" w:before="60" w:after="60"/>
             </w:pPr>
             <w:r>
-              <w:t>PWR_SET</w:t>
+              <w:t>vbat_mv</w:t>
             </w:r>
           </w:p>
         </w:tc>
@@ -11583,49 +11897,7 @@
               <w:spacing w:line="240" w:lineRule="auto" w:before="60" w:after="60"/>
             </w:pPr>
             <w:r>
-              <w:t>domain</w:t>
-            </w:r>
-            <w:r>
-              <w:t xml:space="preserve"> </w:t>
-            </w:r>
-            <w:r>
-              <w:t>（</w:t>
-            </w:r>
-            <w:r>
-              <w:t xml:space="preserve"> </w:t>
-            </w:r>
-            <w:r>
-              <w:t>1 B</w:t>
-            </w:r>
-            <w:r>
-              <w:t xml:space="preserve"> </w:t>
-            </w:r>
-            <w:r>
-              <w:t>）</w:t>
-            </w:r>
-            <w:r>
-              <w:t xml:space="preserve"> </w:t>
-            </w:r>
-            <w:r>
-              <w:t>+ onoff</w:t>
-            </w:r>
-            <w:r>
-              <w:t xml:space="preserve"> </w:t>
-            </w:r>
-            <w:r>
-              <w:t>（</w:t>
-            </w:r>
-            <w:r>
-              <w:t xml:space="preserve"> </w:t>
-            </w:r>
-            <w:r>
-              <w:t>1 B</w:t>
-            </w:r>
-            <w:r>
-              <w:t xml:space="preserve"> </w:t>
-            </w:r>
-            <w:r>
-              <w:t>）</w:t>
+              <w:t>uint16</w:t>
             </w:r>
           </w:p>
         </w:tc>
@@ -11651,97 +11923,31 @@
               <w:spacing w:line="240" w:lineRule="auto" w:before="60" w:after="60"/>
             </w:pPr>
             <w:r>
-              <w:t>domain</w:t>
-            </w:r>
-            <w:r>
-              <w:t xml:space="preserve"> </w:t>
-            </w:r>
-            <w:r>
-              <w:t>：</w:t>
-            </w:r>
-            <w:r>
-              <w:t xml:space="preserve"> </w:t>
-            </w:r>
-            <w:r>
-              <w:t>0=SENS</w:t>
-            </w:r>
-            <w:r>
-              <w:t xml:space="preserve"> </w:t>
-            </w:r>
-            <w:r>
-              <w:t>，</w:t>
-            </w:r>
-            <w:r>
-              <w:t xml:space="preserve"> </w:t>
-            </w:r>
-            <w:r>
-              <w:t>1=STORE</w:t>
-            </w:r>
-            <w:r>
-              <w:t xml:space="preserve"> </w:t>
-            </w:r>
-            <w:r>
-              <w:t>，</w:t>
-            </w:r>
-            <w:r>
-              <w:t xml:space="preserve"> </w:t>
-            </w:r>
-            <w:r>
-              <w:t>2=ANALOG</w:t>
-            </w:r>
-            <w:r>
-              <w:t xml:space="preserve"> </w:t>
-            </w:r>
-            <w:r>
-              <w:t>；</w:t>
-            </w:r>
-            <w:r>
-              <w:t xml:space="preserve"> </w:t>
-            </w:r>
-            <w:r>
-              <w:t>onoff</w:t>
-            </w:r>
-            <w:r>
-              <w:t xml:space="preserve"> </w:t>
-            </w:r>
-            <w:r>
-              <w:t>：</w:t>
-            </w:r>
-            <w:r>
-              <w:t xml:space="preserve"> </w:t>
-            </w:r>
-            <w:r>
-              <w:t>0=</w:t>
-            </w:r>
-            <w:r>
-              <w:t xml:space="preserve"> </w:t>
-            </w:r>
-            <w:r>
-              <w:t>断电，</w:t>
-            </w:r>
-            <w:r>
-              <w:t xml:space="preserve"> </w:t>
-            </w:r>
-            <w:r>
-              <w:t>1=</w:t>
-            </w:r>
-            <w:r>
-              <w:t xml:space="preserve"> </w:t>
-            </w:r>
-            <w:r>
-              <w:t>上电；全开</w:t>
-            </w:r>
-            <w:r>
-              <w:t xml:space="preserve"> </w:t>
-            </w:r>
-            <w:r>
-              <w:t>/</w:t>
-            </w:r>
-            <w:r>
-              <w:t xml:space="preserve"> </w:t>
-            </w:r>
-            <w:r>
-              <w:t>全关由上位机连发三条实现</w:t>
+              <w:t>电池电压，单位</w:t>
+            </w:r>
+            <w:r>
+              <w:t xml:space="preserve"> </w:t>
+            </w:r>
+            <w:r>
+              <w:t xml:space="preserve"> mV</w:t>
+            </w:r>
+            <w:r>
+              <w:t xml:space="preserve"> </w:t>
+            </w:r>
+            <w:r>
+              <w:t>（锂电窗口</w:t>
+            </w:r>
+            <w:r>
+              <w:t xml:space="preserve"> </w:t>
+            </w:r>
+            <w:r>
+              <w:t xml:space="preserve"> 3300~4200</w:t>
+            </w:r>
+            <w:r>
+              <w:t xml:space="preserve"> </w:t>
+            </w:r>
+            <w:r>
+              <w:t>）</w:t>
             </w:r>
           </w:p>
         </w:tc>
@@ -11770,7 +11976,7 @@
               <w:spacing w:line="240" w:lineRule="auto" w:before="60" w:after="60"/>
             </w:pPr>
             <w:r>
-              <w:t>0x03</w:t>
+              <w:t>+3</w:t>
             </w:r>
           </w:p>
         </w:tc>
@@ -11797,7 +12003,7 @@
               <w:spacing w:line="240" w:lineRule="auto" w:before="60" w:after="60"/>
             </w:pPr>
             <w:r>
-              <w:t>SENSOR_EN</w:t>
+              <w:t>percent</w:t>
             </w:r>
           </w:p>
         </w:tc>
@@ -11824,49 +12030,7 @@
               <w:spacing w:line="240" w:lineRule="auto" w:before="60" w:after="60"/>
             </w:pPr>
             <w:r>
-              <w:t>sensor_id</w:t>
-            </w:r>
-            <w:r>
-              <w:t xml:space="preserve"> </w:t>
-            </w:r>
-            <w:r>
-              <w:t>（</w:t>
-            </w:r>
-            <w:r>
-              <w:t xml:space="preserve"> </w:t>
-            </w:r>
-            <w:r>
-              <w:t>1 B</w:t>
-            </w:r>
-            <w:r>
-              <w:t xml:space="preserve"> </w:t>
-            </w:r>
-            <w:r>
-              <w:t>）</w:t>
-            </w:r>
-            <w:r>
-              <w:t xml:space="preserve"> </w:t>
-            </w:r>
-            <w:r>
-              <w:t>+ onoff</w:t>
-            </w:r>
-            <w:r>
-              <w:t xml:space="preserve"> </w:t>
-            </w:r>
-            <w:r>
-              <w:t>（</w:t>
-            </w:r>
-            <w:r>
-              <w:t xml:space="preserve"> </w:t>
-            </w:r>
-            <w:r>
-              <w:t>1 B</w:t>
-            </w:r>
-            <w:r>
-              <w:t xml:space="preserve"> </w:t>
-            </w:r>
-            <w:r>
-              <w:t>）</w:t>
+              <w:t>uint8</w:t>
             </w:r>
           </w:p>
         </w:tc>
@@ -11893,25 +12057,25 @@
               <w:spacing w:line="240" w:lineRule="auto" w:before="60" w:after="60"/>
             </w:pPr>
             <w:r>
-              <w:t>传感器采集启停（</w:t>
-            </w:r>
-            <w:r>
-              <w:t xml:space="preserve"> </w:t>
-            </w:r>
-            <w:r>
-              <w:t xml:space="preserve">sensor_id </w:t>
-            </w:r>
-            <w:r>
-              <w:t xml:space="preserve"> </w:t>
-            </w:r>
-            <w:r>
-              <w:t>见</w:t>
-            </w:r>
-            <w:r>
-              <w:t xml:space="preserve"> </w:t>
-            </w:r>
-            <w:r>
-              <w:t xml:space="preserve"> 7.3</w:t>
+              <w:t>电量百分比</w:t>
+            </w:r>
+            <w:r>
+              <w:t xml:space="preserve"> </w:t>
+            </w:r>
+            <w:r>
+              <w:t xml:space="preserve"> 0~100</w:t>
+            </w:r>
+            <w:r>
+              <w:t xml:space="preserve"> </w:t>
+            </w:r>
+            <w:r>
+              <w:t>（线性映射，后续可换库仑计</w:t>
+            </w:r>
+            <w:r>
+              <w:t xml:space="preserve"> </w:t>
+            </w:r>
+            <w:r>
+              <w:t xml:space="preserve"> SOC</w:t>
             </w:r>
             <w:r>
               <w:t xml:space="preserve"> </w:t>
@@ -11945,7 +12109,7 @@
               <w:spacing w:line="240" w:lineRule="auto" w:before="60" w:after="60"/>
             </w:pPr>
             <w:r>
-              <w:t>0x04</w:t>
+              <w:t>+4</w:t>
             </w:r>
           </w:p>
         </w:tc>
@@ -11971,7 +12135,7 @@
               <w:spacing w:line="240" w:lineRule="auto" w:before="60" w:after="60"/>
             </w:pPr>
             <w:r>
-              <w:t>RATE_SET</w:t>
+              <w:t>flags</w:t>
             </w:r>
           </w:p>
         </w:tc>
@@ -11997,49 +12161,7 @@
               <w:spacing w:line="240" w:lineRule="auto" w:before="60" w:after="60"/>
             </w:pPr>
             <w:r>
-              <w:t>sensor_id</w:t>
-            </w:r>
-            <w:r>
-              <w:t xml:space="preserve"> </w:t>
-            </w:r>
-            <w:r>
-              <w:t>（</w:t>
-            </w:r>
-            <w:r>
-              <w:t xml:space="preserve"> </w:t>
-            </w:r>
-            <w:r>
-              <w:t>1 B</w:t>
-            </w:r>
-            <w:r>
-              <w:t xml:space="preserve"> </w:t>
-            </w:r>
-            <w:r>
-              <w:t>）</w:t>
-            </w:r>
-            <w:r>
-              <w:t xml:space="preserve"> </w:t>
-            </w:r>
-            <w:r>
-              <w:t>+ rate_hz</w:t>
-            </w:r>
-            <w:r>
-              <w:t xml:space="preserve"> </w:t>
-            </w:r>
-            <w:r>
-              <w:t>（</w:t>
-            </w:r>
-            <w:r>
-              <w:t xml:space="preserve"> </w:t>
-            </w:r>
-            <w:r>
-              <w:t>1 B</w:t>
-            </w:r>
-            <w:r>
-              <w:t xml:space="preserve"> </w:t>
-            </w:r>
-            <w:r>
-              <w:t>）</w:t>
+              <w:t>uint8</w:t>
             </w:r>
           </w:p>
         </w:tc>
@@ -12065,1805 +12187,49 @@
               <w:spacing w:line="240" w:lineRule="auto" w:before="60" w:after="60"/>
             </w:pPr>
             <w:r>
-              <w:t>采样率，受模块能力约束（</w:t>
-            </w:r>
-            <w:r>
-              <w:t xml:space="preserve"> </w:t>
-            </w:r>
-            <w:r>
-              <w:t xml:space="preserve">IMU/QVAR </w:t>
-            </w:r>
-            <w:r>
-              <w:t xml:space="preserve"> </w:t>
-            </w:r>
-            <w:r>
-              <w:t>支持</w:t>
-            </w:r>
-            <w:r>
-              <w:t xml:space="preserve"> </w:t>
-            </w:r>
-            <w:r>
-              <w:t xml:space="preserve"> 15/30/60 Hz</w:t>
+              <w:t>bit0=</w:t>
+            </w:r>
+            <w:r>
+              <w:t xml:space="preserve"> </w:t>
+            </w:r>
+            <w:r>
+              <w:t>充电中，</w:t>
+            </w:r>
+            <w:r>
+              <w:t xml:space="preserve"> </w:t>
+            </w:r>
+            <w:r>
+              <w:t>bit1=</w:t>
+            </w:r>
+            <w:r>
+              <w:t xml:space="preserve"> </w:t>
+            </w:r>
+            <w:r>
+              <w:t>已充满，</w:t>
+            </w:r>
+            <w:r>
+              <w:t xml:space="preserve"> </w:t>
+            </w:r>
+            <w:r>
+              <w:t>bit2=</w:t>
+            </w:r>
+            <w:r>
+              <w:t xml:space="preserve"> </w:t>
+            </w:r>
+            <w:r>
+              <w:t>低电（</w:t>
+            </w:r>
+            <w:r>
+              <w:t xml:space="preserve"> </w:t>
+            </w:r>
+            <w:r>
+              <w:t>percent ≤ 15</w:t>
             </w:r>
             <w:r>
               <w:t xml:space="preserve"> </w:t>
             </w:r>
             <w:r>
               <w:t>）</w:t>
-            </w:r>
-          </w:p>
-        </w:tc>
-      </w:tr>
-      <w:tr>
-        <w:tc>
-          <w:tcPr>
-            <w:tcW w:type="dxa" w:w="2160"/>
-            <w:shd w:fill="F4F9FC" w:val="clear" w:color="auto"/>
-            <w:vAlign w:val="center"/>
-            <w:tcBorders>
-              <w:top w:val="single" w:sz="6" w:space="0" w:color="B8C9D6"/>
-              <w:bottom w:val="single" w:sz="6" w:space="0" w:color="B8C9D6"/>
-              <w:left w:val="single" w:sz="6" w:space="0" w:color="B8C9D6"/>
-              <w:right w:val="single" w:sz="6" w:space="0" w:color="B8C9D6"/>
-            </w:tcBorders>
-            <w:tcMar>
-              <w:top w:w="90" w:type="dxa"/>
-              <w:bottom w:w="90" w:type="dxa"/>
-              <w:left w:w="135" w:type="dxa"/>
-              <w:right w:w="135" w:type="dxa"/>
-            </w:tcMar>
-          </w:tcPr>
-          <w:p>
-            <w:pPr>
-              <w:spacing w:line="240" w:lineRule="auto" w:before="60" w:after="60"/>
-            </w:pPr>
-            <w:r>
-              <w:t>0x05</w:t>
-            </w:r>
-          </w:p>
-        </w:tc>
-        <w:tc>
-          <w:tcPr>
-            <w:tcW w:type="dxa" w:w="2160"/>
-            <w:shd w:fill="F4F9FC" w:val="clear" w:color="auto"/>
-            <w:vAlign w:val="center"/>
-            <w:tcBorders>
-              <w:top w:val="single" w:sz="6" w:space="0" w:color="B8C9D6"/>
-              <w:bottom w:val="single" w:sz="6" w:space="0" w:color="B8C9D6"/>
-              <w:left w:val="single" w:sz="6" w:space="0" w:color="B8C9D6"/>
-              <w:right w:val="single" w:sz="6" w:space="0" w:color="B8C9D6"/>
-            </w:tcBorders>
-            <w:tcMar>
-              <w:top w:w="90" w:type="dxa"/>
-              <w:bottom w:w="90" w:type="dxa"/>
-              <w:left w:w="135" w:type="dxa"/>
-              <w:right w:w="135" w:type="dxa"/>
-            </w:tcMar>
-          </w:tcPr>
-          <w:p>
-            <w:pPr>
-              <w:spacing w:line="240" w:lineRule="auto" w:before="60" w:after="60"/>
-            </w:pPr>
-            <w:r>
-              <w:t>QVAR_CFG</w:t>
-            </w:r>
-          </w:p>
-        </w:tc>
-        <w:tc>
-          <w:tcPr>
-            <w:tcW w:type="dxa" w:w="2160"/>
-            <w:shd w:fill="F4F9FC" w:val="clear" w:color="auto"/>
-            <w:vAlign w:val="center"/>
-            <w:tcBorders>
-              <w:top w:val="single" w:sz="6" w:space="0" w:color="B8C9D6"/>
-              <w:bottom w:val="single" w:sz="6" w:space="0" w:color="B8C9D6"/>
-              <w:left w:val="single" w:sz="6" w:space="0" w:color="B8C9D6"/>
-              <w:right w:val="single" w:sz="6" w:space="0" w:color="B8C9D6"/>
-            </w:tcBorders>
-            <w:tcMar>
-              <w:top w:w="90" w:type="dxa"/>
-              <w:bottom w:w="90" w:type="dxa"/>
-              <w:left w:w="135" w:type="dxa"/>
-              <w:right w:w="135" w:type="dxa"/>
-            </w:tcMar>
-          </w:tcPr>
-          <w:p>
-            <w:pPr>
-              <w:spacing w:line="240" w:lineRule="auto" w:before="60" w:after="60"/>
-            </w:pPr>
-            <w:r>
-              <w:t>ch</w:t>
-            </w:r>
-            <w:r>
-              <w:t xml:space="preserve"> </w:t>
-            </w:r>
-            <w:r>
-              <w:t>（</w:t>
-            </w:r>
-            <w:r>
-              <w:t xml:space="preserve"> </w:t>
-            </w:r>
-            <w:r>
-              <w:t>1 B</w:t>
-            </w:r>
-            <w:r>
-              <w:t xml:space="preserve"> </w:t>
-            </w:r>
-            <w:r>
-              <w:t>）</w:t>
-            </w:r>
-            <w:r>
-              <w:t xml:space="preserve"> </w:t>
-            </w:r>
-            <w:r>
-              <w:t>+ zin</w:t>
-            </w:r>
-            <w:r>
-              <w:t xml:space="preserve"> </w:t>
-            </w:r>
-            <w:r>
-              <w:t>（</w:t>
-            </w:r>
-            <w:r>
-              <w:t xml:space="preserve"> </w:t>
-            </w:r>
-            <w:r>
-              <w:t>1 B</w:t>
-            </w:r>
-            <w:r>
-              <w:t xml:space="preserve"> </w:t>
-            </w:r>
-            <w:r>
-              <w:t>）</w:t>
-            </w:r>
-          </w:p>
-        </w:tc>
-        <w:tc>
-          <w:tcPr>
-            <w:tcW w:type="dxa" w:w="2160"/>
-            <w:shd w:fill="F4F9FC" w:val="clear" w:color="auto"/>
-            <w:vAlign w:val="center"/>
-            <w:tcBorders>
-              <w:top w:val="single" w:sz="6" w:space="0" w:color="B8C9D6"/>
-              <w:bottom w:val="single" w:sz="6" w:space="0" w:color="B8C9D6"/>
-              <w:left w:val="single" w:sz="6" w:space="0" w:color="B8C9D6"/>
-              <w:right w:val="single" w:sz="6" w:space="0" w:color="B8C9D6"/>
-            </w:tcBorders>
-            <w:tcMar>
-              <w:top w:w="90" w:type="dxa"/>
-              <w:bottom w:w="90" w:type="dxa"/>
-              <w:left w:w="135" w:type="dxa"/>
-              <w:right w:w="135" w:type="dxa"/>
-            </w:tcMar>
-          </w:tcPr>
-          <w:p>
-            <w:pPr>
-              <w:spacing w:line="240" w:lineRule="auto" w:before="60" w:after="60"/>
-            </w:pPr>
-            <w:r>
-              <w:t>ch</w:t>
-            </w:r>
-            <w:r>
-              <w:t xml:space="preserve"> </w:t>
-            </w:r>
-            <w:r>
-              <w:t>：</w:t>
-            </w:r>
-            <w:r>
-              <w:t xml:space="preserve"> </w:t>
-            </w:r>
-            <w:r>
-              <w:t>0=A</w:t>
-            </w:r>
-            <w:r>
-              <w:t xml:space="preserve"> </w:t>
-            </w:r>
-            <w:r>
-              <w:t>，</w:t>
-            </w:r>
-            <w:r>
-              <w:t xml:space="preserve"> </w:t>
-            </w:r>
-            <w:r>
-              <w:t>1=B</w:t>
-            </w:r>
-            <w:r>
-              <w:t xml:space="preserve"> </w:t>
-            </w:r>
-            <w:r>
-              <w:t>；</w:t>
-            </w:r>
-            <w:r>
-              <w:t xml:space="preserve"> </w:t>
-            </w:r>
-            <w:r>
-              <w:t>zin</w:t>
-            </w:r>
-            <w:r>
-              <w:t xml:space="preserve"> </w:t>
-            </w:r>
-            <w:r>
-              <w:t>：</w:t>
-            </w:r>
-            <w:r>
-              <w:t xml:space="preserve"> </w:t>
-            </w:r>
-            <w:r>
-              <w:t>0=2400 MΩ</w:t>
-            </w:r>
-            <w:r>
-              <w:t xml:space="preserve"> </w:t>
-            </w:r>
-            <w:r>
-              <w:t>，</w:t>
-            </w:r>
-            <w:r>
-              <w:t xml:space="preserve"> </w:t>
-            </w:r>
-            <w:r>
-              <w:t>1=730 MΩ</w:t>
-            </w:r>
-            <w:r>
-              <w:t xml:space="preserve"> </w:t>
-            </w:r>
-            <w:r>
-              <w:t>，</w:t>
-            </w:r>
-            <w:r>
-              <w:t xml:space="preserve"> </w:t>
-            </w:r>
-            <w:r>
-              <w:t>2=300 MΩ</w:t>
-            </w:r>
-            <w:r>
-              <w:t xml:space="preserve"> </w:t>
-            </w:r>
-            <w:r>
-              <w:t>，</w:t>
-            </w:r>
-            <w:r>
-              <w:t xml:space="preserve"> </w:t>
-            </w:r>
-            <w:r>
-              <w:t>3=255 MΩ</w:t>
-            </w:r>
-          </w:p>
-        </w:tc>
-      </w:tr>
-      <w:tr>
-        <w:tc>
-          <w:tcPr>
-            <w:tcW w:type="dxa" w:w="2160"/>
-            <w:vAlign w:val="center"/>
-            <w:tcBorders>
-              <w:top w:val="single" w:sz="6" w:space="0" w:color="B8C9D6"/>
-              <w:bottom w:val="single" w:sz="6" w:space="0" w:color="B8C9D6"/>
-              <w:left w:val="single" w:sz="6" w:space="0" w:color="B8C9D6"/>
-              <w:right w:val="single" w:sz="6" w:space="0" w:color="B8C9D6"/>
-            </w:tcBorders>
-            <w:tcMar>
-              <w:top w:w="90" w:type="dxa"/>
-              <w:bottom w:w="90" w:type="dxa"/>
-              <w:left w:w="135" w:type="dxa"/>
-              <w:right w:w="135" w:type="dxa"/>
-            </w:tcMar>
-          </w:tcPr>
-          <w:p>
-            <w:pPr>
-              <w:spacing w:line="240" w:lineRule="auto" w:before="60" w:after="60"/>
-            </w:pPr>
-            <w:r>
-              <w:t>0x06</w:t>
-            </w:r>
-          </w:p>
-        </w:tc>
-        <w:tc>
-          <w:tcPr>
-            <w:tcW w:type="dxa" w:w="2160"/>
-            <w:vAlign w:val="center"/>
-            <w:tcBorders>
-              <w:top w:val="single" w:sz="6" w:space="0" w:color="B8C9D6"/>
-              <w:bottom w:val="single" w:sz="6" w:space="0" w:color="B8C9D6"/>
-              <w:left w:val="single" w:sz="6" w:space="0" w:color="B8C9D6"/>
-              <w:right w:val="single" w:sz="6" w:space="0" w:color="B8C9D6"/>
-            </w:tcBorders>
-            <w:tcMar>
-              <w:top w:w="90" w:type="dxa"/>
-              <w:bottom w:w="90" w:type="dxa"/>
-              <w:left w:w="135" w:type="dxa"/>
-              <w:right w:w="135" w:type="dxa"/>
-            </w:tcMar>
-          </w:tcPr>
-          <w:p>
-            <w:pPr>
-              <w:spacing w:line="240" w:lineRule="auto" w:before="60" w:after="60"/>
-            </w:pPr>
-            <w:r>
-              <w:t>REPROBE</w:t>
-            </w:r>
-          </w:p>
-        </w:tc>
-        <w:tc>
-          <w:tcPr>
-            <w:tcW w:type="dxa" w:w="2160"/>
-            <w:vAlign w:val="center"/>
-            <w:tcBorders>
-              <w:top w:val="single" w:sz="6" w:space="0" w:color="B8C9D6"/>
-              <w:bottom w:val="single" w:sz="6" w:space="0" w:color="B8C9D6"/>
-              <w:left w:val="single" w:sz="6" w:space="0" w:color="B8C9D6"/>
-              <w:right w:val="single" w:sz="6" w:space="0" w:color="B8C9D6"/>
-            </w:tcBorders>
-            <w:tcMar>
-              <w:top w:w="90" w:type="dxa"/>
-              <w:bottom w:w="90" w:type="dxa"/>
-              <w:left w:w="135" w:type="dxa"/>
-              <w:right w:w="135" w:type="dxa"/>
-            </w:tcMar>
-          </w:tcPr>
-          <w:p>
-            <w:pPr>
-              <w:spacing w:line="240" w:lineRule="auto" w:before="60" w:after="60"/>
-            </w:pPr>
-            <w:r>
-              <w:t>sensor_id</w:t>
-            </w:r>
-            <w:r>
-              <w:t xml:space="preserve"> </w:t>
-            </w:r>
-            <w:r>
-              <w:t>（</w:t>
-            </w:r>
-            <w:r>
-              <w:t xml:space="preserve"> </w:t>
-            </w:r>
-            <w:r>
-              <w:t>1 B</w:t>
-            </w:r>
-            <w:r>
-              <w:t xml:space="preserve"> </w:t>
-            </w:r>
-            <w:r>
-              <w:t>）</w:t>
-            </w:r>
-          </w:p>
-        </w:tc>
-        <w:tc>
-          <w:tcPr>
-            <w:tcW w:type="dxa" w:w="2160"/>
-            <w:vAlign w:val="center"/>
-            <w:tcBorders>
-              <w:top w:val="single" w:sz="6" w:space="0" w:color="B8C9D6"/>
-              <w:bottom w:val="single" w:sz="6" w:space="0" w:color="B8C9D6"/>
-              <w:left w:val="single" w:sz="6" w:space="0" w:color="B8C9D6"/>
-              <w:right w:val="single" w:sz="6" w:space="0" w:color="B8C9D6"/>
-            </w:tcBorders>
-            <w:tcMar>
-              <w:top w:w="90" w:type="dxa"/>
-              <w:bottom w:w="90" w:type="dxa"/>
-              <w:left w:w="135" w:type="dxa"/>
-              <w:right w:w="135" w:type="dxa"/>
-            </w:tcMar>
-          </w:tcPr>
-          <w:p>
-            <w:pPr>
-              <w:spacing w:line="240" w:lineRule="auto" w:before="60" w:after="60"/>
-            </w:pPr>
-            <w:r>
-              <w:t>热插拔重探测，调用模块</w:t>
-            </w:r>
-            <w:r>
-              <w:t xml:space="preserve"> </w:t>
-            </w:r>
-            <w:r>
-              <w:t xml:space="preserve"> reprobe API</w:t>
-            </w:r>
-          </w:p>
-        </w:tc>
-      </w:tr>
-      <w:tr>
-        <w:tc>
-          <w:tcPr>
-            <w:tcW w:type="dxa" w:w="2160"/>
-            <w:shd w:fill="E8F6EF" w:val="clear" w:color="auto"/>
-            <w:vAlign w:val="center"/>
-            <w:tcBorders>
-              <w:top w:val="single" w:sz="6" w:space="0" w:color="B8C9D6"/>
-              <w:bottom w:val="single" w:sz="6" w:space="0" w:color="B8C9D6"/>
-              <w:left w:val="single" w:sz="18" w:space="0" w:color="117A4F"/>
-              <w:right w:val="single" w:sz="6" w:space="0" w:color="B8C9D6"/>
-            </w:tcBorders>
-            <w:tcMar>
-              <w:top w:w="90" w:type="dxa"/>
-              <w:bottom w:w="90" w:type="dxa"/>
-              <w:left w:w="135" w:type="dxa"/>
-              <w:right w:w="135" w:type="dxa"/>
-            </w:tcMar>
-          </w:tcPr>
-          <w:p>
-            <w:pPr>
-              <w:spacing w:line="240" w:lineRule="auto" w:before="60" w:after="60"/>
-            </w:pPr>
-            <w:r>
-              <w:rPr>
-                <w:b/>
-                <w:color w:val="117A4F"/>
-              </w:rPr>
-              <w:t>0x07</w:t>
-            </w:r>
-          </w:p>
-        </w:tc>
-        <w:tc>
-          <w:tcPr>
-            <w:tcW w:type="dxa" w:w="2160"/>
-            <w:shd w:fill="E8F6EF" w:val="clear" w:color="auto"/>
-            <w:vAlign w:val="center"/>
-            <w:tcBorders>
-              <w:top w:val="single" w:sz="6" w:space="0" w:color="B8C9D6"/>
-              <w:bottom w:val="single" w:sz="6" w:space="0" w:color="B8C9D6"/>
-              <w:left w:val="single" w:sz="6" w:space="0" w:color="B8C9D6"/>
-              <w:right w:val="single" w:sz="6" w:space="0" w:color="B8C9D6"/>
-            </w:tcBorders>
-            <w:tcMar>
-              <w:top w:w="90" w:type="dxa"/>
-              <w:bottom w:w="90" w:type="dxa"/>
-              <w:left w:w="135" w:type="dxa"/>
-              <w:right w:w="135" w:type="dxa"/>
-            </w:tcMar>
-          </w:tcPr>
-          <w:p>
-            <w:pPr>
-              <w:spacing w:line="240" w:lineRule="auto" w:before="60" w:after="60"/>
-            </w:pPr>
-            <w:r>
-              <w:t>REC_CTRL</w:t>
-            </w:r>
-          </w:p>
-        </w:tc>
-        <w:tc>
-          <w:tcPr>
-            <w:tcW w:type="dxa" w:w="2160"/>
-            <w:shd w:fill="E8F6EF" w:val="clear" w:color="auto"/>
-            <w:vAlign w:val="center"/>
-            <w:tcBorders>
-              <w:top w:val="single" w:sz="6" w:space="0" w:color="B8C9D6"/>
-              <w:bottom w:val="single" w:sz="6" w:space="0" w:color="B8C9D6"/>
-              <w:left w:val="single" w:sz="6" w:space="0" w:color="B8C9D6"/>
-              <w:right w:val="single" w:sz="6" w:space="0" w:color="B8C9D6"/>
-            </w:tcBorders>
-            <w:tcMar>
-              <w:top w:w="90" w:type="dxa"/>
-              <w:bottom w:w="90" w:type="dxa"/>
-              <w:left w:w="135" w:type="dxa"/>
-              <w:right w:w="135" w:type="dxa"/>
-            </w:tcMar>
-          </w:tcPr>
-          <w:p>
-            <w:pPr>
-              <w:spacing w:line="240" w:lineRule="auto" w:before="60" w:after="60"/>
-            </w:pPr>
-            <w:r>
-              <w:t>action</w:t>
-            </w:r>
-            <w:r>
-              <w:t xml:space="preserve"> </w:t>
-            </w:r>
-            <w:r>
-              <w:t>（</w:t>
-            </w:r>
-            <w:r>
-              <w:t xml:space="preserve"> </w:t>
-            </w:r>
-            <w:r>
-              <w:t>1 B</w:t>
-            </w:r>
-            <w:r>
-              <w:t xml:space="preserve"> </w:t>
-            </w:r>
-            <w:r>
-              <w:t>）</w:t>
-            </w:r>
-            <w:r>
-              <w:t xml:space="preserve"> </w:t>
-            </w:r>
-            <w:r>
-              <w:t>+ ch_mask</w:t>
-            </w:r>
-            <w:r>
-              <w:t xml:space="preserve"> </w:t>
-            </w:r>
-            <w:r>
-              <w:t>（</w:t>
-            </w:r>
-            <w:r>
-              <w:t xml:space="preserve"> </w:t>
-            </w:r>
-            <w:r>
-              <w:t>1 B</w:t>
-            </w:r>
-            <w:r>
-              <w:t xml:space="preserve"> </w:t>
-            </w:r>
-            <w:r>
-              <w:t>）</w:t>
-            </w:r>
-            <w:r>
-              <w:t xml:space="preserve"> </w:t>
-            </w:r>
-            <w:r>
-              <w:t>+ duration_s</w:t>
-            </w:r>
-            <w:r>
-              <w:t xml:space="preserve"> </w:t>
-            </w:r>
-            <w:r>
-              <w:t>（</w:t>
-            </w:r>
-            <w:r>
-              <w:t xml:space="preserve"> </w:t>
-            </w:r>
-            <w:r>
-              <w:t>2 B</w:t>
-            </w:r>
-            <w:r>
-              <w:t xml:space="preserve"> </w:t>
-            </w:r>
-            <w:r>
-              <w:t>）</w:t>
-            </w:r>
-          </w:p>
-        </w:tc>
-        <w:tc>
-          <w:tcPr>
-            <w:tcW w:type="dxa" w:w="2160"/>
-            <w:shd w:fill="E8F6EF" w:val="clear" w:color="auto"/>
-            <w:vAlign w:val="center"/>
-            <w:tcBorders>
-              <w:top w:val="single" w:sz="6" w:space="0" w:color="B8C9D6"/>
-              <w:bottom w:val="single" w:sz="6" w:space="0" w:color="B8C9D6"/>
-              <w:left w:val="single" w:sz="6" w:space="0" w:color="B8C9D6"/>
-              <w:right w:val="single" w:sz="6" w:space="0" w:color="B8C9D6"/>
-            </w:tcBorders>
-            <w:tcMar>
-              <w:top w:w="90" w:type="dxa"/>
-              <w:bottom w:w="90" w:type="dxa"/>
-              <w:left w:w="135" w:type="dxa"/>
-              <w:right w:w="135" w:type="dxa"/>
-            </w:tcMar>
-          </w:tcPr>
-          <w:p>
-            <w:pPr>
-              <w:spacing w:line="240" w:lineRule="auto" w:before="60" w:after="60"/>
-            </w:pPr>
-            <w:r>
-              <w:t>录音控制：</w:t>
-            </w:r>
-            <w:r>
-              <w:t xml:space="preserve"> </w:t>
-            </w:r>
-            <w:r>
-              <w:t>action 0=</w:t>
-            </w:r>
-            <w:r>
-              <w:t xml:space="preserve"> </w:t>
-            </w:r>
-            <w:r>
-              <w:t>停止</w:t>
-            </w:r>
-            <w:r>
-              <w:t xml:space="preserve"> </w:t>
-            </w:r>
-            <w:r>
-              <w:t>/1=</w:t>
-            </w:r>
-            <w:r>
-              <w:t xml:space="preserve"> </w:t>
-            </w:r>
-            <w:r>
-              <w:t>开始；</w:t>
-            </w:r>
-            <w:r>
-              <w:t xml:space="preserve"> </w:t>
-            </w:r>
-            <w:r>
-              <w:t>ch_mask bit0=</w:t>
-            </w:r>
-            <w:r>
-              <w:t xml:space="preserve"> </w:t>
-            </w:r>
-            <w:r>
-              <w:t>左、</w:t>
-            </w:r>
-            <w:r>
-              <w:t xml:space="preserve"> </w:t>
-            </w:r>
-            <w:r>
-              <w:t>bit1=</w:t>
-            </w:r>
-            <w:r>
-              <w:t xml:space="preserve"> </w:t>
-            </w:r>
-            <w:r>
-              <w:t>右；</w:t>
-            </w:r>
-            <w:r>
-              <w:t xml:space="preserve"> </w:t>
-            </w:r>
-            <w:r>
-              <w:t>duration_s 1~3600</w:t>
-            </w:r>
-            <w:r>
-              <w:t xml:space="preserve"> </w:t>
-            </w:r>
-            <w:r>
-              <w:t>，</w:t>
-            </w:r>
-            <w:r>
-              <w:t xml:space="preserve"> </w:t>
-            </w:r>
-            <w:r>
-              <w:t>0=</w:t>
-            </w:r>
-            <w:r>
-              <w:t xml:space="preserve"> </w:t>
-            </w:r>
-            <w:r>
-              <w:t>不限（手动停止）。录音存</w:t>
-            </w:r>
-            <w:r>
-              <w:t xml:space="preserve"> </w:t>
-            </w:r>
-            <w:r>
-              <w:t xml:space="preserve"> SD </w:t>
-            </w:r>
-            <w:r>
-              <w:t xml:space="preserve"> </w:t>
-            </w:r>
-            <w:r>
-              <w:t>卡</w:t>
-            </w:r>
-            <w:r>
-              <w:t xml:space="preserve"> </w:t>
-            </w:r>
-            <w:r>
-              <w:t xml:space="preserve"> WAV</w:t>
-            </w:r>
-          </w:p>
-        </w:tc>
-      </w:tr>
-      <w:tr>
-        <w:tc>
-          <w:tcPr>
-            <w:tcW w:type="dxa" w:w="2160"/>
-            <w:shd w:fill="E8F6EF" w:val="clear" w:color="auto"/>
-            <w:vAlign w:val="center"/>
-            <w:tcBorders>
-              <w:top w:val="single" w:sz="6" w:space="0" w:color="B8C9D6"/>
-              <w:bottom w:val="single" w:sz="6" w:space="0" w:color="B8C9D6"/>
-              <w:left w:val="single" w:sz="18" w:space="0" w:color="117A4F"/>
-              <w:right w:val="single" w:sz="6" w:space="0" w:color="B8C9D6"/>
-            </w:tcBorders>
-            <w:tcMar>
-              <w:top w:w="90" w:type="dxa"/>
-              <w:bottom w:w="90" w:type="dxa"/>
-              <w:left w:w="135" w:type="dxa"/>
-              <w:right w:w="135" w:type="dxa"/>
-            </w:tcMar>
-          </w:tcPr>
-          <w:p>
-            <w:pPr>
-              <w:spacing w:line="240" w:lineRule="auto" w:before="60" w:after="60"/>
-            </w:pPr>
-            <w:r>
-              <w:rPr>
-                <w:b/>
-                <w:color w:val="117A4F"/>
-              </w:rPr>
-              <w:t>0x08</w:t>
-            </w:r>
-          </w:p>
-        </w:tc>
-        <w:tc>
-          <w:tcPr>
-            <w:tcW w:type="dxa" w:w="2160"/>
-            <w:shd w:fill="E8F6EF" w:val="clear" w:color="auto"/>
-            <w:vAlign w:val="center"/>
-            <w:tcBorders>
-              <w:top w:val="single" w:sz="6" w:space="0" w:color="B8C9D6"/>
-              <w:bottom w:val="single" w:sz="6" w:space="0" w:color="B8C9D6"/>
-              <w:left w:val="single" w:sz="6" w:space="0" w:color="B8C9D6"/>
-              <w:right w:val="single" w:sz="6" w:space="0" w:color="B8C9D6"/>
-            </w:tcBorders>
-            <w:tcMar>
-              <w:top w:w="90" w:type="dxa"/>
-              <w:bottom w:w="90" w:type="dxa"/>
-              <w:left w:w="135" w:type="dxa"/>
-              <w:right w:w="135" w:type="dxa"/>
-            </w:tcMar>
-          </w:tcPr>
-          <w:p>
-            <w:pPr>
-              <w:spacing w:line="240" w:lineRule="auto" w:before="60" w:after="60"/>
-            </w:pPr>
-            <w:r>
-              <w:t>QVAR_THR_SET</w:t>
-            </w:r>
-          </w:p>
-        </w:tc>
-        <w:tc>
-          <w:tcPr>
-            <w:tcW w:type="dxa" w:w="2160"/>
-            <w:shd w:fill="E8F6EF" w:val="clear" w:color="auto"/>
-            <w:vAlign w:val="center"/>
-            <w:tcBorders>
-              <w:top w:val="single" w:sz="6" w:space="0" w:color="B8C9D6"/>
-              <w:bottom w:val="single" w:sz="6" w:space="0" w:color="B8C9D6"/>
-              <w:left w:val="single" w:sz="6" w:space="0" w:color="B8C9D6"/>
-              <w:right w:val="single" w:sz="6" w:space="0" w:color="B8C9D6"/>
-            </w:tcBorders>
-            <w:tcMar>
-              <w:top w:w="90" w:type="dxa"/>
-              <w:bottom w:w="90" w:type="dxa"/>
-              <w:left w:w="135" w:type="dxa"/>
-              <w:right w:w="135" w:type="dxa"/>
-            </w:tcMar>
-          </w:tcPr>
-          <w:p>
-            <w:pPr>
-              <w:spacing w:line="240" w:lineRule="auto" w:before="60" w:after="60"/>
-            </w:pPr>
-            <w:r>
-              <w:t>ch</w:t>
-            </w:r>
-            <w:r>
-              <w:t xml:space="preserve"> </w:t>
-            </w:r>
-            <w:r>
-              <w:t>（</w:t>
-            </w:r>
-            <w:r>
-              <w:t xml:space="preserve"> </w:t>
-            </w:r>
-            <w:r>
-              <w:t>1 B</w:t>
-            </w:r>
-            <w:r>
-              <w:t xml:space="preserve"> </w:t>
-            </w:r>
-            <w:r>
-              <w:t>）</w:t>
-            </w:r>
-            <w:r>
-              <w:t xml:space="preserve"> </w:t>
-            </w:r>
-            <w:r>
-              <w:t>+ thr</w:t>
-            </w:r>
-            <w:r>
-              <w:t xml:space="preserve"> </w:t>
-            </w:r>
-            <w:r>
-              <w:t>（</w:t>
-            </w:r>
-            <w:r>
-              <w:t xml:space="preserve"> </w:t>
-            </w:r>
-            <w:r>
-              <w:t>2 B</w:t>
-            </w:r>
-            <w:r>
-              <w:t xml:space="preserve"> </w:t>
-            </w:r>
-            <w:r>
-              <w:t>）</w:t>
-            </w:r>
-            <w:r>
-              <w:t xml:space="preserve"> </w:t>
-            </w:r>
-            <w:r>
-              <w:t>+ hyst</w:t>
-            </w:r>
-            <w:r>
-              <w:t xml:space="preserve"> </w:t>
-            </w:r>
-            <w:r>
-              <w:t>（</w:t>
-            </w:r>
-            <w:r>
-              <w:t xml:space="preserve"> </w:t>
-            </w:r>
-            <w:r>
-              <w:t>1 B</w:t>
-            </w:r>
-            <w:r>
-              <w:t xml:space="preserve"> </w:t>
-            </w:r>
-            <w:r>
-              <w:t>）</w:t>
-            </w:r>
-          </w:p>
-        </w:tc>
-        <w:tc>
-          <w:tcPr>
-            <w:tcW w:type="dxa" w:w="2160"/>
-            <w:shd w:fill="E8F6EF" w:val="clear" w:color="auto"/>
-            <w:vAlign w:val="center"/>
-            <w:tcBorders>
-              <w:top w:val="single" w:sz="6" w:space="0" w:color="B8C9D6"/>
-              <w:bottom w:val="single" w:sz="6" w:space="0" w:color="B8C9D6"/>
-              <w:left w:val="single" w:sz="6" w:space="0" w:color="B8C9D6"/>
-              <w:right w:val="single" w:sz="6" w:space="0" w:color="B8C9D6"/>
-            </w:tcBorders>
-            <w:tcMar>
-              <w:top w:w="90" w:type="dxa"/>
-              <w:bottom w:w="90" w:type="dxa"/>
-              <w:left w:w="135" w:type="dxa"/>
-              <w:right w:w="135" w:type="dxa"/>
-            </w:tcMar>
-          </w:tcPr>
-          <w:p>
-            <w:pPr>
-              <w:spacing w:line="240" w:lineRule="auto" w:before="60" w:after="60"/>
-            </w:pPr>
-            <w:r>
-              <w:t xml:space="preserve">QVAR </w:t>
-            </w:r>
-            <w:r>
-              <w:t xml:space="preserve"> </w:t>
-            </w:r>
-            <w:r>
-              <w:t>触发阈值：</w:t>
-            </w:r>
-            <w:r>
-              <w:t xml:space="preserve"> </w:t>
-            </w:r>
-            <w:r>
-              <w:t xml:space="preserve">thr </w:t>
-            </w:r>
-            <w:r>
-              <w:t xml:space="preserve"> </w:t>
-            </w:r>
-            <w:r>
-              <w:t>为</w:t>
-            </w:r>
-            <w:r>
-              <w:t xml:space="preserve"> </w:t>
-            </w:r>
-            <w:r>
-              <w:t xml:space="preserve"> |Δraw| </w:t>
-            </w:r>
-            <w:r>
-              <w:t xml:space="preserve"> </w:t>
-            </w:r>
-            <w:r>
-              <w:t>门限（</w:t>
-            </w:r>
-            <w:r>
-              <w:t xml:space="preserve"> </w:t>
-            </w:r>
-            <w:r>
-              <w:t>LSB</w:t>
-            </w:r>
-            <w:r>
-              <w:t xml:space="preserve"> </w:t>
-            </w:r>
-            <w:r>
-              <w:t>），</w:t>
-            </w:r>
-            <w:r>
-              <w:t xml:space="preserve"> </w:t>
-            </w:r>
-            <w:r>
-              <w:t xml:space="preserve">hyst </w:t>
-            </w:r>
-            <w:r>
-              <w:t xml:space="preserve"> </w:t>
-            </w:r>
-            <w:r>
-              <w:t>为滞回（</w:t>
-            </w:r>
-            <w:r>
-              <w:t xml:space="preserve"> </w:t>
-            </w:r>
-            <w:r>
-              <w:t>LSB</w:t>
-            </w:r>
-            <w:r>
-              <w:t xml:space="preserve"> </w:t>
-            </w:r>
-            <w:r>
-              <w:t>，防抖）；越限经</w:t>
-            </w:r>
-            <w:r>
-              <w:t xml:space="preserve"> </w:t>
-            </w:r>
-            <w:r>
-              <w:t xml:space="preserve"> EVENT 0x04 </w:t>
-            </w:r>
-            <w:r>
-              <w:t xml:space="preserve"> </w:t>
-            </w:r>
-            <w:r>
-              <w:t>上报</w:t>
-            </w:r>
-          </w:p>
-        </w:tc>
-      </w:tr>
-      <w:tr>
-        <w:tc>
-          <w:tcPr>
-            <w:tcW w:type="dxa" w:w="2160"/>
-            <w:shd w:fill="E8F6EF" w:val="clear" w:color="auto"/>
-            <w:vAlign w:val="center"/>
-            <w:tcBorders>
-              <w:top w:val="single" w:sz="6" w:space="0" w:color="B8C9D6"/>
-              <w:bottom w:val="single" w:sz="6" w:space="0" w:color="B8C9D6"/>
-              <w:left w:val="single" w:sz="18" w:space="0" w:color="117A4F"/>
-              <w:right w:val="single" w:sz="6" w:space="0" w:color="B8C9D6"/>
-            </w:tcBorders>
-            <w:tcMar>
-              <w:top w:w="90" w:type="dxa"/>
-              <w:bottom w:w="90" w:type="dxa"/>
-              <w:left w:w="135" w:type="dxa"/>
-              <w:right w:w="135" w:type="dxa"/>
-            </w:tcMar>
-          </w:tcPr>
-          <w:p>
-            <w:pPr>
-              <w:spacing w:line="240" w:lineRule="auto" w:before="60" w:after="60"/>
-            </w:pPr>
-            <w:r>
-              <w:rPr>
-                <w:b/>
-                <w:color w:val="117A4F"/>
-              </w:rPr>
-              <w:t>0x09</w:t>
-            </w:r>
-          </w:p>
-        </w:tc>
-        <w:tc>
-          <w:tcPr>
-            <w:tcW w:type="dxa" w:w="2160"/>
-            <w:shd w:fill="E8F6EF" w:val="clear" w:color="auto"/>
-            <w:vAlign w:val="center"/>
-            <w:tcBorders>
-              <w:top w:val="single" w:sz="6" w:space="0" w:color="B8C9D6"/>
-              <w:bottom w:val="single" w:sz="6" w:space="0" w:color="B8C9D6"/>
-              <w:left w:val="single" w:sz="6" w:space="0" w:color="B8C9D6"/>
-              <w:right w:val="single" w:sz="6" w:space="0" w:color="B8C9D6"/>
-            </w:tcBorders>
-            <w:tcMar>
-              <w:top w:w="90" w:type="dxa"/>
-              <w:bottom w:w="90" w:type="dxa"/>
-              <w:left w:w="135" w:type="dxa"/>
-              <w:right w:w="135" w:type="dxa"/>
-            </w:tcMar>
-          </w:tcPr>
-          <w:p>
-            <w:pPr>
-              <w:spacing w:line="240" w:lineRule="auto" w:before="60" w:after="60"/>
-            </w:pPr>
-            <w:r>
-              <w:t>REC_LIST</w:t>
-            </w:r>
-          </w:p>
-        </w:tc>
-        <w:tc>
-          <w:tcPr>
-            <w:tcW w:type="dxa" w:w="2160"/>
-            <w:shd w:fill="E8F6EF" w:val="clear" w:color="auto"/>
-            <w:vAlign w:val="center"/>
-            <w:tcBorders>
-              <w:top w:val="single" w:sz="6" w:space="0" w:color="B8C9D6"/>
-              <w:bottom w:val="single" w:sz="6" w:space="0" w:color="B8C9D6"/>
-              <w:left w:val="single" w:sz="6" w:space="0" w:color="B8C9D6"/>
-              <w:right w:val="single" w:sz="6" w:space="0" w:color="B8C9D6"/>
-            </w:tcBorders>
-            <w:tcMar>
-              <w:top w:w="90" w:type="dxa"/>
-              <w:bottom w:w="90" w:type="dxa"/>
-              <w:left w:w="135" w:type="dxa"/>
-              <w:right w:w="135" w:type="dxa"/>
-            </w:tcMar>
-          </w:tcPr>
-          <w:p>
-            <w:pPr>
-              <w:spacing w:line="240" w:lineRule="auto" w:before="60" w:after="60"/>
-            </w:pPr>
-            <w:r>
-              <w:t>无</w:t>
-            </w:r>
-          </w:p>
-        </w:tc>
-        <w:tc>
-          <w:tcPr>
-            <w:tcW w:type="dxa" w:w="2160"/>
-            <w:shd w:fill="E8F6EF" w:val="clear" w:color="auto"/>
-            <w:vAlign w:val="center"/>
-            <w:tcBorders>
-              <w:top w:val="single" w:sz="6" w:space="0" w:color="B8C9D6"/>
-              <w:bottom w:val="single" w:sz="6" w:space="0" w:color="B8C9D6"/>
-              <w:left w:val="single" w:sz="6" w:space="0" w:color="B8C9D6"/>
-              <w:right w:val="single" w:sz="6" w:space="0" w:color="B8C9D6"/>
-            </w:tcBorders>
-            <w:tcMar>
-              <w:top w:w="90" w:type="dxa"/>
-              <w:bottom w:w="90" w:type="dxa"/>
-              <w:left w:w="135" w:type="dxa"/>
-              <w:right w:w="135" w:type="dxa"/>
-            </w:tcMar>
-          </w:tcPr>
-          <w:p>
-            <w:pPr>
-              <w:spacing w:line="240" w:lineRule="auto" w:before="60" w:after="60"/>
-            </w:pPr>
-            <w:r>
-              <w:t>请求录音文件列表；</w:t>
-            </w:r>
-            <w:r>
-              <w:t xml:space="preserve"> </w:t>
-            </w:r>
-            <w:r>
-              <w:t xml:space="preserve">ACK data </w:t>
-            </w:r>
-            <w:r>
-              <w:t xml:space="preserve"> </w:t>
-            </w:r>
-            <w:r>
-              <w:t>为若干条</w:t>
-            </w:r>
-            <w:r>
-              <w:t xml:space="preserve"> </w:t>
-            </w:r>
-            <w:r>
-              <w:t xml:space="preserve"> file_id</w:t>
-            </w:r>
-            <w:r>
-              <w:t xml:space="preserve"> </w:t>
-            </w:r>
-            <w:r>
-              <w:t>（</w:t>
-            </w:r>
-            <w:r>
-              <w:t xml:space="preserve"> </w:t>
-            </w:r>
-            <w:r>
-              <w:t>2 B</w:t>
-            </w:r>
-            <w:r>
-              <w:t xml:space="preserve"> </w:t>
-            </w:r>
-            <w:r>
-              <w:t>）</w:t>
-            </w:r>
-            <w:r>
-              <w:t xml:space="preserve"> </w:t>
-            </w:r>
-            <w:r>
-              <w:t>+ duration_s</w:t>
-            </w:r>
-            <w:r>
-              <w:t xml:space="preserve"> </w:t>
-            </w:r>
-            <w:r>
-              <w:t>（</w:t>
-            </w:r>
-            <w:r>
-              <w:t xml:space="preserve"> </w:t>
-            </w:r>
-            <w:r>
-              <w:t>2 B</w:t>
-            </w:r>
-            <w:r>
-              <w:t xml:space="preserve"> </w:t>
-            </w:r>
-            <w:r>
-              <w:t>）</w:t>
-            </w:r>
-            <w:r>
-              <w:t xml:space="preserve"> </w:t>
-            </w:r>
-            <w:r>
-              <w:t>+ size_kb</w:t>
-            </w:r>
-            <w:r>
-              <w:t xml:space="preserve"> </w:t>
-            </w:r>
-            <w:r>
-              <w:t>（</w:t>
-            </w:r>
-            <w:r>
-              <w:t xml:space="preserve"> </w:t>
-            </w:r>
-            <w:r>
-              <w:t>2 B</w:t>
-            </w:r>
-            <w:r>
-              <w:t xml:space="preserve"> </w:t>
-            </w:r>
-            <w:r>
-              <w:t>）</w:t>
-            </w:r>
-          </w:p>
-        </w:tc>
-      </w:tr>
-      <w:tr>
-        <w:tc>
-          <w:tcPr>
-            <w:tcW w:type="dxa" w:w="2160"/>
-            <w:shd w:fill="E8F6EF" w:val="clear" w:color="auto"/>
-            <w:vAlign w:val="center"/>
-            <w:tcBorders>
-              <w:top w:val="single" w:sz="6" w:space="0" w:color="B8C9D6"/>
-              <w:bottom w:val="single" w:sz="6" w:space="0" w:color="B8C9D6"/>
-              <w:left w:val="single" w:sz="18" w:space="0" w:color="117A4F"/>
-              <w:right w:val="single" w:sz="6" w:space="0" w:color="B8C9D6"/>
-            </w:tcBorders>
-            <w:tcMar>
-              <w:top w:w="90" w:type="dxa"/>
-              <w:bottom w:w="90" w:type="dxa"/>
-              <w:left w:w="135" w:type="dxa"/>
-              <w:right w:w="135" w:type="dxa"/>
-            </w:tcMar>
-          </w:tcPr>
-          <w:p>
-            <w:pPr>
-              <w:spacing w:line="240" w:lineRule="auto" w:before="60" w:after="60"/>
-            </w:pPr>
-            <w:r>
-              <w:rPr>
-                <w:b/>
-                <w:color w:val="117A4F"/>
-              </w:rPr>
-              <w:t>0x0A</w:t>
-            </w:r>
-          </w:p>
-        </w:tc>
-        <w:tc>
-          <w:tcPr>
-            <w:tcW w:type="dxa" w:w="2160"/>
-            <w:shd w:fill="E8F6EF" w:val="clear" w:color="auto"/>
-            <w:vAlign w:val="center"/>
-            <w:tcBorders>
-              <w:top w:val="single" w:sz="6" w:space="0" w:color="B8C9D6"/>
-              <w:bottom w:val="single" w:sz="6" w:space="0" w:color="B8C9D6"/>
-              <w:left w:val="single" w:sz="6" w:space="0" w:color="B8C9D6"/>
-              <w:right w:val="single" w:sz="6" w:space="0" w:color="B8C9D6"/>
-            </w:tcBorders>
-            <w:tcMar>
-              <w:top w:w="90" w:type="dxa"/>
-              <w:bottom w:w="90" w:type="dxa"/>
-              <w:left w:w="135" w:type="dxa"/>
-              <w:right w:w="135" w:type="dxa"/>
-            </w:tcMar>
-          </w:tcPr>
-          <w:p>
-            <w:pPr>
-              <w:spacing w:line="240" w:lineRule="auto" w:before="60" w:after="60"/>
-            </w:pPr>
-            <w:r>
-              <w:t>REC_READ</w:t>
-            </w:r>
-          </w:p>
-        </w:tc>
-        <w:tc>
-          <w:tcPr>
-            <w:tcW w:type="dxa" w:w="2160"/>
-            <w:shd w:fill="E8F6EF" w:val="clear" w:color="auto"/>
-            <w:vAlign w:val="center"/>
-            <w:tcBorders>
-              <w:top w:val="single" w:sz="6" w:space="0" w:color="B8C9D6"/>
-              <w:bottom w:val="single" w:sz="6" w:space="0" w:color="B8C9D6"/>
-              <w:left w:val="single" w:sz="6" w:space="0" w:color="B8C9D6"/>
-              <w:right w:val="single" w:sz="6" w:space="0" w:color="B8C9D6"/>
-            </w:tcBorders>
-            <w:tcMar>
-              <w:top w:w="90" w:type="dxa"/>
-              <w:bottom w:w="90" w:type="dxa"/>
-              <w:left w:w="135" w:type="dxa"/>
-              <w:right w:w="135" w:type="dxa"/>
-            </w:tcMar>
-          </w:tcPr>
-          <w:p>
-            <w:pPr>
-              <w:spacing w:line="240" w:lineRule="auto" w:before="60" w:after="60"/>
-            </w:pPr>
-            <w:r>
-              <w:t>file_id</w:t>
-            </w:r>
-            <w:r>
-              <w:t xml:space="preserve"> </w:t>
-            </w:r>
-            <w:r>
-              <w:t>（</w:t>
-            </w:r>
-            <w:r>
-              <w:t xml:space="preserve"> </w:t>
-            </w:r>
-            <w:r>
-              <w:t>2 B</w:t>
-            </w:r>
-            <w:r>
-              <w:t xml:space="preserve"> </w:t>
-            </w:r>
-            <w:r>
-              <w:t>）</w:t>
-            </w:r>
-          </w:p>
-        </w:tc>
-        <w:tc>
-          <w:tcPr>
-            <w:tcW w:type="dxa" w:w="2160"/>
-            <w:shd w:fill="E8F6EF" w:val="clear" w:color="auto"/>
-            <w:vAlign w:val="center"/>
-            <w:tcBorders>
-              <w:top w:val="single" w:sz="6" w:space="0" w:color="B8C9D6"/>
-              <w:bottom w:val="single" w:sz="6" w:space="0" w:color="B8C9D6"/>
-              <w:left w:val="single" w:sz="6" w:space="0" w:color="B8C9D6"/>
-              <w:right w:val="single" w:sz="6" w:space="0" w:color="B8C9D6"/>
-            </w:tcBorders>
-            <w:tcMar>
-              <w:top w:w="90" w:type="dxa"/>
-              <w:bottom w:w="90" w:type="dxa"/>
-              <w:left w:w="135" w:type="dxa"/>
-              <w:right w:w="135" w:type="dxa"/>
-            </w:tcMar>
-          </w:tcPr>
-          <w:p>
-            <w:pPr>
-              <w:spacing w:line="240" w:lineRule="auto" w:before="60" w:after="60"/>
-            </w:pPr>
-            <w:r>
-              <w:t>请求上传录音文件：</w:t>
-            </w:r>
-            <w:r>
-              <w:t xml:space="preserve"> </w:t>
-            </w:r>
-            <w:r>
-              <w:t xml:space="preserve">ACK </w:t>
-            </w:r>
-            <w:r>
-              <w:t xml:space="preserve"> </w:t>
-            </w:r>
-            <w:r>
-              <w:t>确认后经</w:t>
-            </w:r>
-            <w:r>
-              <w:t xml:space="preserve"> </w:t>
-            </w:r>
-            <w:r>
-              <w:t xml:space="preserve"> 0x07 AUDIO_FILE </w:t>
-            </w:r>
-            <w:r>
-              <w:t xml:space="preserve"> </w:t>
-            </w:r>
-            <w:r>
-              <w:t>帧流发送，完成发</w:t>
-            </w:r>
-            <w:r>
-              <w:t xml:space="preserve"> </w:t>
-            </w:r>
-            <w:r>
-              <w:t xml:space="preserve"> EVENT 0x06</w:t>
-            </w:r>
-          </w:p>
-        </w:tc>
-      </w:tr>
-      <w:tr>
-        <w:tc>
-          <w:tcPr>
-            <w:tcW w:type="dxa" w:w="2160"/>
-            <w:shd w:fill="E8F6EF" w:val="clear" w:color="auto"/>
-            <w:vAlign w:val="center"/>
-            <w:tcBorders>
-              <w:top w:val="single" w:sz="6" w:space="0" w:color="B8C9D6"/>
-              <w:bottom w:val="single" w:sz="6" w:space="0" w:color="B8C9D6"/>
-              <w:left w:val="single" w:sz="18" w:space="0" w:color="117A4F"/>
-              <w:right w:val="single" w:sz="6" w:space="0" w:color="B8C9D6"/>
-            </w:tcBorders>
-            <w:tcMar>
-              <w:top w:w="90" w:type="dxa"/>
-              <w:bottom w:w="90" w:type="dxa"/>
-              <w:left w:w="135" w:type="dxa"/>
-              <w:right w:w="135" w:type="dxa"/>
-            </w:tcMar>
-          </w:tcPr>
-          <w:p>
-            <w:pPr>
-              <w:spacing w:line="240" w:lineRule="auto" w:before="60" w:after="60"/>
-            </w:pPr>
-            <w:r>
-              <w:rPr>
-                <w:b/>
-                <w:color w:val="117A4F"/>
-              </w:rPr>
-              <w:t>0x0B</w:t>
-            </w:r>
-          </w:p>
-        </w:tc>
-        <w:tc>
-          <w:tcPr>
-            <w:tcW w:type="dxa" w:w="2160"/>
-            <w:shd w:fill="E8F6EF" w:val="clear" w:color="auto"/>
-            <w:vAlign w:val="center"/>
-            <w:tcBorders>
-              <w:top w:val="single" w:sz="6" w:space="0" w:color="B8C9D6"/>
-              <w:bottom w:val="single" w:sz="6" w:space="0" w:color="B8C9D6"/>
-              <w:left w:val="single" w:sz="6" w:space="0" w:color="B8C9D6"/>
-              <w:right w:val="single" w:sz="6" w:space="0" w:color="B8C9D6"/>
-            </w:tcBorders>
-            <w:tcMar>
-              <w:top w:w="90" w:type="dxa"/>
-              <w:bottom w:w="90" w:type="dxa"/>
-              <w:left w:w="135" w:type="dxa"/>
-              <w:right w:w="135" w:type="dxa"/>
-            </w:tcMar>
-          </w:tcPr>
-          <w:p>
-            <w:pPr>
-              <w:spacing w:line="240" w:lineRule="auto" w:before="60" w:after="60"/>
-            </w:pPr>
-            <w:r>
-              <w:t>REC_DELETE</w:t>
-            </w:r>
-          </w:p>
-        </w:tc>
-        <w:tc>
-          <w:tcPr>
-            <w:tcW w:type="dxa" w:w="2160"/>
-            <w:shd w:fill="E8F6EF" w:val="clear" w:color="auto"/>
-            <w:vAlign w:val="center"/>
-            <w:tcBorders>
-              <w:top w:val="single" w:sz="6" w:space="0" w:color="B8C9D6"/>
-              <w:bottom w:val="single" w:sz="6" w:space="0" w:color="B8C9D6"/>
-              <w:left w:val="single" w:sz="6" w:space="0" w:color="B8C9D6"/>
-              <w:right w:val="single" w:sz="6" w:space="0" w:color="B8C9D6"/>
-            </w:tcBorders>
-            <w:tcMar>
-              <w:top w:w="90" w:type="dxa"/>
-              <w:bottom w:w="90" w:type="dxa"/>
-              <w:left w:w="135" w:type="dxa"/>
-              <w:right w:w="135" w:type="dxa"/>
-            </w:tcMar>
-          </w:tcPr>
-          <w:p>
-            <w:pPr>
-              <w:spacing w:line="240" w:lineRule="auto" w:before="60" w:after="60"/>
-            </w:pPr>
-            <w:r>
-              <w:t>file_id</w:t>
-            </w:r>
-            <w:r>
-              <w:t xml:space="preserve"> </w:t>
-            </w:r>
-            <w:r>
-              <w:t>（</w:t>
-            </w:r>
-            <w:r>
-              <w:t xml:space="preserve"> </w:t>
-            </w:r>
-            <w:r>
-              <w:t>2 B</w:t>
-            </w:r>
-            <w:r>
-              <w:t xml:space="preserve"> </w:t>
-            </w:r>
-            <w:r>
-              <w:t>）</w:t>
-            </w:r>
-          </w:p>
-        </w:tc>
-        <w:tc>
-          <w:tcPr>
-            <w:tcW w:type="dxa" w:w="2160"/>
-            <w:shd w:fill="E8F6EF" w:val="clear" w:color="auto"/>
-            <w:vAlign w:val="center"/>
-            <w:tcBorders>
-              <w:top w:val="single" w:sz="6" w:space="0" w:color="B8C9D6"/>
-              <w:bottom w:val="single" w:sz="6" w:space="0" w:color="B8C9D6"/>
-              <w:left w:val="single" w:sz="6" w:space="0" w:color="B8C9D6"/>
-              <w:right w:val="single" w:sz="6" w:space="0" w:color="B8C9D6"/>
-            </w:tcBorders>
-            <w:tcMar>
-              <w:top w:w="90" w:type="dxa"/>
-              <w:bottom w:w="90" w:type="dxa"/>
-              <w:left w:w="135" w:type="dxa"/>
-              <w:right w:w="135" w:type="dxa"/>
-            </w:tcMar>
-          </w:tcPr>
-          <w:p>
-            <w:pPr>
-              <w:spacing w:line="240" w:lineRule="auto" w:before="60" w:after="60"/>
-            </w:pPr>
-            <w:r>
-              <w:t>删除</w:t>
-            </w:r>
-            <w:r>
-              <w:t xml:space="preserve"> </w:t>
-            </w:r>
-            <w:r>
-              <w:t xml:space="preserve"> SD </w:t>
-            </w:r>
-            <w:r>
-              <w:t xml:space="preserve"> </w:t>
-            </w:r>
-            <w:r>
-              <w:t>卡上录音文件</w:t>
-            </w:r>
-          </w:p>
-        </w:tc>
-      </w:tr>
-      <w:tr>
-        <w:tc>
-          <w:tcPr>
-            <w:tcW w:type="dxa" w:w="2160"/>
-            <w:vAlign w:val="center"/>
-            <w:tcBorders>
-              <w:top w:val="single" w:sz="6" w:space="0" w:color="B8C9D6"/>
-              <w:bottom w:val="single" w:sz="6" w:space="0" w:color="B8C9D6"/>
-              <w:left w:val="single" w:sz="6" w:space="0" w:color="B8C9D6"/>
-              <w:right w:val="single" w:sz="6" w:space="0" w:color="B8C9D6"/>
-            </w:tcBorders>
-            <w:tcMar>
-              <w:top w:w="90" w:type="dxa"/>
-              <w:bottom w:w="90" w:type="dxa"/>
-              <w:left w:w="135" w:type="dxa"/>
-              <w:right w:w="135" w:type="dxa"/>
-            </w:tcMar>
-          </w:tcPr>
-          <w:p>
-            <w:pPr>
-              <w:spacing w:line="240" w:lineRule="auto" w:before="60" w:after="60"/>
-            </w:pPr>
-            <w:r>
-              <w:t>0x10</w:t>
-            </w:r>
-          </w:p>
-        </w:tc>
-        <w:tc>
-          <w:tcPr>
-            <w:tcW w:type="dxa" w:w="2160"/>
-            <w:vAlign w:val="center"/>
-            <w:tcBorders>
-              <w:top w:val="single" w:sz="6" w:space="0" w:color="B8C9D6"/>
-              <w:bottom w:val="single" w:sz="6" w:space="0" w:color="B8C9D6"/>
-              <w:left w:val="single" w:sz="6" w:space="0" w:color="B8C9D6"/>
-              <w:right w:val="single" w:sz="6" w:space="0" w:color="B8C9D6"/>
-            </w:tcBorders>
-            <w:tcMar>
-              <w:top w:w="90" w:type="dxa"/>
-              <w:bottom w:w="90" w:type="dxa"/>
-              <w:left w:w="135" w:type="dxa"/>
-              <w:right w:w="135" w:type="dxa"/>
-            </w:tcMar>
-          </w:tcPr>
-          <w:p>
-            <w:pPr>
-              <w:spacing w:line="240" w:lineRule="auto" w:before="60" w:after="60"/>
-            </w:pPr>
-            <w:r>
-              <w:t>GET_STATUS</w:t>
-            </w:r>
-          </w:p>
-        </w:tc>
-        <w:tc>
-          <w:tcPr>
-            <w:tcW w:type="dxa" w:w="2160"/>
-            <w:vAlign w:val="center"/>
-            <w:tcBorders>
-              <w:top w:val="single" w:sz="6" w:space="0" w:color="B8C9D6"/>
-              <w:bottom w:val="single" w:sz="6" w:space="0" w:color="B8C9D6"/>
-              <w:left w:val="single" w:sz="6" w:space="0" w:color="B8C9D6"/>
-              <w:right w:val="single" w:sz="6" w:space="0" w:color="B8C9D6"/>
-            </w:tcBorders>
-            <w:tcMar>
-              <w:top w:w="90" w:type="dxa"/>
-              <w:bottom w:w="90" w:type="dxa"/>
-              <w:left w:w="135" w:type="dxa"/>
-              <w:right w:w="135" w:type="dxa"/>
-            </w:tcMar>
-          </w:tcPr>
-          <w:p>
-            <w:pPr>
-              <w:spacing w:line="240" w:lineRule="auto" w:before="60" w:after="60"/>
-            </w:pPr>
-            <w:r>
-              <w:t>无</w:t>
-            </w:r>
-          </w:p>
-        </w:tc>
-        <w:tc>
-          <w:tcPr>
-            <w:tcW w:type="dxa" w:w="2160"/>
-            <w:vAlign w:val="center"/>
-            <w:tcBorders>
-              <w:top w:val="single" w:sz="6" w:space="0" w:color="B8C9D6"/>
-              <w:bottom w:val="single" w:sz="6" w:space="0" w:color="B8C9D6"/>
-              <w:left w:val="single" w:sz="6" w:space="0" w:color="B8C9D6"/>
-              <w:right w:val="single" w:sz="6" w:space="0" w:color="B8C9D6"/>
-            </w:tcBorders>
-            <w:tcMar>
-              <w:top w:w="90" w:type="dxa"/>
-              <w:bottom w:w="90" w:type="dxa"/>
-              <w:left w:w="135" w:type="dxa"/>
-              <w:right w:w="135" w:type="dxa"/>
-            </w:tcMar>
-          </w:tcPr>
-          <w:p>
-            <w:pPr>
-              <w:spacing w:line="240" w:lineRule="auto" w:before="60" w:after="60"/>
-            </w:pPr>
-            <w:r>
-              <w:t>请求立即上报一帧</w:t>
-            </w:r>
-            <w:r>
-              <w:t xml:space="preserve"> </w:t>
-            </w:r>
-            <w:r>
-              <w:t xml:space="preserve"> MODULE_STATUS</w:t>
-            </w:r>
-          </w:p>
-        </w:tc>
-      </w:tr>
-      <w:tr>
-        <w:tc>
-          <w:tcPr>
-            <w:tcW w:type="dxa" w:w="2160"/>
-            <w:shd w:fill="F4F9FC" w:val="clear" w:color="auto"/>
-            <w:vAlign w:val="center"/>
-            <w:tcBorders>
-              <w:top w:val="single" w:sz="6" w:space="0" w:color="B8C9D6"/>
-              <w:bottom w:val="single" w:sz="6" w:space="0" w:color="B8C9D6"/>
-              <w:left w:val="single" w:sz="6" w:space="0" w:color="B8C9D6"/>
-              <w:right w:val="single" w:sz="6" w:space="0" w:color="B8C9D6"/>
-            </w:tcBorders>
-            <w:tcMar>
-              <w:top w:w="90" w:type="dxa"/>
-              <w:bottom w:w="90" w:type="dxa"/>
-              <w:left w:w="135" w:type="dxa"/>
-              <w:right w:w="135" w:type="dxa"/>
-            </w:tcMar>
-          </w:tcPr>
-          <w:p>
-            <w:pPr>
-              <w:spacing w:line="240" w:lineRule="auto" w:before="60" w:after="60"/>
-            </w:pPr>
-            <w:r>
-              <w:t>0x11</w:t>
-            </w:r>
-          </w:p>
-        </w:tc>
-        <w:tc>
-          <w:tcPr>
-            <w:tcW w:type="dxa" w:w="2160"/>
-            <w:shd w:fill="F4F9FC" w:val="clear" w:color="auto"/>
-            <w:vAlign w:val="center"/>
-            <w:tcBorders>
-              <w:top w:val="single" w:sz="6" w:space="0" w:color="B8C9D6"/>
-              <w:bottom w:val="single" w:sz="6" w:space="0" w:color="B8C9D6"/>
-              <w:left w:val="single" w:sz="6" w:space="0" w:color="B8C9D6"/>
-              <w:right w:val="single" w:sz="6" w:space="0" w:color="B8C9D6"/>
-            </w:tcBorders>
-            <w:tcMar>
-              <w:top w:w="90" w:type="dxa"/>
-              <w:bottom w:w="90" w:type="dxa"/>
-              <w:left w:w="135" w:type="dxa"/>
-              <w:right w:w="135" w:type="dxa"/>
-            </w:tcMar>
-          </w:tcPr>
-          <w:p>
-            <w:pPr>
-              <w:spacing w:line="240" w:lineRule="auto" w:before="60" w:after="60"/>
-            </w:pPr>
-            <w:r>
-              <w:t>GET_VERSION</w:t>
-            </w:r>
-          </w:p>
-        </w:tc>
-        <w:tc>
-          <w:tcPr>
-            <w:tcW w:type="dxa" w:w="2160"/>
-            <w:shd w:fill="F4F9FC" w:val="clear" w:color="auto"/>
-            <w:vAlign w:val="center"/>
-            <w:tcBorders>
-              <w:top w:val="single" w:sz="6" w:space="0" w:color="B8C9D6"/>
-              <w:bottom w:val="single" w:sz="6" w:space="0" w:color="B8C9D6"/>
-              <w:left w:val="single" w:sz="6" w:space="0" w:color="B8C9D6"/>
-              <w:right w:val="single" w:sz="6" w:space="0" w:color="B8C9D6"/>
-            </w:tcBorders>
-            <w:tcMar>
-              <w:top w:w="90" w:type="dxa"/>
-              <w:bottom w:w="90" w:type="dxa"/>
-              <w:left w:w="135" w:type="dxa"/>
-              <w:right w:w="135" w:type="dxa"/>
-            </w:tcMar>
-          </w:tcPr>
-          <w:p>
-            <w:pPr>
-              <w:spacing w:line="240" w:lineRule="auto" w:before="60" w:after="60"/>
-            </w:pPr>
-            <w:r>
-              <w:t>无</w:t>
-            </w:r>
-          </w:p>
-        </w:tc>
-        <w:tc>
-          <w:tcPr>
-            <w:tcW w:type="dxa" w:w="2160"/>
-            <w:shd w:fill="F4F9FC" w:val="clear" w:color="auto"/>
-            <w:vAlign w:val="center"/>
-            <w:tcBorders>
-              <w:top w:val="single" w:sz="6" w:space="0" w:color="B8C9D6"/>
-              <w:bottom w:val="single" w:sz="6" w:space="0" w:color="B8C9D6"/>
-              <w:left w:val="single" w:sz="6" w:space="0" w:color="B8C9D6"/>
-              <w:right w:val="single" w:sz="6" w:space="0" w:color="B8C9D6"/>
-            </w:tcBorders>
-            <w:tcMar>
-              <w:top w:w="90" w:type="dxa"/>
-              <w:bottom w:w="90" w:type="dxa"/>
-              <w:left w:w="135" w:type="dxa"/>
-              <w:right w:w="135" w:type="dxa"/>
-            </w:tcMar>
-          </w:tcPr>
-          <w:p>
-            <w:pPr>
-              <w:spacing w:line="240" w:lineRule="auto" w:before="60" w:after="60"/>
-            </w:pPr>
-            <w:r>
-              <w:t>请求经</w:t>
-            </w:r>
-            <w:r>
-              <w:t xml:space="preserve"> </w:t>
-            </w:r>
-            <w:r>
-              <w:t xml:space="preserve"> CMD_ACK </w:t>
-            </w:r>
-            <w:r>
-              <w:t xml:space="preserve"> </w:t>
-            </w:r>
-            <w:r>
-              <w:t>返回固件信息字符串（同</w:t>
-            </w:r>
-            <w:r>
-              <w:t xml:space="preserve"> </w:t>
-            </w:r>
-            <w:r>
-              <w:t xml:space="preserve"> e5a00024 </w:t>
-            </w:r>
-            <w:r>
-              <w:t xml:space="preserve"> </w:t>
-            </w:r>
-            <w:r>
-              <w:t>内容）</w:t>
-            </w:r>
-          </w:p>
-        </w:tc>
-      </w:tr>
-      <w:tr>
-        <w:tc>
-          <w:tcPr>
-            <w:tcW w:type="dxa" w:w="2160"/>
-            <w:vAlign w:val="center"/>
-            <w:tcBorders>
-              <w:top w:val="single" w:sz="6" w:space="0" w:color="B8C9D6"/>
-              <w:bottom w:val="single" w:sz="6" w:space="0" w:color="B8C9D6"/>
-              <w:left w:val="single" w:sz="6" w:space="0" w:color="B8C9D6"/>
-              <w:right w:val="single" w:sz="6" w:space="0" w:color="B8C9D6"/>
-            </w:tcBorders>
-            <w:tcMar>
-              <w:top w:w="90" w:type="dxa"/>
-              <w:bottom w:w="90" w:type="dxa"/>
-              <w:left w:w="135" w:type="dxa"/>
-              <w:right w:w="135" w:type="dxa"/>
-            </w:tcMar>
-          </w:tcPr>
-          <w:p>
-            <w:pPr>
-              <w:spacing w:line="240" w:lineRule="auto" w:before="60" w:after="60"/>
-            </w:pPr>
-            <w:r>
-              <w:t>0x7F</w:t>
-            </w:r>
-          </w:p>
-        </w:tc>
-        <w:tc>
-          <w:tcPr>
-            <w:tcW w:type="dxa" w:w="2160"/>
-            <w:vAlign w:val="center"/>
-            <w:tcBorders>
-              <w:top w:val="single" w:sz="6" w:space="0" w:color="B8C9D6"/>
-              <w:bottom w:val="single" w:sz="6" w:space="0" w:color="B8C9D6"/>
-              <w:left w:val="single" w:sz="6" w:space="0" w:color="B8C9D6"/>
-              <w:right w:val="single" w:sz="6" w:space="0" w:color="B8C9D6"/>
-            </w:tcBorders>
-            <w:tcMar>
-              <w:top w:w="90" w:type="dxa"/>
-              <w:bottom w:w="90" w:type="dxa"/>
-              <w:left w:w="135" w:type="dxa"/>
-              <w:right w:w="135" w:type="dxa"/>
-            </w:tcMar>
-          </w:tcPr>
-          <w:p>
-            <w:pPr>
-              <w:spacing w:line="240" w:lineRule="auto" w:before="60" w:after="60"/>
-            </w:pPr>
-            <w:r>
-              <w:t>FACTORY_PING</w:t>
-            </w:r>
-          </w:p>
-        </w:tc>
-        <w:tc>
-          <w:tcPr>
-            <w:tcW w:type="dxa" w:w="2160"/>
-            <w:vAlign w:val="center"/>
-            <w:tcBorders>
-              <w:top w:val="single" w:sz="6" w:space="0" w:color="B8C9D6"/>
-              <w:bottom w:val="single" w:sz="6" w:space="0" w:color="B8C9D6"/>
-              <w:left w:val="single" w:sz="6" w:space="0" w:color="B8C9D6"/>
-              <w:right w:val="single" w:sz="6" w:space="0" w:color="B8C9D6"/>
-            </w:tcBorders>
-            <w:tcMar>
-              <w:top w:w="90" w:type="dxa"/>
-              <w:bottom w:w="90" w:type="dxa"/>
-              <w:left w:w="135" w:type="dxa"/>
-              <w:right w:w="135" w:type="dxa"/>
-            </w:tcMar>
-          </w:tcPr>
-          <w:p>
-            <w:pPr>
-              <w:spacing w:line="240" w:lineRule="auto" w:before="60" w:after="60"/>
-            </w:pPr>
-            <w:r>
-              <w:t>token</w:t>
-            </w:r>
-            <w:r>
-              <w:t xml:space="preserve"> </w:t>
-            </w:r>
-            <w:r>
-              <w:t>（</w:t>
-            </w:r>
-            <w:r>
-              <w:t xml:space="preserve"> </w:t>
-            </w:r>
-            <w:r>
-              <w:t>4 B</w:t>
-            </w:r>
-            <w:r>
-              <w:t xml:space="preserve"> </w:t>
-            </w:r>
-            <w:r>
-              <w:t>）</w:t>
-            </w:r>
-          </w:p>
-        </w:tc>
-        <w:tc>
-          <w:tcPr>
-            <w:tcW w:type="dxa" w:w="2160"/>
-            <w:vAlign w:val="center"/>
-            <w:tcBorders>
-              <w:top w:val="single" w:sz="6" w:space="0" w:color="B8C9D6"/>
-              <w:bottom w:val="single" w:sz="6" w:space="0" w:color="B8C9D6"/>
-              <w:left w:val="single" w:sz="6" w:space="0" w:color="B8C9D6"/>
-              <w:right w:val="single" w:sz="6" w:space="0" w:color="B8C9D6"/>
-            </w:tcBorders>
-            <w:tcMar>
-              <w:top w:w="90" w:type="dxa"/>
-              <w:bottom w:w="90" w:type="dxa"/>
-              <w:left w:w="135" w:type="dxa"/>
-              <w:right w:w="135" w:type="dxa"/>
-            </w:tcMar>
-          </w:tcPr>
-          <w:p>
-            <w:pPr>
-              <w:spacing w:line="240" w:lineRule="auto" w:before="60" w:after="60"/>
-            </w:pPr>
-            <w:r>
-              <w:t>连通性自检，应答原样回显</w:t>
-            </w:r>
-            <w:r>
-              <w:t xml:space="preserve"> </w:t>
-            </w:r>
-            <w:r>
-              <w:t xml:space="preserve"> token</w:t>
             </w:r>
           </w:p>
         </w:tc>
@@ -13871,6 +12237,152 @@
     </w:tbl>
     <w:p>
       <w:pPr>
+        <w:pStyle w:val="ListBullet"/>
+        <w:spacing w:before="60" w:after="60"/>
+      </w:pPr>
+      <w:r>
+        <w:rPr>
+          <w:rFonts w:ascii="Microsoft YaHei" w:eastAsia="Microsoft YaHei" w:hAnsi="Microsoft YaHei" w:cs="Microsoft YaHei" w:hint="eastAsia"/>
+          <w:lang w:eastAsia="zh-CN"/>
+        </w:rPr>
+        <w:t>周期</w:t>
+      </w:r>
+      <w:r>
+        <w:t xml:space="preserve"> 2 s </w:t>
+      </w:r>
+      <w:r>
+        <w:rPr>
+          <w:rFonts w:ascii="Microsoft YaHei" w:eastAsia="Microsoft YaHei" w:hAnsi="Microsoft YaHei" w:cs="Microsoft YaHei" w:hint="eastAsia"/>
+          <w:lang w:eastAsia="zh-CN"/>
+        </w:rPr>
+        <w:t>一帧；上位机也可发</w:t>
+      </w:r>
+      <w:r>
+        <w:t xml:space="preserve"> GET_BATTERY</w:t>
+      </w:r>
+      <w:r>
+        <w:rPr>
+          <w:rFonts w:ascii="Microsoft YaHei" w:eastAsia="Microsoft YaHei" w:hAnsi="Microsoft YaHei" w:cs="Microsoft YaHei" w:hint="eastAsia"/>
+          <w:lang w:eastAsia="zh-CN"/>
+        </w:rPr>
+        <w:t>（</w:t>
+      </w:r>
+      <w:r>
+        <w:t>0x0C</w:t>
+      </w:r>
+      <w:r>
+        <w:rPr>
+          <w:rFonts w:ascii="Microsoft YaHei" w:eastAsia="Microsoft YaHei" w:hAnsi="Microsoft YaHei" w:cs="Microsoft YaHei" w:hint="eastAsia"/>
+          <w:lang w:eastAsia="zh-CN"/>
+        </w:rPr>
+        <w:t>）索取即时帧；</w:t>
+      </w:r>
+    </w:p>
+    <w:p>
+      <w:pPr>
+        <w:pStyle w:val="ListBullet"/>
+        <w:spacing w:before="60" w:after="60"/>
+      </w:pPr>
+      <w:r>
+        <w:t xml:space="preserve">percent </w:t>
+      </w:r>
+      <w:r>
+        <w:rPr>
+          <w:rFonts w:ascii="Microsoft YaHei" w:eastAsia="Microsoft YaHei" w:hAnsi="Microsoft YaHei" w:cs="Microsoft YaHei" w:hint="eastAsia"/>
+          <w:lang w:eastAsia="zh-CN"/>
+        </w:rPr>
+        <w:t>首版用电压线性映射（</w:t>
+      </w:r>
+      <w:r>
+        <w:t>3300 mV=0%</w:t>
+      </w:r>
+      <w:r>
+        <w:rPr>
+          <w:rFonts w:ascii="Microsoft YaHei" w:eastAsia="Microsoft YaHei" w:hAnsi="Microsoft YaHei" w:cs="Microsoft YaHei" w:hint="eastAsia"/>
+          <w:lang w:eastAsia="zh-CN"/>
+        </w:rPr>
+        <w:t>，</w:t>
+      </w:r>
+      <w:r>
+        <w:t>4200 mV=100%</w:t>
+      </w:r>
+      <w:r>
+        <w:rPr>
+          <w:rFonts w:ascii="Microsoft YaHei" w:eastAsia="Microsoft YaHei" w:hAnsi="Microsoft YaHei" w:cs="Microsoft YaHei" w:hint="eastAsia"/>
+          <w:lang w:eastAsia="zh-CN"/>
+        </w:rPr>
+        <w:t>）；</w:t>
+      </w:r>
+      <w:r>
+        <w:t xml:space="preserve">nPM1300 </w:t>
+      </w:r>
+      <w:r>
+        <w:rPr>
+          <w:rFonts w:ascii="Microsoft YaHei" w:eastAsia="Microsoft YaHei" w:hAnsi="Microsoft YaHei" w:cs="Microsoft YaHei" w:hint="eastAsia"/>
+          <w:lang w:eastAsia="zh-CN"/>
+        </w:rPr>
+        <w:t>库仑计启用后平滑切换，帧格式不变；</w:t>
+      </w:r>
+    </w:p>
+    <w:p>
+      <w:pPr>
+        <w:pStyle w:val="ListBullet"/>
+        <w:spacing w:before="60" w:after="60"/>
+      </w:pPr>
+      <w:r>
+        <w:rPr>
+          <w:rFonts w:ascii="Microsoft YaHei" w:eastAsia="Microsoft YaHei" w:hAnsi="Microsoft YaHei" w:cs="Microsoft YaHei" w:hint="eastAsia"/>
+          <w:lang w:eastAsia="zh-CN"/>
+        </w:rPr>
+        <w:t>低电判定与</w:t>
+      </w:r>
+      <w:r>
+        <w:t xml:space="preserve"> EVENT 0x03 LOW_BATTERY </w:t>
+      </w:r>
+      <w:r>
+        <w:rPr>
+          <w:rFonts w:ascii="Microsoft YaHei" w:eastAsia="Microsoft YaHei" w:hAnsi="Microsoft YaHei" w:cs="Microsoft YaHei" w:hint="eastAsia"/>
+          <w:lang w:eastAsia="zh-CN"/>
+        </w:rPr>
+        <w:t>同门限（</w:t>
+      </w:r>
+      <w:r>
+        <w:t>15%</w:t>
+      </w:r>
+      <w:r>
+        <w:rPr>
+          <w:rFonts w:ascii="Microsoft YaHei" w:eastAsia="Microsoft YaHei" w:hAnsi="Microsoft YaHei" w:cs="Microsoft YaHei" w:hint="eastAsia"/>
+          <w:lang w:eastAsia="zh-CN"/>
+        </w:rPr>
+        <w:t>，带</w:t>
+      </w:r>
+      <w:r>
+        <w:t xml:space="preserve"> 5% </w:t>
+      </w:r>
+      <w:r>
+        <w:rPr>
+          <w:rFonts w:ascii="Microsoft YaHei" w:eastAsia="Microsoft YaHei" w:hAnsi="Microsoft YaHei" w:cs="Microsoft YaHei" w:hint="eastAsia"/>
+          <w:lang w:eastAsia="zh-CN"/>
+        </w:rPr>
+        <w:t>滞回防抖）。</w:t>
+      </w:r>
+    </w:p>
+    <w:p>
+      <w:pPr>
+        <w:pStyle w:val="Heading1"/>
+      </w:pPr>
+      <w:r>
+        <w:rPr>
+          <w:rFonts w:ascii="Microsoft YaHei" w:eastAsia="Microsoft YaHei" w:hAnsi="Microsoft YaHei" w:cs="Microsoft YaHei" w:hint="eastAsia"/>
+          <w:color w:val="1A5276"/>
+          <w:sz w:val="30"/>
+          <w:lang w:eastAsia="zh-CN"/>
+        </w:rPr>
+        <w:t>7. 指令集（e5a00022 写入）</w:t>
+      </w:r>
+    </w:p>
+    <w:p>
+      <w:pPr>
         <w:pStyle w:val="Heading2"/>
       </w:pPr>
       <w:r>
@@ -13880,7 +12392,131 @@
           <w:sz w:val="25"/>
           <w:lang w:eastAsia="zh-CN"/>
         </w:rPr>
-        <w:t>7.3 sensor_id 编码</w:t>
+        <w:t>7.1 指令格式</w:t>
+      </w:r>
+    </w:p>
+    <w:p>
+      <w:pPr/>
+      <w:r>
+        <w:rPr>
+          <w:rFonts w:ascii="Microsoft YaHei" w:eastAsia="Microsoft YaHei" w:hAnsi="Microsoft YaHei" w:cs="Microsoft YaHei" w:hint="eastAsia"/>
+          <w:lang w:eastAsia="zh-CN"/>
+        </w:rPr>
+        <w:t>写入数据</w:t>
+      </w:r>
+      <w:r>
+        <w:t xml:space="preserve"> = CMD</w:t>
+      </w:r>
+      <w:r>
+        <w:rPr>
+          <w:rFonts w:ascii="Microsoft YaHei" w:eastAsia="Microsoft YaHei" w:hAnsi="Microsoft YaHei" w:cs="Microsoft YaHei" w:hint="eastAsia"/>
+          <w:lang w:eastAsia="zh-CN"/>
+        </w:rPr>
+        <w:t>（</w:t>
+      </w:r>
+      <w:r>
+        <w:t>1 B</w:t>
+      </w:r>
+      <w:r>
+        <w:rPr>
+          <w:rFonts w:ascii="Microsoft YaHei" w:eastAsia="Microsoft YaHei" w:hAnsi="Microsoft YaHei" w:cs="Microsoft YaHei" w:hint="eastAsia"/>
+          <w:lang w:eastAsia="zh-CN"/>
+        </w:rPr>
+        <w:t>）</w:t>
+      </w:r>
+      <w:r>
+        <w:t>+ PARAMS</w:t>
+      </w:r>
+      <w:r>
+        <w:rPr>
+          <w:rFonts w:ascii="Microsoft YaHei" w:eastAsia="Microsoft YaHei" w:hAnsi="Microsoft YaHei" w:cs="Microsoft YaHei" w:hint="eastAsia"/>
+          <w:lang w:eastAsia="zh-CN"/>
+        </w:rPr>
+        <w:t>（</w:t>
+      </w:r>
+      <w:r>
+        <w:t>0~n B</w:t>
+      </w:r>
+      <w:r>
+        <w:rPr>
+          <w:rFonts w:ascii="Microsoft YaHei" w:eastAsia="Microsoft YaHei" w:hAnsi="Microsoft YaHei" w:cs="Microsoft YaHei" w:hint="eastAsia"/>
+          <w:lang w:eastAsia="zh-CN"/>
+        </w:rPr>
+        <w:t>）。设备端处理后经</w:t>
+      </w:r>
+      <w:r>
+        <w:t xml:space="preserve"> e5a00023 </w:t>
+      </w:r>
+      <w:r>
+        <w:rPr>
+          <w:rFonts w:ascii="Microsoft YaHei" w:eastAsia="Microsoft YaHei" w:hAnsi="Microsoft YaHei" w:cs="Microsoft YaHei" w:hint="eastAsia"/>
+          <w:lang w:eastAsia="zh-CN"/>
+        </w:rPr>
+        <w:t>回复</w:t>
+      </w:r>
+      <w:r>
+        <w:t xml:space="preserve"> CMD_ACK </w:t>
+      </w:r>
+      <w:r>
+        <w:rPr>
+          <w:rFonts w:ascii="Microsoft YaHei" w:eastAsia="Microsoft YaHei" w:hAnsi="Microsoft YaHei" w:cs="Microsoft YaHei" w:hint="eastAsia"/>
+          <w:lang w:eastAsia="zh-CN"/>
+        </w:rPr>
+        <w:t>帧（第</w:t>
+      </w:r>
+      <w:r>
+        <w:t xml:space="preserve"> 8 </w:t>
+      </w:r>
+      <w:r>
+        <w:rPr>
+          <w:rFonts w:ascii="Microsoft YaHei" w:eastAsia="Microsoft YaHei" w:hAnsi="Microsoft YaHei" w:cs="Microsoft YaHei" w:hint="eastAsia"/>
+          <w:lang w:eastAsia="zh-CN"/>
+        </w:rPr>
+        <w:t>章）。支持</w:t>
+      </w:r>
+      <w:r>
+        <w:t xml:space="preserve"> Write With Response</w:t>
+      </w:r>
+      <w:r>
+        <w:rPr>
+          <w:rFonts w:ascii="Microsoft YaHei" w:eastAsia="Microsoft YaHei" w:hAnsi="Microsoft YaHei" w:cs="Microsoft YaHei" w:hint="eastAsia"/>
+          <w:lang w:eastAsia="zh-CN"/>
+        </w:rPr>
+        <w:t>（推荐，可获</w:t>
+      </w:r>
+      <w:r>
+        <w:t xml:space="preserve"> ATT </w:t>
+      </w:r>
+      <w:r>
+        <w:rPr>
+          <w:rFonts w:ascii="Microsoft YaHei" w:eastAsia="Microsoft YaHei" w:hAnsi="Microsoft YaHei" w:cs="Microsoft YaHei" w:hint="eastAsia"/>
+          <w:lang w:eastAsia="zh-CN"/>
+        </w:rPr>
+        <w:t>层确认）与</w:t>
+      </w:r>
+      <w:r>
+        <w:t xml:space="preserve"> Write Without Response</w:t>
+      </w:r>
+      <w:r>
+        <w:rPr>
+          <w:rFonts w:ascii="Microsoft YaHei" w:eastAsia="Microsoft YaHei" w:hAnsi="Microsoft YaHei" w:cs="Microsoft YaHei" w:hint="eastAsia"/>
+          <w:lang w:eastAsia="zh-CN"/>
+        </w:rPr>
+        <w:t>。</w:t>
+      </w:r>
+    </w:p>
+    <w:p>
+      <w:pPr>
+        <w:pStyle w:val="Heading2"/>
+      </w:pPr>
+      <w:r>
+        <w:rPr>
+          <w:rFonts w:ascii="Microsoft YaHei" w:eastAsia="Microsoft YaHei" w:hAnsi="Microsoft YaHei" w:cs="Microsoft YaHei" w:hint="eastAsia"/>
+          <w:color w:val="2175B0"/>
+          <w:sz w:val="25"/>
+          <w:lang w:eastAsia="zh-CN"/>
+        </w:rPr>
+        <w:t>7.2 指令表</w:t>
       </w:r>
     </w:p>
     <w:tbl>
@@ -13924,7 +12560,7 @@
                 <w:b/>
                 <w:color w:val="FFFFFF"/>
               </w:rPr>
-              <w:t>值</w:t>
+              <w:t>CMD</w:t>
             </w:r>
           </w:p>
         </w:tc>
@@ -13956,7 +12592,7 @@
                 <w:b/>
                 <w:color w:val="FFFFFF"/>
               </w:rPr>
-              <w:t>模块</w:t>
+              <w:t>名称</w:t>
             </w:r>
           </w:p>
         </w:tc>
@@ -13988,7 +12624,7 @@
                 <w:b/>
                 <w:color w:val="FFFFFF"/>
               </w:rPr>
-              <w:t>值</w:t>
+              <w:t>PARAMS</w:t>
             </w:r>
           </w:p>
         </w:tc>
@@ -14020,7 +12656,7 @@
                 <w:b/>
                 <w:color w:val="FFFFFF"/>
               </w:rPr>
-              <w:t>模块</w:t>
+              <w:t>说明</w:t>
             </w:r>
           </w:p>
         </w:tc>
@@ -14049,7 +12685,7 @@
               <w:spacing w:line="240" w:lineRule="auto" w:before="60" w:after="60"/>
             </w:pPr>
             <w:r>
-              <w:t>0</w:t>
+              <w:t>0x01</w:t>
             </w:r>
           </w:p>
         </w:tc>
@@ -14076,13 +12712,7 @@
               <w:spacing w:line="240" w:lineRule="auto" w:before="60" w:after="60"/>
             </w:pPr>
             <w:r>
-              <w:t>IMU_U4</w:t>
-            </w:r>
-            <w:r>
-              <w:t xml:space="preserve"> </w:t>
-            </w:r>
-            <w:r>
-              <w:t>（主板六轴）</w:t>
+              <w:t>LED_SET</w:t>
             </w:r>
           </w:p>
         </w:tc>
@@ -14109,7 +12739,25 @@
               <w:spacing w:line="240" w:lineRule="auto" w:before="60" w:after="60"/>
             </w:pPr>
             <w:r>
-              <w:t>3</w:t>
+              <w:t>mask</w:t>
+            </w:r>
+            <w:r>
+              <w:t xml:space="preserve"> </w:t>
+            </w:r>
+            <w:r>
+              <w:t>（</w:t>
+            </w:r>
+            <w:r>
+              <w:t xml:space="preserve"> </w:t>
+            </w:r>
+            <w:r>
+              <w:t>1 B</w:t>
+            </w:r>
+            <w:r>
+              <w:t xml:space="preserve"> </w:t>
+            </w:r>
+            <w:r>
+              <w:t>）</w:t>
             </w:r>
           </w:p>
         </w:tc>
@@ -14136,13 +12784,49 @@
               <w:spacing w:line="240" w:lineRule="auto" w:before="60" w:after="60"/>
             </w:pPr>
             <w:r>
-              <w:t>PVDF</w:t>
-            </w:r>
-            <w:r>
-              <w:t xml:space="preserve"> </w:t>
-            </w:r>
-            <w:r>
-              <w:t>（压电信号链）</w:t>
+              <w:t>bit0=LED0</w:t>
+            </w:r>
+            <w:r>
+              <w:t xml:space="preserve"> </w:t>
+            </w:r>
+            <w:r>
+              <w:t>（红），</w:t>
+            </w:r>
+            <w:r>
+              <w:t xml:space="preserve"> </w:t>
+            </w:r>
+            <w:r>
+              <w:t>bit1=LED1</w:t>
+            </w:r>
+            <w:r>
+              <w:t xml:space="preserve"> </w:t>
+            </w:r>
+            <w:r>
+              <w:t>（蓝）；</w:t>
+            </w:r>
+            <w:r>
+              <w:t xml:space="preserve"> </w:t>
+            </w:r>
+            <w:r>
+              <w:t xml:space="preserve">task-V1.06 </w:t>
+            </w:r>
+            <w:r>
+              <w:t xml:space="preserve"> </w:t>
+            </w:r>
+            <w:r>
+              <w:t>起为</w:t>
+            </w:r>
+            <w:r>
+              <w:t xml:space="preserve"> </w:t>
+            </w:r>
+            <w:r>
+              <w:t xml:space="preserve"> LED </w:t>
+            </w:r>
+            <w:r>
+              <w:t xml:space="preserve"> </w:t>
+            </w:r>
+            <w:r>
+              <w:t>唯一控制入口</w:t>
             </w:r>
           </w:p>
         </w:tc>
@@ -14170,7 +12854,7 @@
               <w:spacing w:line="240" w:lineRule="auto" w:before="60" w:after="60"/>
             </w:pPr>
             <w:r>
-              <w:t>1</w:t>
+              <w:t>0x02</w:t>
             </w:r>
           </w:p>
         </w:tc>
@@ -14196,13 +12880,7 @@
               <w:spacing w:line="240" w:lineRule="auto" w:before="60" w:after="60"/>
             </w:pPr>
             <w:r>
-              <w:t>IMU_U1</w:t>
-            </w:r>
-            <w:r>
-              <w:t xml:space="preserve"> </w:t>
-            </w:r>
-            <w:r>
-              <w:t>（柔性板六轴）</w:t>
+              <w:t>PWR_SET</w:t>
             </w:r>
           </w:p>
         </w:tc>
@@ -14228,7 +12906,49 @@
               <w:spacing w:line="240" w:lineRule="auto" w:before="60" w:after="60"/>
             </w:pPr>
             <w:r>
-              <w:t>4</w:t>
+              <w:t>domain</w:t>
+            </w:r>
+            <w:r>
+              <w:t xml:space="preserve"> </w:t>
+            </w:r>
+            <w:r>
+              <w:t>（</w:t>
+            </w:r>
+            <w:r>
+              <w:t xml:space="preserve"> </w:t>
+            </w:r>
+            <w:r>
+              <w:t>1 B</w:t>
+            </w:r>
+            <w:r>
+              <w:t xml:space="preserve"> </w:t>
+            </w:r>
+            <w:r>
+              <w:t>）</w:t>
+            </w:r>
+            <w:r>
+              <w:t xml:space="preserve"> </w:t>
+            </w:r>
+            <w:r>
+              <w:t>+ onoff</w:t>
+            </w:r>
+            <w:r>
+              <w:t xml:space="preserve"> </w:t>
+            </w:r>
+            <w:r>
+              <w:t>（</w:t>
+            </w:r>
+            <w:r>
+              <w:t xml:space="preserve"> </w:t>
+            </w:r>
+            <w:r>
+              <w:t>1 B</w:t>
+            </w:r>
+            <w:r>
+              <w:t xml:space="preserve"> </w:t>
+            </w:r>
+            <w:r>
+              <w:t>）</w:t>
             </w:r>
           </w:p>
         </w:tc>
@@ -14254,25 +12974,97 @@
               <w:spacing w:line="240" w:lineRule="auto" w:before="60" w:after="60"/>
             </w:pPr>
             <w:r>
-              <w:t>TEMP</w:t>
-            </w:r>
-            <w:r>
-              <w:t xml:space="preserve"> </w:t>
-            </w:r>
-            <w:r>
-              <w:t>（</w:t>
-            </w:r>
-            <w:r>
-              <w:t xml:space="preserve"> </w:t>
-            </w:r>
-            <w:r>
-              <w:t>TMP112</w:t>
-            </w:r>
-            <w:r>
-              <w:t xml:space="preserve"> </w:t>
-            </w:r>
-            <w:r>
-              <w:t>）</w:t>
+              <w:t>domain</w:t>
+            </w:r>
+            <w:r>
+              <w:t xml:space="preserve"> </w:t>
+            </w:r>
+            <w:r>
+              <w:t>：</w:t>
+            </w:r>
+            <w:r>
+              <w:t xml:space="preserve"> </w:t>
+            </w:r>
+            <w:r>
+              <w:t>0=SENS</w:t>
+            </w:r>
+            <w:r>
+              <w:t xml:space="preserve"> </w:t>
+            </w:r>
+            <w:r>
+              <w:t>，</w:t>
+            </w:r>
+            <w:r>
+              <w:t xml:space="preserve"> </w:t>
+            </w:r>
+            <w:r>
+              <w:t>1=STORE</w:t>
+            </w:r>
+            <w:r>
+              <w:t xml:space="preserve"> </w:t>
+            </w:r>
+            <w:r>
+              <w:t>，</w:t>
+            </w:r>
+            <w:r>
+              <w:t xml:space="preserve"> </w:t>
+            </w:r>
+            <w:r>
+              <w:t>2=ANALOG</w:t>
+            </w:r>
+            <w:r>
+              <w:t xml:space="preserve"> </w:t>
+            </w:r>
+            <w:r>
+              <w:t>；</w:t>
+            </w:r>
+            <w:r>
+              <w:t xml:space="preserve"> </w:t>
+            </w:r>
+            <w:r>
+              <w:t>onoff</w:t>
+            </w:r>
+            <w:r>
+              <w:t xml:space="preserve"> </w:t>
+            </w:r>
+            <w:r>
+              <w:t>：</w:t>
+            </w:r>
+            <w:r>
+              <w:t xml:space="preserve"> </w:t>
+            </w:r>
+            <w:r>
+              <w:t>0=</w:t>
+            </w:r>
+            <w:r>
+              <w:t xml:space="preserve"> </w:t>
+            </w:r>
+            <w:r>
+              <w:t>断电，</w:t>
+            </w:r>
+            <w:r>
+              <w:t xml:space="preserve"> </w:t>
+            </w:r>
+            <w:r>
+              <w:t>1=</w:t>
+            </w:r>
+            <w:r>
+              <w:t xml:space="preserve"> </w:t>
+            </w:r>
+            <w:r>
+              <w:t>上电；全开</w:t>
+            </w:r>
+            <w:r>
+              <w:t xml:space="preserve"> </w:t>
+            </w:r>
+            <w:r>
+              <w:t>/</w:t>
+            </w:r>
+            <w:r>
+              <w:t xml:space="preserve"> </w:t>
+            </w:r>
+            <w:r>
+              <w:t>全关由上位机连发三条实现</w:t>
             </w:r>
           </w:p>
         </w:tc>
@@ -14301,7 +13093,7 @@
               <w:spacing w:line="240" w:lineRule="auto" w:before="60" w:after="60"/>
             </w:pPr>
             <w:r>
-              <w:t>2</w:t>
+              <w:t>0x03</w:t>
             </w:r>
           </w:p>
         </w:tc>
@@ -14328,25 +13120,7 @@
               <w:spacing w:line="240" w:lineRule="auto" w:before="60" w:after="60"/>
             </w:pPr>
             <w:r>
-              <w:t>QVAR</w:t>
-            </w:r>
-            <w:r>
-              <w:t xml:space="preserve"> </w:t>
-            </w:r>
-            <w:r>
-              <w:t>（</w:t>
-            </w:r>
-            <w:r>
-              <w:t xml:space="preserve"> </w:t>
-            </w:r>
-            <w:r>
-              <w:t xml:space="preserve">A/B </w:t>
-            </w:r>
-            <w:r>
-              <w:t xml:space="preserve"> </w:t>
-            </w:r>
-            <w:r>
-              <w:t>整体）</w:t>
+              <w:t>SENSOR_EN</w:t>
             </w:r>
           </w:p>
         </w:tc>
@@ -14373,7 +13147,49 @@
               <w:spacing w:line="240" w:lineRule="auto" w:before="60" w:after="60"/>
             </w:pPr>
             <w:r>
-              <w:t>5</w:t>
+              <w:t>sensor_id</w:t>
+            </w:r>
+            <w:r>
+              <w:t xml:space="preserve"> </w:t>
+            </w:r>
+            <w:r>
+              <w:t>（</w:t>
+            </w:r>
+            <w:r>
+              <w:t xml:space="preserve"> </w:t>
+            </w:r>
+            <w:r>
+              <w:t>1 B</w:t>
+            </w:r>
+            <w:r>
+              <w:t xml:space="preserve"> </w:t>
+            </w:r>
+            <w:r>
+              <w:t>）</w:t>
+            </w:r>
+            <w:r>
+              <w:t xml:space="preserve"> </w:t>
+            </w:r>
+            <w:r>
+              <w:t>+ onoff</w:t>
+            </w:r>
+            <w:r>
+              <w:t xml:space="preserve"> </w:t>
+            </w:r>
+            <w:r>
+              <w:t>（</w:t>
+            </w:r>
+            <w:r>
+              <w:t xml:space="preserve"> </w:t>
+            </w:r>
+            <w:r>
+              <w:t>1 B</w:t>
+            </w:r>
+            <w:r>
+              <w:t xml:space="preserve"> </w:t>
+            </w:r>
+            <w:r>
+              <w:t>）</w:t>
             </w:r>
           </w:p>
         </w:tc>
@@ -14400,25 +13216,2119 @@
               <w:spacing w:line="240" w:lineRule="auto" w:before="60" w:after="60"/>
             </w:pPr>
             <w:r>
-              <w:t>MIC</w:t>
-            </w:r>
-            <w:r>
-              <w:t xml:space="preserve"> </w:t>
-            </w:r>
-            <w:r>
-              <w:t>（双</w:t>
-            </w:r>
-            <w:r>
-              <w:t xml:space="preserve"> </w:t>
-            </w:r>
-            <w:r>
-              <w:t xml:space="preserve"> PDM </w:t>
-            </w:r>
-            <w:r>
-              <w:t xml:space="preserve"> </w:t>
-            </w:r>
-            <w:r>
-              <w:t>麦）</w:t>
+              <w:t>传感器采集启停（</w:t>
+            </w:r>
+            <w:r>
+              <w:t xml:space="preserve"> </w:t>
+            </w:r>
+            <w:r>
+              <w:t xml:space="preserve">sensor_id </w:t>
+            </w:r>
+            <w:r>
+              <w:t xml:space="preserve"> </w:t>
+            </w:r>
+            <w:r>
+              <w:t>见</w:t>
+            </w:r>
+            <w:r>
+              <w:t xml:space="preserve"> </w:t>
+            </w:r>
+            <w:r>
+              <w:t xml:space="preserve"> 7.3</w:t>
+            </w:r>
+            <w:r>
+              <w:t xml:space="preserve"> </w:t>
+            </w:r>
+            <w:r>
+              <w:t>）</w:t>
+            </w:r>
+          </w:p>
+        </w:tc>
+      </w:tr>
+      <w:tr>
+        <w:tc>
+          <w:tcPr>
+            <w:tcW w:type="dxa" w:w="2160"/>
+            <w:vAlign w:val="center"/>
+            <w:tcBorders>
+              <w:top w:val="single" w:sz="6" w:space="0" w:color="B8C9D6"/>
+              <w:bottom w:val="single" w:sz="6" w:space="0" w:color="B8C9D6"/>
+              <w:left w:val="single" w:sz="6" w:space="0" w:color="B8C9D6"/>
+              <w:right w:val="single" w:sz="6" w:space="0" w:color="B8C9D6"/>
+            </w:tcBorders>
+            <w:tcMar>
+              <w:top w:w="90" w:type="dxa"/>
+              <w:bottom w:w="90" w:type="dxa"/>
+              <w:left w:w="135" w:type="dxa"/>
+              <w:right w:w="135" w:type="dxa"/>
+            </w:tcMar>
+          </w:tcPr>
+          <w:p>
+            <w:pPr>
+              <w:spacing w:line="240" w:lineRule="auto" w:before="60" w:after="60"/>
+            </w:pPr>
+            <w:r>
+              <w:t>0x04</w:t>
+            </w:r>
+          </w:p>
+        </w:tc>
+        <w:tc>
+          <w:tcPr>
+            <w:tcW w:type="dxa" w:w="2160"/>
+            <w:vAlign w:val="center"/>
+            <w:tcBorders>
+              <w:top w:val="single" w:sz="6" w:space="0" w:color="B8C9D6"/>
+              <w:bottom w:val="single" w:sz="6" w:space="0" w:color="B8C9D6"/>
+              <w:left w:val="single" w:sz="6" w:space="0" w:color="B8C9D6"/>
+              <w:right w:val="single" w:sz="6" w:space="0" w:color="B8C9D6"/>
+            </w:tcBorders>
+            <w:tcMar>
+              <w:top w:w="90" w:type="dxa"/>
+              <w:bottom w:w="90" w:type="dxa"/>
+              <w:left w:w="135" w:type="dxa"/>
+              <w:right w:w="135" w:type="dxa"/>
+            </w:tcMar>
+          </w:tcPr>
+          <w:p>
+            <w:pPr>
+              <w:spacing w:line="240" w:lineRule="auto" w:before="60" w:after="60"/>
+            </w:pPr>
+            <w:r>
+              <w:t>RATE_SET</w:t>
+            </w:r>
+          </w:p>
+        </w:tc>
+        <w:tc>
+          <w:tcPr>
+            <w:tcW w:type="dxa" w:w="2160"/>
+            <w:vAlign w:val="center"/>
+            <w:tcBorders>
+              <w:top w:val="single" w:sz="6" w:space="0" w:color="B8C9D6"/>
+              <w:bottom w:val="single" w:sz="6" w:space="0" w:color="B8C9D6"/>
+              <w:left w:val="single" w:sz="6" w:space="0" w:color="B8C9D6"/>
+              <w:right w:val="single" w:sz="6" w:space="0" w:color="B8C9D6"/>
+            </w:tcBorders>
+            <w:tcMar>
+              <w:top w:w="90" w:type="dxa"/>
+              <w:bottom w:w="90" w:type="dxa"/>
+              <w:left w:w="135" w:type="dxa"/>
+              <w:right w:w="135" w:type="dxa"/>
+            </w:tcMar>
+          </w:tcPr>
+          <w:p>
+            <w:pPr>
+              <w:spacing w:line="240" w:lineRule="auto" w:before="60" w:after="60"/>
+            </w:pPr>
+            <w:r>
+              <w:t>sensor_id</w:t>
+            </w:r>
+            <w:r>
+              <w:t xml:space="preserve"> </w:t>
+            </w:r>
+            <w:r>
+              <w:t>（</w:t>
+            </w:r>
+            <w:r>
+              <w:t xml:space="preserve"> </w:t>
+            </w:r>
+            <w:r>
+              <w:t>1 B</w:t>
+            </w:r>
+            <w:r>
+              <w:t xml:space="preserve"> </w:t>
+            </w:r>
+            <w:r>
+              <w:t>）</w:t>
+            </w:r>
+            <w:r>
+              <w:t xml:space="preserve"> </w:t>
+            </w:r>
+            <w:r>
+              <w:t>+ rate_hz</w:t>
+            </w:r>
+            <w:r>
+              <w:t xml:space="preserve"> </w:t>
+            </w:r>
+            <w:r>
+              <w:t>（</w:t>
+            </w:r>
+            <w:r>
+              <w:t xml:space="preserve"> </w:t>
+            </w:r>
+            <w:r>
+              <w:t>1 B</w:t>
+            </w:r>
+            <w:r>
+              <w:t xml:space="preserve"> </w:t>
+            </w:r>
+            <w:r>
+              <w:t>）</w:t>
+            </w:r>
+          </w:p>
+        </w:tc>
+        <w:tc>
+          <w:tcPr>
+            <w:tcW w:type="dxa" w:w="2160"/>
+            <w:vAlign w:val="center"/>
+            <w:tcBorders>
+              <w:top w:val="single" w:sz="6" w:space="0" w:color="B8C9D6"/>
+              <w:bottom w:val="single" w:sz="6" w:space="0" w:color="B8C9D6"/>
+              <w:left w:val="single" w:sz="6" w:space="0" w:color="B8C9D6"/>
+              <w:right w:val="single" w:sz="6" w:space="0" w:color="B8C9D6"/>
+            </w:tcBorders>
+            <w:tcMar>
+              <w:top w:w="90" w:type="dxa"/>
+              <w:bottom w:w="90" w:type="dxa"/>
+              <w:left w:w="135" w:type="dxa"/>
+              <w:right w:w="135" w:type="dxa"/>
+            </w:tcMar>
+          </w:tcPr>
+          <w:p>
+            <w:pPr>
+              <w:spacing w:line="240" w:lineRule="auto" w:before="60" w:after="60"/>
+            </w:pPr>
+            <w:r>
+              <w:t>采样率，受模块能力约束（</w:t>
+            </w:r>
+            <w:r>
+              <w:t xml:space="preserve"> </w:t>
+            </w:r>
+            <w:r>
+              <w:t xml:space="preserve">IMU/QVAR </w:t>
+            </w:r>
+            <w:r>
+              <w:t xml:space="preserve"> </w:t>
+            </w:r>
+            <w:r>
+              <w:t>支持</w:t>
+            </w:r>
+            <w:r>
+              <w:t xml:space="preserve"> </w:t>
+            </w:r>
+            <w:r>
+              <w:t xml:space="preserve"> 15/30/60 Hz</w:t>
+            </w:r>
+            <w:r>
+              <w:t xml:space="preserve"> </w:t>
+            </w:r>
+            <w:r>
+              <w:t>）</w:t>
+            </w:r>
+          </w:p>
+        </w:tc>
+      </w:tr>
+      <w:tr>
+        <w:tc>
+          <w:tcPr>
+            <w:tcW w:type="dxa" w:w="2160"/>
+            <w:shd w:fill="F4F9FC" w:val="clear" w:color="auto"/>
+            <w:vAlign w:val="center"/>
+            <w:tcBorders>
+              <w:top w:val="single" w:sz="6" w:space="0" w:color="B8C9D6"/>
+              <w:bottom w:val="single" w:sz="6" w:space="0" w:color="B8C9D6"/>
+              <w:left w:val="single" w:sz="6" w:space="0" w:color="B8C9D6"/>
+              <w:right w:val="single" w:sz="6" w:space="0" w:color="B8C9D6"/>
+            </w:tcBorders>
+            <w:tcMar>
+              <w:top w:w="90" w:type="dxa"/>
+              <w:bottom w:w="90" w:type="dxa"/>
+              <w:left w:w="135" w:type="dxa"/>
+              <w:right w:w="135" w:type="dxa"/>
+            </w:tcMar>
+          </w:tcPr>
+          <w:p>
+            <w:pPr>
+              <w:spacing w:line="240" w:lineRule="auto" w:before="60" w:after="60"/>
+            </w:pPr>
+            <w:r>
+              <w:t>0x05</w:t>
+            </w:r>
+          </w:p>
+        </w:tc>
+        <w:tc>
+          <w:tcPr>
+            <w:tcW w:type="dxa" w:w="2160"/>
+            <w:shd w:fill="F4F9FC" w:val="clear" w:color="auto"/>
+            <w:vAlign w:val="center"/>
+            <w:tcBorders>
+              <w:top w:val="single" w:sz="6" w:space="0" w:color="B8C9D6"/>
+              <w:bottom w:val="single" w:sz="6" w:space="0" w:color="B8C9D6"/>
+              <w:left w:val="single" w:sz="6" w:space="0" w:color="B8C9D6"/>
+              <w:right w:val="single" w:sz="6" w:space="0" w:color="B8C9D6"/>
+            </w:tcBorders>
+            <w:tcMar>
+              <w:top w:w="90" w:type="dxa"/>
+              <w:bottom w:w="90" w:type="dxa"/>
+              <w:left w:w="135" w:type="dxa"/>
+              <w:right w:w="135" w:type="dxa"/>
+            </w:tcMar>
+          </w:tcPr>
+          <w:p>
+            <w:pPr>
+              <w:spacing w:line="240" w:lineRule="auto" w:before="60" w:after="60"/>
+            </w:pPr>
+            <w:r>
+              <w:t>QVAR_CFG</w:t>
+            </w:r>
+          </w:p>
+        </w:tc>
+        <w:tc>
+          <w:tcPr>
+            <w:tcW w:type="dxa" w:w="2160"/>
+            <w:shd w:fill="F4F9FC" w:val="clear" w:color="auto"/>
+            <w:vAlign w:val="center"/>
+            <w:tcBorders>
+              <w:top w:val="single" w:sz="6" w:space="0" w:color="B8C9D6"/>
+              <w:bottom w:val="single" w:sz="6" w:space="0" w:color="B8C9D6"/>
+              <w:left w:val="single" w:sz="6" w:space="0" w:color="B8C9D6"/>
+              <w:right w:val="single" w:sz="6" w:space="0" w:color="B8C9D6"/>
+            </w:tcBorders>
+            <w:tcMar>
+              <w:top w:w="90" w:type="dxa"/>
+              <w:bottom w:w="90" w:type="dxa"/>
+              <w:left w:w="135" w:type="dxa"/>
+              <w:right w:w="135" w:type="dxa"/>
+            </w:tcMar>
+          </w:tcPr>
+          <w:p>
+            <w:pPr>
+              <w:spacing w:line="240" w:lineRule="auto" w:before="60" w:after="60"/>
+            </w:pPr>
+            <w:r>
+              <w:t>ch</w:t>
+            </w:r>
+            <w:r>
+              <w:t xml:space="preserve"> </w:t>
+            </w:r>
+            <w:r>
+              <w:t>（</w:t>
+            </w:r>
+            <w:r>
+              <w:t xml:space="preserve"> </w:t>
+            </w:r>
+            <w:r>
+              <w:t>1 B</w:t>
+            </w:r>
+            <w:r>
+              <w:t xml:space="preserve"> </w:t>
+            </w:r>
+            <w:r>
+              <w:t>）</w:t>
+            </w:r>
+            <w:r>
+              <w:t xml:space="preserve"> </w:t>
+            </w:r>
+            <w:r>
+              <w:t>+ zin</w:t>
+            </w:r>
+            <w:r>
+              <w:t xml:space="preserve"> </w:t>
+            </w:r>
+            <w:r>
+              <w:t>（</w:t>
+            </w:r>
+            <w:r>
+              <w:t xml:space="preserve"> </w:t>
+            </w:r>
+            <w:r>
+              <w:t>1 B</w:t>
+            </w:r>
+            <w:r>
+              <w:t xml:space="preserve"> </w:t>
+            </w:r>
+            <w:r>
+              <w:t>）</w:t>
+            </w:r>
+          </w:p>
+        </w:tc>
+        <w:tc>
+          <w:tcPr>
+            <w:tcW w:type="dxa" w:w="2160"/>
+            <w:shd w:fill="F4F9FC" w:val="clear" w:color="auto"/>
+            <w:vAlign w:val="center"/>
+            <w:tcBorders>
+              <w:top w:val="single" w:sz="6" w:space="0" w:color="B8C9D6"/>
+              <w:bottom w:val="single" w:sz="6" w:space="0" w:color="B8C9D6"/>
+              <w:left w:val="single" w:sz="6" w:space="0" w:color="B8C9D6"/>
+              <w:right w:val="single" w:sz="6" w:space="0" w:color="B8C9D6"/>
+            </w:tcBorders>
+            <w:tcMar>
+              <w:top w:w="90" w:type="dxa"/>
+              <w:bottom w:w="90" w:type="dxa"/>
+              <w:left w:w="135" w:type="dxa"/>
+              <w:right w:w="135" w:type="dxa"/>
+            </w:tcMar>
+          </w:tcPr>
+          <w:p>
+            <w:pPr>
+              <w:spacing w:line="240" w:lineRule="auto" w:before="60" w:after="60"/>
+            </w:pPr>
+            <w:r>
+              <w:t>ch</w:t>
+            </w:r>
+            <w:r>
+              <w:t xml:space="preserve"> </w:t>
+            </w:r>
+            <w:r>
+              <w:t>：</w:t>
+            </w:r>
+            <w:r>
+              <w:t xml:space="preserve"> </w:t>
+            </w:r>
+            <w:r>
+              <w:t>0=A</w:t>
+            </w:r>
+            <w:r>
+              <w:t xml:space="preserve"> </w:t>
+            </w:r>
+            <w:r>
+              <w:t>，</w:t>
+            </w:r>
+            <w:r>
+              <w:t xml:space="preserve"> </w:t>
+            </w:r>
+            <w:r>
+              <w:t>1=B</w:t>
+            </w:r>
+            <w:r>
+              <w:t xml:space="preserve"> </w:t>
+            </w:r>
+            <w:r>
+              <w:t>；</w:t>
+            </w:r>
+            <w:r>
+              <w:t xml:space="preserve"> </w:t>
+            </w:r>
+            <w:r>
+              <w:t>zin</w:t>
+            </w:r>
+            <w:r>
+              <w:t xml:space="preserve"> </w:t>
+            </w:r>
+            <w:r>
+              <w:t>：</w:t>
+            </w:r>
+            <w:r>
+              <w:t xml:space="preserve"> </w:t>
+            </w:r>
+            <w:r>
+              <w:t>0=2400 MΩ</w:t>
+            </w:r>
+            <w:r>
+              <w:t xml:space="preserve"> </w:t>
+            </w:r>
+            <w:r>
+              <w:t>，</w:t>
+            </w:r>
+            <w:r>
+              <w:t xml:space="preserve"> </w:t>
+            </w:r>
+            <w:r>
+              <w:t>1=730 MΩ</w:t>
+            </w:r>
+            <w:r>
+              <w:t xml:space="preserve"> </w:t>
+            </w:r>
+            <w:r>
+              <w:t>，</w:t>
+            </w:r>
+            <w:r>
+              <w:t xml:space="preserve"> </w:t>
+            </w:r>
+            <w:r>
+              <w:t>2=300 MΩ</w:t>
+            </w:r>
+            <w:r>
+              <w:t xml:space="preserve"> </w:t>
+            </w:r>
+            <w:r>
+              <w:t>，</w:t>
+            </w:r>
+            <w:r>
+              <w:t xml:space="preserve"> </w:t>
+            </w:r>
+            <w:r>
+              <w:t>3=255 MΩ</w:t>
+            </w:r>
+          </w:p>
+        </w:tc>
+      </w:tr>
+      <w:tr>
+        <w:tc>
+          <w:tcPr>
+            <w:tcW w:type="dxa" w:w="2160"/>
+            <w:vAlign w:val="center"/>
+            <w:tcBorders>
+              <w:top w:val="single" w:sz="6" w:space="0" w:color="B8C9D6"/>
+              <w:bottom w:val="single" w:sz="6" w:space="0" w:color="B8C9D6"/>
+              <w:left w:val="single" w:sz="6" w:space="0" w:color="B8C9D6"/>
+              <w:right w:val="single" w:sz="6" w:space="0" w:color="B8C9D6"/>
+            </w:tcBorders>
+            <w:tcMar>
+              <w:top w:w="90" w:type="dxa"/>
+              <w:bottom w:w="90" w:type="dxa"/>
+              <w:left w:w="135" w:type="dxa"/>
+              <w:right w:w="135" w:type="dxa"/>
+            </w:tcMar>
+          </w:tcPr>
+          <w:p>
+            <w:pPr>
+              <w:spacing w:line="240" w:lineRule="auto" w:before="60" w:after="60"/>
+            </w:pPr>
+            <w:r>
+              <w:t>0x06</w:t>
+            </w:r>
+          </w:p>
+        </w:tc>
+        <w:tc>
+          <w:tcPr>
+            <w:tcW w:type="dxa" w:w="2160"/>
+            <w:vAlign w:val="center"/>
+            <w:tcBorders>
+              <w:top w:val="single" w:sz="6" w:space="0" w:color="B8C9D6"/>
+              <w:bottom w:val="single" w:sz="6" w:space="0" w:color="B8C9D6"/>
+              <w:left w:val="single" w:sz="6" w:space="0" w:color="B8C9D6"/>
+              <w:right w:val="single" w:sz="6" w:space="0" w:color="B8C9D6"/>
+            </w:tcBorders>
+            <w:tcMar>
+              <w:top w:w="90" w:type="dxa"/>
+              <w:bottom w:w="90" w:type="dxa"/>
+              <w:left w:w="135" w:type="dxa"/>
+              <w:right w:w="135" w:type="dxa"/>
+            </w:tcMar>
+          </w:tcPr>
+          <w:p>
+            <w:pPr>
+              <w:spacing w:line="240" w:lineRule="auto" w:before="60" w:after="60"/>
+            </w:pPr>
+            <w:r>
+              <w:t>REPROBE</w:t>
+            </w:r>
+          </w:p>
+        </w:tc>
+        <w:tc>
+          <w:tcPr>
+            <w:tcW w:type="dxa" w:w="2160"/>
+            <w:vAlign w:val="center"/>
+            <w:tcBorders>
+              <w:top w:val="single" w:sz="6" w:space="0" w:color="B8C9D6"/>
+              <w:bottom w:val="single" w:sz="6" w:space="0" w:color="B8C9D6"/>
+              <w:left w:val="single" w:sz="6" w:space="0" w:color="B8C9D6"/>
+              <w:right w:val="single" w:sz="6" w:space="0" w:color="B8C9D6"/>
+            </w:tcBorders>
+            <w:tcMar>
+              <w:top w:w="90" w:type="dxa"/>
+              <w:bottom w:w="90" w:type="dxa"/>
+              <w:left w:w="135" w:type="dxa"/>
+              <w:right w:w="135" w:type="dxa"/>
+            </w:tcMar>
+          </w:tcPr>
+          <w:p>
+            <w:pPr>
+              <w:spacing w:line="240" w:lineRule="auto" w:before="60" w:after="60"/>
+            </w:pPr>
+            <w:r>
+              <w:t>sensor_id</w:t>
+            </w:r>
+            <w:r>
+              <w:t xml:space="preserve"> </w:t>
+            </w:r>
+            <w:r>
+              <w:t>（</w:t>
+            </w:r>
+            <w:r>
+              <w:t xml:space="preserve"> </w:t>
+            </w:r>
+            <w:r>
+              <w:t>1 B</w:t>
+            </w:r>
+            <w:r>
+              <w:t xml:space="preserve"> </w:t>
+            </w:r>
+            <w:r>
+              <w:t>）</w:t>
+            </w:r>
+          </w:p>
+        </w:tc>
+        <w:tc>
+          <w:tcPr>
+            <w:tcW w:type="dxa" w:w="2160"/>
+            <w:vAlign w:val="center"/>
+            <w:tcBorders>
+              <w:top w:val="single" w:sz="6" w:space="0" w:color="B8C9D6"/>
+              <w:bottom w:val="single" w:sz="6" w:space="0" w:color="B8C9D6"/>
+              <w:left w:val="single" w:sz="6" w:space="0" w:color="B8C9D6"/>
+              <w:right w:val="single" w:sz="6" w:space="0" w:color="B8C9D6"/>
+            </w:tcBorders>
+            <w:tcMar>
+              <w:top w:w="90" w:type="dxa"/>
+              <w:bottom w:w="90" w:type="dxa"/>
+              <w:left w:w="135" w:type="dxa"/>
+              <w:right w:w="135" w:type="dxa"/>
+            </w:tcMar>
+          </w:tcPr>
+          <w:p>
+            <w:pPr>
+              <w:spacing w:line="240" w:lineRule="auto" w:before="60" w:after="60"/>
+            </w:pPr>
+            <w:r>
+              <w:t>热插拔重探测，调用模块</w:t>
+            </w:r>
+            <w:r>
+              <w:t xml:space="preserve"> </w:t>
+            </w:r>
+            <w:r>
+              <w:t xml:space="preserve"> reprobe API</w:t>
+            </w:r>
+          </w:p>
+        </w:tc>
+      </w:tr>
+      <w:tr>
+        <w:tc>
+          <w:tcPr>
+            <w:tcW w:type="dxa" w:w="2160"/>
+            <w:shd w:fill="E8F6EF" w:val="clear" w:color="auto"/>
+            <w:vAlign w:val="center"/>
+            <w:tcBorders>
+              <w:top w:val="single" w:sz="6" w:space="0" w:color="B8C9D6"/>
+              <w:bottom w:val="single" w:sz="6" w:space="0" w:color="B8C9D6"/>
+              <w:left w:val="single" w:sz="18" w:space="0" w:color="117A4F"/>
+              <w:right w:val="single" w:sz="6" w:space="0" w:color="B8C9D6"/>
+            </w:tcBorders>
+            <w:tcMar>
+              <w:top w:w="90" w:type="dxa"/>
+              <w:bottom w:w="90" w:type="dxa"/>
+              <w:left w:w="135" w:type="dxa"/>
+              <w:right w:w="135" w:type="dxa"/>
+            </w:tcMar>
+          </w:tcPr>
+          <w:p>
+            <w:pPr>
+              <w:spacing w:line="240" w:lineRule="auto" w:before="60" w:after="60"/>
+            </w:pPr>
+            <w:r>
+              <w:rPr>
+                <w:b/>
+                <w:color w:val="117A4F"/>
+              </w:rPr>
+              <w:t>0x07</w:t>
+            </w:r>
+          </w:p>
+        </w:tc>
+        <w:tc>
+          <w:tcPr>
+            <w:tcW w:type="dxa" w:w="2160"/>
+            <w:shd w:fill="E8F6EF" w:val="clear" w:color="auto"/>
+            <w:vAlign w:val="center"/>
+            <w:tcBorders>
+              <w:top w:val="single" w:sz="6" w:space="0" w:color="B8C9D6"/>
+              <w:bottom w:val="single" w:sz="6" w:space="0" w:color="B8C9D6"/>
+              <w:left w:val="single" w:sz="6" w:space="0" w:color="B8C9D6"/>
+              <w:right w:val="single" w:sz="6" w:space="0" w:color="B8C9D6"/>
+            </w:tcBorders>
+            <w:tcMar>
+              <w:top w:w="90" w:type="dxa"/>
+              <w:bottom w:w="90" w:type="dxa"/>
+              <w:left w:w="135" w:type="dxa"/>
+              <w:right w:w="135" w:type="dxa"/>
+            </w:tcMar>
+          </w:tcPr>
+          <w:p>
+            <w:pPr>
+              <w:spacing w:line="240" w:lineRule="auto" w:before="60" w:after="60"/>
+            </w:pPr>
+            <w:r>
+              <w:t>REC_CTRL</w:t>
+            </w:r>
+          </w:p>
+        </w:tc>
+        <w:tc>
+          <w:tcPr>
+            <w:tcW w:type="dxa" w:w="2160"/>
+            <w:shd w:fill="E8F6EF" w:val="clear" w:color="auto"/>
+            <w:vAlign w:val="center"/>
+            <w:tcBorders>
+              <w:top w:val="single" w:sz="6" w:space="0" w:color="B8C9D6"/>
+              <w:bottom w:val="single" w:sz="6" w:space="0" w:color="B8C9D6"/>
+              <w:left w:val="single" w:sz="6" w:space="0" w:color="B8C9D6"/>
+              <w:right w:val="single" w:sz="6" w:space="0" w:color="B8C9D6"/>
+            </w:tcBorders>
+            <w:tcMar>
+              <w:top w:w="90" w:type="dxa"/>
+              <w:bottom w:w="90" w:type="dxa"/>
+              <w:left w:w="135" w:type="dxa"/>
+              <w:right w:w="135" w:type="dxa"/>
+            </w:tcMar>
+          </w:tcPr>
+          <w:p>
+            <w:pPr>
+              <w:spacing w:line="240" w:lineRule="auto" w:before="60" w:after="60"/>
+            </w:pPr>
+            <w:r>
+              <w:t>action</w:t>
+            </w:r>
+            <w:r>
+              <w:t xml:space="preserve"> </w:t>
+            </w:r>
+            <w:r>
+              <w:t>（</w:t>
+            </w:r>
+            <w:r>
+              <w:t xml:space="preserve"> </w:t>
+            </w:r>
+            <w:r>
+              <w:t>1 B</w:t>
+            </w:r>
+            <w:r>
+              <w:t xml:space="preserve"> </w:t>
+            </w:r>
+            <w:r>
+              <w:t>）</w:t>
+            </w:r>
+            <w:r>
+              <w:t xml:space="preserve"> </w:t>
+            </w:r>
+            <w:r>
+              <w:t>+ ch_mask</w:t>
+            </w:r>
+            <w:r>
+              <w:t xml:space="preserve"> </w:t>
+            </w:r>
+            <w:r>
+              <w:t>（</w:t>
+            </w:r>
+            <w:r>
+              <w:t xml:space="preserve"> </w:t>
+            </w:r>
+            <w:r>
+              <w:t>1 B</w:t>
+            </w:r>
+            <w:r>
+              <w:t xml:space="preserve"> </w:t>
+            </w:r>
+            <w:r>
+              <w:t>）</w:t>
+            </w:r>
+            <w:r>
+              <w:t xml:space="preserve"> </w:t>
+            </w:r>
+            <w:r>
+              <w:t>+ duration_s</w:t>
+            </w:r>
+            <w:r>
+              <w:t xml:space="preserve"> </w:t>
+            </w:r>
+            <w:r>
+              <w:t>（</w:t>
+            </w:r>
+            <w:r>
+              <w:t xml:space="preserve"> </w:t>
+            </w:r>
+            <w:r>
+              <w:t>2 B</w:t>
+            </w:r>
+            <w:r>
+              <w:t xml:space="preserve"> </w:t>
+            </w:r>
+            <w:r>
+              <w:t>）</w:t>
+            </w:r>
+          </w:p>
+        </w:tc>
+        <w:tc>
+          <w:tcPr>
+            <w:tcW w:type="dxa" w:w="2160"/>
+            <w:shd w:fill="E8F6EF" w:val="clear" w:color="auto"/>
+            <w:vAlign w:val="center"/>
+            <w:tcBorders>
+              <w:top w:val="single" w:sz="6" w:space="0" w:color="B8C9D6"/>
+              <w:bottom w:val="single" w:sz="6" w:space="0" w:color="B8C9D6"/>
+              <w:left w:val="single" w:sz="6" w:space="0" w:color="B8C9D6"/>
+              <w:right w:val="single" w:sz="6" w:space="0" w:color="B8C9D6"/>
+            </w:tcBorders>
+            <w:tcMar>
+              <w:top w:w="90" w:type="dxa"/>
+              <w:bottom w:w="90" w:type="dxa"/>
+              <w:left w:w="135" w:type="dxa"/>
+              <w:right w:w="135" w:type="dxa"/>
+            </w:tcMar>
+          </w:tcPr>
+          <w:p>
+            <w:pPr>
+              <w:spacing w:line="240" w:lineRule="auto" w:before="60" w:after="60"/>
+            </w:pPr>
+            <w:r>
+              <w:t>录音控制：</w:t>
+            </w:r>
+            <w:r>
+              <w:t xml:space="preserve"> </w:t>
+            </w:r>
+            <w:r>
+              <w:t>action 0=</w:t>
+            </w:r>
+            <w:r>
+              <w:t xml:space="preserve"> </w:t>
+            </w:r>
+            <w:r>
+              <w:t>停止</w:t>
+            </w:r>
+            <w:r>
+              <w:t xml:space="preserve"> </w:t>
+            </w:r>
+            <w:r>
+              <w:t>/1=</w:t>
+            </w:r>
+            <w:r>
+              <w:t xml:space="preserve"> </w:t>
+            </w:r>
+            <w:r>
+              <w:t>开始；</w:t>
+            </w:r>
+            <w:r>
+              <w:t xml:space="preserve"> </w:t>
+            </w:r>
+            <w:r>
+              <w:t>ch_mask bit0=</w:t>
+            </w:r>
+            <w:r>
+              <w:t xml:space="preserve"> </w:t>
+            </w:r>
+            <w:r>
+              <w:t>左、</w:t>
+            </w:r>
+            <w:r>
+              <w:t xml:space="preserve"> </w:t>
+            </w:r>
+            <w:r>
+              <w:t>bit1=</w:t>
+            </w:r>
+            <w:r>
+              <w:t xml:space="preserve"> </w:t>
+            </w:r>
+            <w:r>
+              <w:t>右；</w:t>
+            </w:r>
+            <w:r>
+              <w:t xml:space="preserve"> </w:t>
+            </w:r>
+            <w:r>
+              <w:t>duration_s 1~3600</w:t>
+            </w:r>
+            <w:r>
+              <w:t xml:space="preserve"> </w:t>
+            </w:r>
+            <w:r>
+              <w:t>，</w:t>
+            </w:r>
+            <w:r>
+              <w:t xml:space="preserve"> </w:t>
+            </w:r>
+            <w:r>
+              <w:t>0=</w:t>
+            </w:r>
+            <w:r>
+              <w:t xml:space="preserve"> </w:t>
+            </w:r>
+            <w:r>
+              <w:t>不限（手动停止）。录音存</w:t>
+            </w:r>
+            <w:r>
+              <w:t xml:space="preserve"> </w:t>
+            </w:r>
+            <w:r>
+              <w:t xml:space="preserve"> SD </w:t>
+            </w:r>
+            <w:r>
+              <w:t xml:space="preserve"> </w:t>
+            </w:r>
+            <w:r>
+              <w:t>卡</w:t>
+            </w:r>
+            <w:r>
+              <w:t xml:space="preserve"> </w:t>
+            </w:r>
+            <w:r>
+              <w:t xml:space="preserve"> WAV</w:t>
+            </w:r>
+          </w:p>
+        </w:tc>
+      </w:tr>
+      <w:tr>
+        <w:tc>
+          <w:tcPr>
+            <w:tcW w:type="dxa" w:w="2160"/>
+            <w:shd w:fill="E8F6EF" w:val="clear" w:color="auto"/>
+            <w:vAlign w:val="center"/>
+            <w:tcBorders>
+              <w:top w:val="single" w:sz="6" w:space="0" w:color="B8C9D6"/>
+              <w:bottom w:val="single" w:sz="6" w:space="0" w:color="B8C9D6"/>
+              <w:left w:val="single" w:sz="18" w:space="0" w:color="117A4F"/>
+              <w:right w:val="single" w:sz="6" w:space="0" w:color="B8C9D6"/>
+            </w:tcBorders>
+            <w:tcMar>
+              <w:top w:w="90" w:type="dxa"/>
+              <w:bottom w:w="90" w:type="dxa"/>
+              <w:left w:w="135" w:type="dxa"/>
+              <w:right w:w="135" w:type="dxa"/>
+            </w:tcMar>
+          </w:tcPr>
+          <w:p>
+            <w:pPr>
+              <w:spacing w:line="240" w:lineRule="auto" w:before="60" w:after="60"/>
+            </w:pPr>
+            <w:r>
+              <w:rPr>
+                <w:b/>
+                <w:color w:val="117A4F"/>
+              </w:rPr>
+              <w:t>0x08</w:t>
+            </w:r>
+          </w:p>
+        </w:tc>
+        <w:tc>
+          <w:tcPr>
+            <w:tcW w:type="dxa" w:w="2160"/>
+            <w:shd w:fill="E8F6EF" w:val="clear" w:color="auto"/>
+            <w:vAlign w:val="center"/>
+            <w:tcBorders>
+              <w:top w:val="single" w:sz="6" w:space="0" w:color="B8C9D6"/>
+              <w:bottom w:val="single" w:sz="6" w:space="0" w:color="B8C9D6"/>
+              <w:left w:val="single" w:sz="6" w:space="0" w:color="B8C9D6"/>
+              <w:right w:val="single" w:sz="6" w:space="0" w:color="B8C9D6"/>
+            </w:tcBorders>
+            <w:tcMar>
+              <w:top w:w="90" w:type="dxa"/>
+              <w:bottom w:w="90" w:type="dxa"/>
+              <w:left w:w="135" w:type="dxa"/>
+              <w:right w:w="135" w:type="dxa"/>
+            </w:tcMar>
+          </w:tcPr>
+          <w:p>
+            <w:pPr>
+              <w:spacing w:line="240" w:lineRule="auto" w:before="60" w:after="60"/>
+            </w:pPr>
+            <w:r>
+              <w:t>QVAR_THR_SET</w:t>
+            </w:r>
+          </w:p>
+        </w:tc>
+        <w:tc>
+          <w:tcPr>
+            <w:tcW w:type="dxa" w:w="2160"/>
+            <w:shd w:fill="E8F6EF" w:val="clear" w:color="auto"/>
+            <w:vAlign w:val="center"/>
+            <w:tcBorders>
+              <w:top w:val="single" w:sz="6" w:space="0" w:color="B8C9D6"/>
+              <w:bottom w:val="single" w:sz="6" w:space="0" w:color="B8C9D6"/>
+              <w:left w:val="single" w:sz="6" w:space="0" w:color="B8C9D6"/>
+              <w:right w:val="single" w:sz="6" w:space="0" w:color="B8C9D6"/>
+            </w:tcBorders>
+            <w:tcMar>
+              <w:top w:w="90" w:type="dxa"/>
+              <w:bottom w:w="90" w:type="dxa"/>
+              <w:left w:w="135" w:type="dxa"/>
+              <w:right w:w="135" w:type="dxa"/>
+            </w:tcMar>
+          </w:tcPr>
+          <w:p>
+            <w:pPr>
+              <w:spacing w:line="240" w:lineRule="auto" w:before="60" w:after="60"/>
+            </w:pPr>
+            <w:r>
+              <w:t>ch</w:t>
+            </w:r>
+            <w:r>
+              <w:t xml:space="preserve"> </w:t>
+            </w:r>
+            <w:r>
+              <w:t>（</w:t>
+            </w:r>
+            <w:r>
+              <w:t xml:space="preserve"> </w:t>
+            </w:r>
+            <w:r>
+              <w:t>1 B</w:t>
+            </w:r>
+            <w:r>
+              <w:t xml:space="preserve"> </w:t>
+            </w:r>
+            <w:r>
+              <w:t>）</w:t>
+            </w:r>
+            <w:r>
+              <w:t xml:space="preserve"> </w:t>
+            </w:r>
+            <w:r>
+              <w:t>+ thr</w:t>
+            </w:r>
+            <w:r>
+              <w:t xml:space="preserve"> </w:t>
+            </w:r>
+            <w:r>
+              <w:t>（</w:t>
+            </w:r>
+            <w:r>
+              <w:t xml:space="preserve"> </w:t>
+            </w:r>
+            <w:r>
+              <w:t>2 B</w:t>
+            </w:r>
+            <w:r>
+              <w:t xml:space="preserve"> </w:t>
+            </w:r>
+            <w:r>
+              <w:t>）</w:t>
+            </w:r>
+            <w:r>
+              <w:t xml:space="preserve"> </w:t>
+            </w:r>
+            <w:r>
+              <w:t>+ hyst</w:t>
+            </w:r>
+            <w:r>
+              <w:t xml:space="preserve"> </w:t>
+            </w:r>
+            <w:r>
+              <w:t>（</w:t>
+            </w:r>
+            <w:r>
+              <w:t xml:space="preserve"> </w:t>
+            </w:r>
+            <w:r>
+              <w:t>1 B</w:t>
+            </w:r>
+            <w:r>
+              <w:t xml:space="preserve"> </w:t>
+            </w:r>
+            <w:r>
+              <w:t>）</w:t>
+            </w:r>
+          </w:p>
+        </w:tc>
+        <w:tc>
+          <w:tcPr>
+            <w:tcW w:type="dxa" w:w="2160"/>
+            <w:shd w:fill="E8F6EF" w:val="clear" w:color="auto"/>
+            <w:vAlign w:val="center"/>
+            <w:tcBorders>
+              <w:top w:val="single" w:sz="6" w:space="0" w:color="B8C9D6"/>
+              <w:bottom w:val="single" w:sz="6" w:space="0" w:color="B8C9D6"/>
+              <w:left w:val="single" w:sz="6" w:space="0" w:color="B8C9D6"/>
+              <w:right w:val="single" w:sz="6" w:space="0" w:color="B8C9D6"/>
+            </w:tcBorders>
+            <w:tcMar>
+              <w:top w:w="90" w:type="dxa"/>
+              <w:bottom w:w="90" w:type="dxa"/>
+              <w:left w:w="135" w:type="dxa"/>
+              <w:right w:w="135" w:type="dxa"/>
+            </w:tcMar>
+          </w:tcPr>
+          <w:p>
+            <w:pPr>
+              <w:spacing w:line="240" w:lineRule="auto" w:before="60" w:after="60"/>
+            </w:pPr>
+            <w:r>
+              <w:t xml:space="preserve">QVAR </w:t>
+            </w:r>
+            <w:r>
+              <w:t xml:space="preserve"> </w:t>
+            </w:r>
+            <w:r>
+              <w:t>触发阈值：</w:t>
+            </w:r>
+            <w:r>
+              <w:t xml:space="preserve"> </w:t>
+            </w:r>
+            <w:r>
+              <w:t xml:space="preserve">thr </w:t>
+            </w:r>
+            <w:r>
+              <w:t xml:space="preserve"> </w:t>
+            </w:r>
+            <w:r>
+              <w:t>为</w:t>
+            </w:r>
+            <w:r>
+              <w:t xml:space="preserve"> </w:t>
+            </w:r>
+            <w:r>
+              <w:t xml:space="preserve"> |Δraw| </w:t>
+            </w:r>
+            <w:r>
+              <w:t xml:space="preserve"> </w:t>
+            </w:r>
+            <w:r>
+              <w:t>门限（</w:t>
+            </w:r>
+            <w:r>
+              <w:t xml:space="preserve"> </w:t>
+            </w:r>
+            <w:r>
+              <w:t>LSB</w:t>
+            </w:r>
+            <w:r>
+              <w:t xml:space="preserve"> </w:t>
+            </w:r>
+            <w:r>
+              <w:t>），</w:t>
+            </w:r>
+            <w:r>
+              <w:t xml:space="preserve"> </w:t>
+            </w:r>
+            <w:r>
+              <w:t xml:space="preserve">hyst </w:t>
+            </w:r>
+            <w:r>
+              <w:t xml:space="preserve"> </w:t>
+            </w:r>
+            <w:r>
+              <w:t>为滞回（</w:t>
+            </w:r>
+            <w:r>
+              <w:t xml:space="preserve"> </w:t>
+            </w:r>
+            <w:r>
+              <w:t>LSB</w:t>
+            </w:r>
+            <w:r>
+              <w:t xml:space="preserve"> </w:t>
+            </w:r>
+            <w:r>
+              <w:t>，防抖）；越限经</w:t>
+            </w:r>
+            <w:r>
+              <w:t xml:space="preserve"> </w:t>
+            </w:r>
+            <w:r>
+              <w:t xml:space="preserve"> EVENT 0x04 </w:t>
+            </w:r>
+            <w:r>
+              <w:t xml:space="preserve"> </w:t>
+            </w:r>
+            <w:r>
+              <w:t>上报</w:t>
+            </w:r>
+          </w:p>
+        </w:tc>
+      </w:tr>
+      <w:tr>
+        <w:tc>
+          <w:tcPr>
+            <w:tcW w:type="dxa" w:w="2160"/>
+            <w:shd w:fill="E8F6EF" w:val="clear" w:color="auto"/>
+            <w:vAlign w:val="center"/>
+            <w:tcBorders>
+              <w:top w:val="single" w:sz="6" w:space="0" w:color="B8C9D6"/>
+              <w:bottom w:val="single" w:sz="6" w:space="0" w:color="B8C9D6"/>
+              <w:left w:val="single" w:sz="18" w:space="0" w:color="117A4F"/>
+              <w:right w:val="single" w:sz="6" w:space="0" w:color="B8C9D6"/>
+            </w:tcBorders>
+            <w:tcMar>
+              <w:top w:w="90" w:type="dxa"/>
+              <w:bottom w:w="90" w:type="dxa"/>
+              <w:left w:w="135" w:type="dxa"/>
+              <w:right w:w="135" w:type="dxa"/>
+            </w:tcMar>
+          </w:tcPr>
+          <w:p>
+            <w:pPr>
+              <w:spacing w:line="240" w:lineRule="auto" w:before="60" w:after="60"/>
+            </w:pPr>
+            <w:r>
+              <w:rPr>
+                <w:b/>
+                <w:color w:val="117A4F"/>
+              </w:rPr>
+              <w:t>0x09</w:t>
+            </w:r>
+          </w:p>
+        </w:tc>
+        <w:tc>
+          <w:tcPr>
+            <w:tcW w:type="dxa" w:w="2160"/>
+            <w:shd w:fill="E8F6EF" w:val="clear" w:color="auto"/>
+            <w:vAlign w:val="center"/>
+            <w:tcBorders>
+              <w:top w:val="single" w:sz="6" w:space="0" w:color="B8C9D6"/>
+              <w:bottom w:val="single" w:sz="6" w:space="0" w:color="B8C9D6"/>
+              <w:left w:val="single" w:sz="6" w:space="0" w:color="B8C9D6"/>
+              <w:right w:val="single" w:sz="6" w:space="0" w:color="B8C9D6"/>
+            </w:tcBorders>
+            <w:tcMar>
+              <w:top w:w="90" w:type="dxa"/>
+              <w:bottom w:w="90" w:type="dxa"/>
+              <w:left w:w="135" w:type="dxa"/>
+              <w:right w:w="135" w:type="dxa"/>
+            </w:tcMar>
+          </w:tcPr>
+          <w:p>
+            <w:pPr>
+              <w:spacing w:line="240" w:lineRule="auto" w:before="60" w:after="60"/>
+            </w:pPr>
+            <w:r>
+              <w:t>REC_LIST</w:t>
+            </w:r>
+          </w:p>
+        </w:tc>
+        <w:tc>
+          <w:tcPr>
+            <w:tcW w:type="dxa" w:w="2160"/>
+            <w:shd w:fill="E8F6EF" w:val="clear" w:color="auto"/>
+            <w:vAlign w:val="center"/>
+            <w:tcBorders>
+              <w:top w:val="single" w:sz="6" w:space="0" w:color="B8C9D6"/>
+              <w:bottom w:val="single" w:sz="6" w:space="0" w:color="B8C9D6"/>
+              <w:left w:val="single" w:sz="6" w:space="0" w:color="B8C9D6"/>
+              <w:right w:val="single" w:sz="6" w:space="0" w:color="B8C9D6"/>
+            </w:tcBorders>
+            <w:tcMar>
+              <w:top w:w="90" w:type="dxa"/>
+              <w:bottom w:w="90" w:type="dxa"/>
+              <w:left w:w="135" w:type="dxa"/>
+              <w:right w:w="135" w:type="dxa"/>
+            </w:tcMar>
+          </w:tcPr>
+          <w:p>
+            <w:pPr>
+              <w:spacing w:line="240" w:lineRule="auto" w:before="60" w:after="60"/>
+            </w:pPr>
+            <w:r>
+              <w:t>无</w:t>
+            </w:r>
+          </w:p>
+        </w:tc>
+        <w:tc>
+          <w:tcPr>
+            <w:tcW w:type="dxa" w:w="2160"/>
+            <w:shd w:fill="E8F6EF" w:val="clear" w:color="auto"/>
+            <w:vAlign w:val="center"/>
+            <w:tcBorders>
+              <w:top w:val="single" w:sz="6" w:space="0" w:color="B8C9D6"/>
+              <w:bottom w:val="single" w:sz="6" w:space="0" w:color="B8C9D6"/>
+              <w:left w:val="single" w:sz="6" w:space="0" w:color="B8C9D6"/>
+              <w:right w:val="single" w:sz="6" w:space="0" w:color="B8C9D6"/>
+            </w:tcBorders>
+            <w:tcMar>
+              <w:top w:w="90" w:type="dxa"/>
+              <w:bottom w:w="90" w:type="dxa"/>
+              <w:left w:w="135" w:type="dxa"/>
+              <w:right w:w="135" w:type="dxa"/>
+            </w:tcMar>
+          </w:tcPr>
+          <w:p>
+            <w:pPr>
+              <w:spacing w:line="240" w:lineRule="auto" w:before="60" w:after="60"/>
+            </w:pPr>
+            <w:r>
+              <w:t>请求录音文件列表；</w:t>
+            </w:r>
+            <w:r>
+              <w:t xml:space="preserve"> </w:t>
+            </w:r>
+            <w:r>
+              <w:t xml:space="preserve">ACK data </w:t>
+            </w:r>
+            <w:r>
+              <w:t xml:space="preserve"> </w:t>
+            </w:r>
+            <w:r>
+              <w:t>为若干条</w:t>
+            </w:r>
+            <w:r>
+              <w:t xml:space="preserve"> </w:t>
+            </w:r>
+            <w:r>
+              <w:t xml:space="preserve"> file_id</w:t>
+            </w:r>
+            <w:r>
+              <w:t xml:space="preserve"> </w:t>
+            </w:r>
+            <w:r>
+              <w:t>（</w:t>
+            </w:r>
+            <w:r>
+              <w:t xml:space="preserve"> </w:t>
+            </w:r>
+            <w:r>
+              <w:t>2 B</w:t>
+            </w:r>
+            <w:r>
+              <w:t xml:space="preserve"> </w:t>
+            </w:r>
+            <w:r>
+              <w:t>）</w:t>
+            </w:r>
+            <w:r>
+              <w:t xml:space="preserve"> </w:t>
+            </w:r>
+            <w:r>
+              <w:t>+ duration_s</w:t>
+            </w:r>
+            <w:r>
+              <w:t xml:space="preserve"> </w:t>
+            </w:r>
+            <w:r>
+              <w:t>（</w:t>
+            </w:r>
+            <w:r>
+              <w:t xml:space="preserve"> </w:t>
+            </w:r>
+            <w:r>
+              <w:t>2 B</w:t>
+            </w:r>
+            <w:r>
+              <w:t xml:space="preserve"> </w:t>
+            </w:r>
+            <w:r>
+              <w:t>）</w:t>
+            </w:r>
+            <w:r>
+              <w:t xml:space="preserve"> </w:t>
+            </w:r>
+            <w:r>
+              <w:t>+ size_kb</w:t>
+            </w:r>
+            <w:r>
+              <w:t xml:space="preserve"> </w:t>
+            </w:r>
+            <w:r>
+              <w:t>（</w:t>
+            </w:r>
+            <w:r>
+              <w:t xml:space="preserve"> </w:t>
+            </w:r>
+            <w:r>
+              <w:t>2 B</w:t>
+            </w:r>
+            <w:r>
+              <w:t xml:space="preserve"> </w:t>
+            </w:r>
+            <w:r>
+              <w:t>）</w:t>
+            </w:r>
+          </w:p>
+        </w:tc>
+      </w:tr>
+      <w:tr>
+        <w:tc>
+          <w:tcPr>
+            <w:tcW w:type="dxa" w:w="2160"/>
+            <w:shd w:fill="E8F6EF" w:val="clear" w:color="auto"/>
+            <w:vAlign w:val="center"/>
+            <w:tcBorders>
+              <w:top w:val="single" w:sz="6" w:space="0" w:color="B8C9D6"/>
+              <w:bottom w:val="single" w:sz="6" w:space="0" w:color="B8C9D6"/>
+              <w:left w:val="single" w:sz="18" w:space="0" w:color="117A4F"/>
+              <w:right w:val="single" w:sz="6" w:space="0" w:color="B8C9D6"/>
+            </w:tcBorders>
+            <w:tcMar>
+              <w:top w:w="90" w:type="dxa"/>
+              <w:bottom w:w="90" w:type="dxa"/>
+              <w:left w:w="135" w:type="dxa"/>
+              <w:right w:w="135" w:type="dxa"/>
+            </w:tcMar>
+          </w:tcPr>
+          <w:p>
+            <w:pPr>
+              <w:spacing w:line="240" w:lineRule="auto" w:before="60" w:after="60"/>
+            </w:pPr>
+            <w:r>
+              <w:rPr>
+                <w:b/>
+                <w:color w:val="117A4F"/>
+              </w:rPr>
+              <w:t>0x0A</w:t>
+            </w:r>
+          </w:p>
+        </w:tc>
+        <w:tc>
+          <w:tcPr>
+            <w:tcW w:type="dxa" w:w="2160"/>
+            <w:shd w:fill="E8F6EF" w:val="clear" w:color="auto"/>
+            <w:vAlign w:val="center"/>
+            <w:tcBorders>
+              <w:top w:val="single" w:sz="6" w:space="0" w:color="B8C9D6"/>
+              <w:bottom w:val="single" w:sz="6" w:space="0" w:color="B8C9D6"/>
+              <w:left w:val="single" w:sz="6" w:space="0" w:color="B8C9D6"/>
+              <w:right w:val="single" w:sz="6" w:space="0" w:color="B8C9D6"/>
+            </w:tcBorders>
+            <w:tcMar>
+              <w:top w:w="90" w:type="dxa"/>
+              <w:bottom w:w="90" w:type="dxa"/>
+              <w:left w:w="135" w:type="dxa"/>
+              <w:right w:w="135" w:type="dxa"/>
+            </w:tcMar>
+          </w:tcPr>
+          <w:p>
+            <w:pPr>
+              <w:spacing w:line="240" w:lineRule="auto" w:before="60" w:after="60"/>
+            </w:pPr>
+            <w:r>
+              <w:t>REC_READ</w:t>
+            </w:r>
+          </w:p>
+        </w:tc>
+        <w:tc>
+          <w:tcPr>
+            <w:tcW w:type="dxa" w:w="2160"/>
+            <w:shd w:fill="E8F6EF" w:val="clear" w:color="auto"/>
+            <w:vAlign w:val="center"/>
+            <w:tcBorders>
+              <w:top w:val="single" w:sz="6" w:space="0" w:color="B8C9D6"/>
+              <w:bottom w:val="single" w:sz="6" w:space="0" w:color="B8C9D6"/>
+              <w:left w:val="single" w:sz="6" w:space="0" w:color="B8C9D6"/>
+              <w:right w:val="single" w:sz="6" w:space="0" w:color="B8C9D6"/>
+            </w:tcBorders>
+            <w:tcMar>
+              <w:top w:w="90" w:type="dxa"/>
+              <w:bottom w:w="90" w:type="dxa"/>
+              <w:left w:w="135" w:type="dxa"/>
+              <w:right w:w="135" w:type="dxa"/>
+            </w:tcMar>
+          </w:tcPr>
+          <w:p>
+            <w:pPr>
+              <w:spacing w:line="240" w:lineRule="auto" w:before="60" w:after="60"/>
+            </w:pPr>
+            <w:r>
+              <w:t>file_id</w:t>
+            </w:r>
+            <w:r>
+              <w:t xml:space="preserve"> </w:t>
+            </w:r>
+            <w:r>
+              <w:t>（</w:t>
+            </w:r>
+            <w:r>
+              <w:t xml:space="preserve"> </w:t>
+            </w:r>
+            <w:r>
+              <w:t>2 B</w:t>
+            </w:r>
+            <w:r>
+              <w:t xml:space="preserve"> </w:t>
+            </w:r>
+            <w:r>
+              <w:t>）</w:t>
+            </w:r>
+          </w:p>
+        </w:tc>
+        <w:tc>
+          <w:tcPr>
+            <w:tcW w:type="dxa" w:w="2160"/>
+            <w:shd w:fill="E8F6EF" w:val="clear" w:color="auto"/>
+            <w:vAlign w:val="center"/>
+            <w:tcBorders>
+              <w:top w:val="single" w:sz="6" w:space="0" w:color="B8C9D6"/>
+              <w:bottom w:val="single" w:sz="6" w:space="0" w:color="B8C9D6"/>
+              <w:left w:val="single" w:sz="6" w:space="0" w:color="B8C9D6"/>
+              <w:right w:val="single" w:sz="6" w:space="0" w:color="B8C9D6"/>
+            </w:tcBorders>
+            <w:tcMar>
+              <w:top w:w="90" w:type="dxa"/>
+              <w:bottom w:w="90" w:type="dxa"/>
+              <w:left w:w="135" w:type="dxa"/>
+              <w:right w:w="135" w:type="dxa"/>
+            </w:tcMar>
+          </w:tcPr>
+          <w:p>
+            <w:pPr>
+              <w:spacing w:line="240" w:lineRule="auto" w:before="60" w:after="60"/>
+            </w:pPr>
+            <w:r>
+              <w:t>请求上传录音文件：</w:t>
+            </w:r>
+            <w:r>
+              <w:t xml:space="preserve"> </w:t>
+            </w:r>
+            <w:r>
+              <w:t xml:space="preserve">ACK </w:t>
+            </w:r>
+            <w:r>
+              <w:t xml:space="preserve"> </w:t>
+            </w:r>
+            <w:r>
+              <w:t>确认后经</w:t>
+            </w:r>
+            <w:r>
+              <w:t xml:space="preserve"> </w:t>
+            </w:r>
+            <w:r>
+              <w:t xml:space="preserve"> 0x07 AUDIO_FILE </w:t>
+            </w:r>
+            <w:r>
+              <w:t xml:space="preserve"> </w:t>
+            </w:r>
+            <w:r>
+              <w:t>帧流发送，完成发</w:t>
+            </w:r>
+            <w:r>
+              <w:t xml:space="preserve"> </w:t>
+            </w:r>
+            <w:r>
+              <w:t xml:space="preserve"> EVENT 0x06</w:t>
+            </w:r>
+          </w:p>
+        </w:tc>
+      </w:tr>
+      <w:tr>
+        <w:tc>
+          <w:tcPr>
+            <w:tcW w:type="dxa" w:w="2160"/>
+            <w:shd w:fill="E8F6EF" w:val="clear" w:color="auto"/>
+            <w:vAlign w:val="center"/>
+            <w:tcBorders>
+              <w:top w:val="single" w:sz="6" w:space="0" w:color="B8C9D6"/>
+              <w:bottom w:val="single" w:sz="6" w:space="0" w:color="B8C9D6"/>
+              <w:left w:val="single" w:sz="18" w:space="0" w:color="117A4F"/>
+              <w:right w:val="single" w:sz="6" w:space="0" w:color="B8C9D6"/>
+            </w:tcBorders>
+            <w:tcMar>
+              <w:top w:w="90" w:type="dxa"/>
+              <w:bottom w:w="90" w:type="dxa"/>
+              <w:left w:w="135" w:type="dxa"/>
+              <w:right w:w="135" w:type="dxa"/>
+            </w:tcMar>
+          </w:tcPr>
+          <w:p>
+            <w:pPr>
+              <w:spacing w:line="240" w:lineRule="auto" w:before="60" w:after="60"/>
+            </w:pPr>
+            <w:r>
+              <w:rPr>
+                <w:b/>
+                <w:color w:val="117A4F"/>
+              </w:rPr>
+              <w:t>0x0B</w:t>
+            </w:r>
+          </w:p>
+        </w:tc>
+        <w:tc>
+          <w:tcPr>
+            <w:tcW w:type="dxa" w:w="2160"/>
+            <w:shd w:fill="E8F6EF" w:val="clear" w:color="auto"/>
+            <w:vAlign w:val="center"/>
+            <w:tcBorders>
+              <w:top w:val="single" w:sz="6" w:space="0" w:color="B8C9D6"/>
+              <w:bottom w:val="single" w:sz="6" w:space="0" w:color="B8C9D6"/>
+              <w:left w:val="single" w:sz="6" w:space="0" w:color="B8C9D6"/>
+              <w:right w:val="single" w:sz="6" w:space="0" w:color="B8C9D6"/>
+            </w:tcBorders>
+            <w:tcMar>
+              <w:top w:w="90" w:type="dxa"/>
+              <w:bottom w:w="90" w:type="dxa"/>
+              <w:left w:w="135" w:type="dxa"/>
+              <w:right w:w="135" w:type="dxa"/>
+            </w:tcMar>
+          </w:tcPr>
+          <w:p>
+            <w:pPr>
+              <w:spacing w:line="240" w:lineRule="auto" w:before="60" w:after="60"/>
+            </w:pPr>
+            <w:r>
+              <w:t>REC_DELETE</w:t>
+            </w:r>
+          </w:p>
+        </w:tc>
+        <w:tc>
+          <w:tcPr>
+            <w:tcW w:type="dxa" w:w="2160"/>
+            <w:shd w:fill="E8F6EF" w:val="clear" w:color="auto"/>
+            <w:vAlign w:val="center"/>
+            <w:tcBorders>
+              <w:top w:val="single" w:sz="6" w:space="0" w:color="B8C9D6"/>
+              <w:bottom w:val="single" w:sz="6" w:space="0" w:color="B8C9D6"/>
+              <w:left w:val="single" w:sz="6" w:space="0" w:color="B8C9D6"/>
+              <w:right w:val="single" w:sz="6" w:space="0" w:color="B8C9D6"/>
+            </w:tcBorders>
+            <w:tcMar>
+              <w:top w:w="90" w:type="dxa"/>
+              <w:bottom w:w="90" w:type="dxa"/>
+              <w:left w:w="135" w:type="dxa"/>
+              <w:right w:w="135" w:type="dxa"/>
+            </w:tcMar>
+          </w:tcPr>
+          <w:p>
+            <w:pPr>
+              <w:spacing w:line="240" w:lineRule="auto" w:before="60" w:after="60"/>
+            </w:pPr>
+            <w:r>
+              <w:t>file_id</w:t>
+            </w:r>
+            <w:r>
+              <w:t xml:space="preserve"> </w:t>
+            </w:r>
+            <w:r>
+              <w:t>（</w:t>
+            </w:r>
+            <w:r>
+              <w:t xml:space="preserve"> </w:t>
+            </w:r>
+            <w:r>
+              <w:t>2 B</w:t>
+            </w:r>
+            <w:r>
+              <w:t xml:space="preserve"> </w:t>
+            </w:r>
+            <w:r>
+              <w:t>）</w:t>
+            </w:r>
+          </w:p>
+        </w:tc>
+        <w:tc>
+          <w:tcPr>
+            <w:tcW w:type="dxa" w:w="2160"/>
+            <w:shd w:fill="E8F6EF" w:val="clear" w:color="auto"/>
+            <w:vAlign w:val="center"/>
+            <w:tcBorders>
+              <w:top w:val="single" w:sz="6" w:space="0" w:color="B8C9D6"/>
+              <w:bottom w:val="single" w:sz="6" w:space="0" w:color="B8C9D6"/>
+              <w:left w:val="single" w:sz="6" w:space="0" w:color="B8C9D6"/>
+              <w:right w:val="single" w:sz="6" w:space="0" w:color="B8C9D6"/>
+            </w:tcBorders>
+            <w:tcMar>
+              <w:top w:w="90" w:type="dxa"/>
+              <w:bottom w:w="90" w:type="dxa"/>
+              <w:left w:w="135" w:type="dxa"/>
+              <w:right w:w="135" w:type="dxa"/>
+            </w:tcMar>
+          </w:tcPr>
+          <w:p>
+            <w:pPr>
+              <w:spacing w:line="240" w:lineRule="auto" w:before="60" w:after="60"/>
+            </w:pPr>
+            <w:r>
+              <w:t>删除</w:t>
+            </w:r>
+            <w:r>
+              <w:t xml:space="preserve"> </w:t>
+            </w:r>
+            <w:r>
+              <w:t xml:space="preserve"> SD </w:t>
+            </w:r>
+            <w:r>
+              <w:t xml:space="preserve"> </w:t>
+            </w:r>
+            <w:r>
+              <w:t>卡上录音文件</w:t>
+            </w:r>
+          </w:p>
+        </w:tc>
+      </w:tr>
+      <w:tr>
+        <w:tc>
+          <w:tcPr>
+            <w:tcW w:type="dxa" w:w="2160"/>
+            <w:shd w:fill="E8F6EF" w:val="clear" w:color="auto"/>
+            <w:vAlign w:val="center"/>
+            <w:tcBorders>
+              <w:top w:val="single" w:sz="6" w:space="0" w:color="B8C9D6"/>
+              <w:bottom w:val="single" w:sz="6" w:space="0" w:color="B8C9D6"/>
+              <w:left w:val="single" w:sz="18" w:space="0" w:color="117A4F"/>
+              <w:right w:val="single" w:sz="6" w:space="0" w:color="B8C9D6"/>
+            </w:tcBorders>
+            <w:tcMar>
+              <w:top w:w="90" w:type="dxa"/>
+              <w:bottom w:w="90" w:type="dxa"/>
+              <w:left w:w="135" w:type="dxa"/>
+              <w:right w:w="135" w:type="dxa"/>
+            </w:tcMar>
+          </w:tcPr>
+          <w:p>
+            <w:pPr>
+              <w:spacing w:line="240" w:lineRule="auto" w:before="60" w:after="60"/>
+            </w:pPr>
+            <w:r>
+              <w:rPr>
+                <w:b/>
+                <w:color w:val="117A4F"/>
+              </w:rPr>
+              <w:t>0x0C</w:t>
+            </w:r>
+          </w:p>
+        </w:tc>
+        <w:tc>
+          <w:tcPr>
+            <w:tcW w:type="dxa" w:w="2160"/>
+            <w:shd w:fill="E8F6EF" w:val="clear" w:color="auto"/>
+            <w:vAlign w:val="center"/>
+            <w:tcBorders>
+              <w:top w:val="single" w:sz="6" w:space="0" w:color="B8C9D6"/>
+              <w:bottom w:val="single" w:sz="6" w:space="0" w:color="B8C9D6"/>
+              <w:left w:val="single" w:sz="6" w:space="0" w:color="B8C9D6"/>
+              <w:right w:val="single" w:sz="6" w:space="0" w:color="B8C9D6"/>
+            </w:tcBorders>
+            <w:tcMar>
+              <w:top w:w="90" w:type="dxa"/>
+              <w:bottom w:w="90" w:type="dxa"/>
+              <w:left w:w="135" w:type="dxa"/>
+              <w:right w:w="135" w:type="dxa"/>
+            </w:tcMar>
+          </w:tcPr>
+          <w:p>
+            <w:pPr>
+              <w:spacing w:line="240" w:lineRule="auto" w:before="60" w:after="60"/>
+            </w:pPr>
+            <w:r>
+              <w:t>GET_BATTERY</w:t>
+            </w:r>
+          </w:p>
+        </w:tc>
+        <w:tc>
+          <w:tcPr>
+            <w:tcW w:type="dxa" w:w="2160"/>
+            <w:shd w:fill="E8F6EF" w:val="clear" w:color="auto"/>
+            <w:vAlign w:val="center"/>
+            <w:tcBorders>
+              <w:top w:val="single" w:sz="6" w:space="0" w:color="B8C9D6"/>
+              <w:bottom w:val="single" w:sz="6" w:space="0" w:color="B8C9D6"/>
+              <w:left w:val="single" w:sz="6" w:space="0" w:color="B8C9D6"/>
+              <w:right w:val="single" w:sz="6" w:space="0" w:color="B8C9D6"/>
+            </w:tcBorders>
+            <w:tcMar>
+              <w:top w:w="90" w:type="dxa"/>
+              <w:bottom w:w="90" w:type="dxa"/>
+              <w:left w:w="135" w:type="dxa"/>
+              <w:right w:w="135" w:type="dxa"/>
+            </w:tcMar>
+          </w:tcPr>
+          <w:p>
+            <w:pPr>
+              <w:spacing w:line="240" w:lineRule="auto" w:before="60" w:after="60"/>
+            </w:pPr>
+            <w:r>
+              <w:t>无</w:t>
+            </w:r>
+          </w:p>
+        </w:tc>
+        <w:tc>
+          <w:tcPr>
+            <w:tcW w:type="dxa" w:w="2160"/>
+            <w:shd w:fill="E8F6EF" w:val="clear" w:color="auto"/>
+            <w:vAlign w:val="center"/>
+            <w:tcBorders>
+              <w:top w:val="single" w:sz="6" w:space="0" w:color="B8C9D6"/>
+              <w:bottom w:val="single" w:sz="6" w:space="0" w:color="B8C9D6"/>
+              <w:left w:val="single" w:sz="6" w:space="0" w:color="B8C9D6"/>
+              <w:right w:val="single" w:sz="6" w:space="0" w:color="B8C9D6"/>
+            </w:tcBorders>
+            <w:tcMar>
+              <w:top w:w="90" w:type="dxa"/>
+              <w:bottom w:w="90" w:type="dxa"/>
+              <w:left w:w="135" w:type="dxa"/>
+              <w:right w:w="135" w:type="dxa"/>
+            </w:tcMar>
+          </w:tcPr>
+          <w:p>
+            <w:pPr>
+              <w:spacing w:line="240" w:lineRule="auto" w:before="60" w:after="60"/>
+            </w:pPr>
+            <w:r>
+              <w:t>请求立即上报一帧</w:t>
+            </w:r>
+            <w:r>
+              <w:t xml:space="preserve"> </w:t>
+            </w:r>
+            <w:r>
+              <w:t xml:space="preserve"> BATTERY</w:t>
+            </w:r>
+            <w:r>
+              <w:t xml:space="preserve"> </w:t>
+            </w:r>
+            <w:r>
+              <w:t>（</w:t>
+            </w:r>
+            <w:r>
+              <w:t xml:space="preserve"> </w:t>
+            </w:r>
+            <w:r>
+              <w:t>0x08</w:t>
+            </w:r>
+            <w:r>
+              <w:t xml:space="preserve"> </w:t>
+            </w:r>
+            <w:r>
+              <w:t>）；用于连接后首屏刷新或低频轮询替代周期流</w:t>
+            </w:r>
+          </w:p>
+        </w:tc>
+      </w:tr>
+      <w:tr>
+        <w:tc>
+          <w:tcPr>
+            <w:tcW w:type="dxa" w:w="2160"/>
+            <w:shd w:fill="F4F9FC" w:val="clear" w:color="auto"/>
+            <w:vAlign w:val="center"/>
+            <w:tcBorders>
+              <w:top w:val="single" w:sz="6" w:space="0" w:color="B8C9D6"/>
+              <w:bottom w:val="single" w:sz="6" w:space="0" w:color="B8C9D6"/>
+              <w:left w:val="single" w:sz="6" w:space="0" w:color="B8C9D6"/>
+              <w:right w:val="single" w:sz="6" w:space="0" w:color="B8C9D6"/>
+            </w:tcBorders>
+            <w:tcMar>
+              <w:top w:w="90" w:type="dxa"/>
+              <w:bottom w:w="90" w:type="dxa"/>
+              <w:left w:w="135" w:type="dxa"/>
+              <w:right w:w="135" w:type="dxa"/>
+            </w:tcMar>
+          </w:tcPr>
+          <w:p>
+            <w:pPr>
+              <w:spacing w:line="240" w:lineRule="auto" w:before="60" w:after="60"/>
+            </w:pPr>
+            <w:r>
+              <w:t>0x10</w:t>
+            </w:r>
+          </w:p>
+        </w:tc>
+        <w:tc>
+          <w:tcPr>
+            <w:tcW w:type="dxa" w:w="2160"/>
+            <w:shd w:fill="F4F9FC" w:val="clear" w:color="auto"/>
+            <w:vAlign w:val="center"/>
+            <w:tcBorders>
+              <w:top w:val="single" w:sz="6" w:space="0" w:color="B8C9D6"/>
+              <w:bottom w:val="single" w:sz="6" w:space="0" w:color="B8C9D6"/>
+              <w:left w:val="single" w:sz="6" w:space="0" w:color="B8C9D6"/>
+              <w:right w:val="single" w:sz="6" w:space="0" w:color="B8C9D6"/>
+            </w:tcBorders>
+            <w:tcMar>
+              <w:top w:w="90" w:type="dxa"/>
+              <w:bottom w:w="90" w:type="dxa"/>
+              <w:left w:w="135" w:type="dxa"/>
+              <w:right w:w="135" w:type="dxa"/>
+            </w:tcMar>
+          </w:tcPr>
+          <w:p>
+            <w:pPr>
+              <w:spacing w:line="240" w:lineRule="auto" w:before="60" w:after="60"/>
+            </w:pPr>
+            <w:r>
+              <w:t>GET_STATUS</w:t>
+            </w:r>
+          </w:p>
+        </w:tc>
+        <w:tc>
+          <w:tcPr>
+            <w:tcW w:type="dxa" w:w="2160"/>
+            <w:shd w:fill="F4F9FC" w:val="clear" w:color="auto"/>
+            <w:vAlign w:val="center"/>
+            <w:tcBorders>
+              <w:top w:val="single" w:sz="6" w:space="0" w:color="B8C9D6"/>
+              <w:bottom w:val="single" w:sz="6" w:space="0" w:color="B8C9D6"/>
+              <w:left w:val="single" w:sz="6" w:space="0" w:color="B8C9D6"/>
+              <w:right w:val="single" w:sz="6" w:space="0" w:color="B8C9D6"/>
+            </w:tcBorders>
+            <w:tcMar>
+              <w:top w:w="90" w:type="dxa"/>
+              <w:bottom w:w="90" w:type="dxa"/>
+              <w:left w:w="135" w:type="dxa"/>
+              <w:right w:w="135" w:type="dxa"/>
+            </w:tcMar>
+          </w:tcPr>
+          <w:p>
+            <w:pPr>
+              <w:spacing w:line="240" w:lineRule="auto" w:before="60" w:after="60"/>
+            </w:pPr>
+            <w:r>
+              <w:t>无</w:t>
+            </w:r>
+          </w:p>
+        </w:tc>
+        <w:tc>
+          <w:tcPr>
+            <w:tcW w:type="dxa" w:w="2160"/>
+            <w:shd w:fill="F4F9FC" w:val="clear" w:color="auto"/>
+            <w:vAlign w:val="center"/>
+            <w:tcBorders>
+              <w:top w:val="single" w:sz="6" w:space="0" w:color="B8C9D6"/>
+              <w:bottom w:val="single" w:sz="6" w:space="0" w:color="B8C9D6"/>
+              <w:left w:val="single" w:sz="6" w:space="0" w:color="B8C9D6"/>
+              <w:right w:val="single" w:sz="6" w:space="0" w:color="B8C9D6"/>
+            </w:tcBorders>
+            <w:tcMar>
+              <w:top w:w="90" w:type="dxa"/>
+              <w:bottom w:w="90" w:type="dxa"/>
+              <w:left w:w="135" w:type="dxa"/>
+              <w:right w:w="135" w:type="dxa"/>
+            </w:tcMar>
+          </w:tcPr>
+          <w:p>
+            <w:pPr>
+              <w:spacing w:line="240" w:lineRule="auto" w:before="60" w:after="60"/>
+            </w:pPr>
+            <w:r>
+              <w:t>请求立即上报一帧</w:t>
+            </w:r>
+            <w:r>
+              <w:t xml:space="preserve"> </w:t>
+            </w:r>
+            <w:r>
+              <w:t xml:space="preserve"> MODULE_STATUS</w:t>
+            </w:r>
+          </w:p>
+        </w:tc>
+      </w:tr>
+      <w:tr>
+        <w:tc>
+          <w:tcPr>
+            <w:tcW w:type="dxa" w:w="2160"/>
+            <w:vAlign w:val="center"/>
+            <w:tcBorders>
+              <w:top w:val="single" w:sz="6" w:space="0" w:color="B8C9D6"/>
+              <w:bottom w:val="single" w:sz="6" w:space="0" w:color="B8C9D6"/>
+              <w:left w:val="single" w:sz="6" w:space="0" w:color="B8C9D6"/>
+              <w:right w:val="single" w:sz="6" w:space="0" w:color="B8C9D6"/>
+            </w:tcBorders>
+            <w:tcMar>
+              <w:top w:w="90" w:type="dxa"/>
+              <w:bottom w:w="90" w:type="dxa"/>
+              <w:left w:w="135" w:type="dxa"/>
+              <w:right w:w="135" w:type="dxa"/>
+            </w:tcMar>
+          </w:tcPr>
+          <w:p>
+            <w:pPr>
+              <w:spacing w:line="240" w:lineRule="auto" w:before="60" w:after="60"/>
+            </w:pPr>
+            <w:r>
+              <w:t>0x11</w:t>
+            </w:r>
+          </w:p>
+        </w:tc>
+        <w:tc>
+          <w:tcPr>
+            <w:tcW w:type="dxa" w:w="2160"/>
+            <w:vAlign w:val="center"/>
+            <w:tcBorders>
+              <w:top w:val="single" w:sz="6" w:space="0" w:color="B8C9D6"/>
+              <w:bottom w:val="single" w:sz="6" w:space="0" w:color="B8C9D6"/>
+              <w:left w:val="single" w:sz="6" w:space="0" w:color="B8C9D6"/>
+              <w:right w:val="single" w:sz="6" w:space="0" w:color="B8C9D6"/>
+            </w:tcBorders>
+            <w:tcMar>
+              <w:top w:w="90" w:type="dxa"/>
+              <w:bottom w:w="90" w:type="dxa"/>
+              <w:left w:w="135" w:type="dxa"/>
+              <w:right w:w="135" w:type="dxa"/>
+            </w:tcMar>
+          </w:tcPr>
+          <w:p>
+            <w:pPr>
+              <w:spacing w:line="240" w:lineRule="auto" w:before="60" w:after="60"/>
+            </w:pPr>
+            <w:r>
+              <w:t>GET_VERSION</w:t>
+            </w:r>
+          </w:p>
+        </w:tc>
+        <w:tc>
+          <w:tcPr>
+            <w:tcW w:type="dxa" w:w="2160"/>
+            <w:vAlign w:val="center"/>
+            <w:tcBorders>
+              <w:top w:val="single" w:sz="6" w:space="0" w:color="B8C9D6"/>
+              <w:bottom w:val="single" w:sz="6" w:space="0" w:color="B8C9D6"/>
+              <w:left w:val="single" w:sz="6" w:space="0" w:color="B8C9D6"/>
+              <w:right w:val="single" w:sz="6" w:space="0" w:color="B8C9D6"/>
+            </w:tcBorders>
+            <w:tcMar>
+              <w:top w:w="90" w:type="dxa"/>
+              <w:bottom w:w="90" w:type="dxa"/>
+              <w:left w:w="135" w:type="dxa"/>
+              <w:right w:w="135" w:type="dxa"/>
+            </w:tcMar>
+          </w:tcPr>
+          <w:p>
+            <w:pPr>
+              <w:spacing w:line="240" w:lineRule="auto" w:before="60" w:after="60"/>
+            </w:pPr>
+            <w:r>
+              <w:t>无</w:t>
+            </w:r>
+          </w:p>
+        </w:tc>
+        <w:tc>
+          <w:tcPr>
+            <w:tcW w:type="dxa" w:w="2160"/>
+            <w:vAlign w:val="center"/>
+            <w:tcBorders>
+              <w:top w:val="single" w:sz="6" w:space="0" w:color="B8C9D6"/>
+              <w:bottom w:val="single" w:sz="6" w:space="0" w:color="B8C9D6"/>
+              <w:left w:val="single" w:sz="6" w:space="0" w:color="B8C9D6"/>
+              <w:right w:val="single" w:sz="6" w:space="0" w:color="B8C9D6"/>
+            </w:tcBorders>
+            <w:tcMar>
+              <w:top w:w="90" w:type="dxa"/>
+              <w:bottom w:w="90" w:type="dxa"/>
+              <w:left w:w="135" w:type="dxa"/>
+              <w:right w:w="135" w:type="dxa"/>
+            </w:tcMar>
+          </w:tcPr>
+          <w:p>
+            <w:pPr>
+              <w:spacing w:line="240" w:lineRule="auto" w:before="60" w:after="60"/>
+            </w:pPr>
+            <w:r>
+              <w:t>请求经</w:t>
+            </w:r>
+            <w:r>
+              <w:t xml:space="preserve"> </w:t>
+            </w:r>
+            <w:r>
+              <w:t xml:space="preserve"> CMD_ACK </w:t>
+            </w:r>
+            <w:r>
+              <w:t xml:space="preserve"> </w:t>
+            </w:r>
+            <w:r>
+              <w:t>返回固件信息字符串（同</w:t>
+            </w:r>
+            <w:r>
+              <w:t xml:space="preserve"> </w:t>
+            </w:r>
+            <w:r>
+              <w:t xml:space="preserve"> e5a00024 </w:t>
+            </w:r>
+            <w:r>
+              <w:t xml:space="preserve"> </w:t>
+            </w:r>
+            <w:r>
+              <w:t>内容）</w:t>
+            </w:r>
+          </w:p>
+        </w:tc>
+      </w:tr>
+      <w:tr>
+        <w:tc>
+          <w:tcPr>
+            <w:tcW w:type="dxa" w:w="2160"/>
+            <w:shd w:fill="F4F9FC" w:val="clear" w:color="auto"/>
+            <w:vAlign w:val="center"/>
+            <w:tcBorders>
+              <w:top w:val="single" w:sz="6" w:space="0" w:color="B8C9D6"/>
+              <w:bottom w:val="single" w:sz="6" w:space="0" w:color="B8C9D6"/>
+              <w:left w:val="single" w:sz="6" w:space="0" w:color="B8C9D6"/>
+              <w:right w:val="single" w:sz="6" w:space="0" w:color="B8C9D6"/>
+            </w:tcBorders>
+            <w:tcMar>
+              <w:top w:w="90" w:type="dxa"/>
+              <w:bottom w:w="90" w:type="dxa"/>
+              <w:left w:w="135" w:type="dxa"/>
+              <w:right w:w="135" w:type="dxa"/>
+            </w:tcMar>
+          </w:tcPr>
+          <w:p>
+            <w:pPr>
+              <w:spacing w:line="240" w:lineRule="auto" w:before="60" w:after="60"/>
+            </w:pPr>
+            <w:r>
+              <w:t>0x7F</w:t>
+            </w:r>
+          </w:p>
+        </w:tc>
+        <w:tc>
+          <w:tcPr>
+            <w:tcW w:type="dxa" w:w="2160"/>
+            <w:shd w:fill="F4F9FC" w:val="clear" w:color="auto"/>
+            <w:vAlign w:val="center"/>
+            <w:tcBorders>
+              <w:top w:val="single" w:sz="6" w:space="0" w:color="B8C9D6"/>
+              <w:bottom w:val="single" w:sz="6" w:space="0" w:color="B8C9D6"/>
+              <w:left w:val="single" w:sz="6" w:space="0" w:color="B8C9D6"/>
+              <w:right w:val="single" w:sz="6" w:space="0" w:color="B8C9D6"/>
+            </w:tcBorders>
+            <w:tcMar>
+              <w:top w:w="90" w:type="dxa"/>
+              <w:bottom w:w="90" w:type="dxa"/>
+              <w:left w:w="135" w:type="dxa"/>
+              <w:right w:w="135" w:type="dxa"/>
+            </w:tcMar>
+          </w:tcPr>
+          <w:p>
+            <w:pPr>
+              <w:spacing w:line="240" w:lineRule="auto" w:before="60" w:after="60"/>
+            </w:pPr>
+            <w:r>
+              <w:t>FACTORY_PING</w:t>
+            </w:r>
+          </w:p>
+        </w:tc>
+        <w:tc>
+          <w:tcPr>
+            <w:tcW w:type="dxa" w:w="2160"/>
+            <w:shd w:fill="F4F9FC" w:val="clear" w:color="auto"/>
+            <w:vAlign w:val="center"/>
+            <w:tcBorders>
+              <w:top w:val="single" w:sz="6" w:space="0" w:color="B8C9D6"/>
+              <w:bottom w:val="single" w:sz="6" w:space="0" w:color="B8C9D6"/>
+              <w:left w:val="single" w:sz="6" w:space="0" w:color="B8C9D6"/>
+              <w:right w:val="single" w:sz="6" w:space="0" w:color="B8C9D6"/>
+            </w:tcBorders>
+            <w:tcMar>
+              <w:top w:w="90" w:type="dxa"/>
+              <w:bottom w:w="90" w:type="dxa"/>
+              <w:left w:w="135" w:type="dxa"/>
+              <w:right w:w="135" w:type="dxa"/>
+            </w:tcMar>
+          </w:tcPr>
+          <w:p>
+            <w:pPr>
+              <w:spacing w:line="240" w:lineRule="auto" w:before="60" w:after="60"/>
+            </w:pPr>
+            <w:r>
+              <w:t>token</w:t>
+            </w:r>
+            <w:r>
+              <w:t xml:space="preserve"> </w:t>
+            </w:r>
+            <w:r>
+              <w:t>（</w:t>
+            </w:r>
+            <w:r>
+              <w:t xml:space="preserve"> </w:t>
+            </w:r>
+            <w:r>
+              <w:t>4 B</w:t>
+            </w:r>
+            <w:r>
+              <w:t xml:space="preserve"> </w:t>
+            </w:r>
+            <w:r>
+              <w:t>）</w:t>
+            </w:r>
+          </w:p>
+        </w:tc>
+        <w:tc>
+          <w:tcPr>
+            <w:tcW w:type="dxa" w:w="2160"/>
+            <w:shd w:fill="F4F9FC" w:val="clear" w:color="auto"/>
+            <w:vAlign w:val="center"/>
+            <w:tcBorders>
+              <w:top w:val="single" w:sz="6" w:space="0" w:color="B8C9D6"/>
+              <w:bottom w:val="single" w:sz="6" w:space="0" w:color="B8C9D6"/>
+              <w:left w:val="single" w:sz="6" w:space="0" w:color="B8C9D6"/>
+              <w:right w:val="single" w:sz="6" w:space="0" w:color="B8C9D6"/>
+            </w:tcBorders>
+            <w:tcMar>
+              <w:top w:w="90" w:type="dxa"/>
+              <w:bottom w:w="90" w:type="dxa"/>
+              <w:left w:w="135" w:type="dxa"/>
+              <w:right w:w="135" w:type="dxa"/>
+            </w:tcMar>
+          </w:tcPr>
+          <w:p>
+            <w:pPr>
+              <w:spacing w:line="240" w:lineRule="auto" w:before="60" w:after="60"/>
+            </w:pPr>
+            <w:r>
+              <w:t>连通性自检，应答原样回显</w:t>
+            </w:r>
+            <w:r>
+              <w:t xml:space="preserve"> </w:t>
+            </w:r>
+            <w:r>
+              <w:t xml:space="preserve"> token</w:t>
             </w:r>
           </w:p>
         </w:tc>
@@ -14435,498 +15345,7 @@
           <w:sz w:val="25"/>
           <w:lang w:eastAsia="zh-CN"/>
         </w:rPr>
-        <w:t>7.4 控制语义补充</w:t>
-      </w:r>
-    </w:p>
-    <w:p>
-      <w:pPr>
-        <w:pStyle w:val="ListBullet"/>
-        <w:spacing w:before="60" w:after="60"/>
-      </w:pPr>
-      <w:r>
-        <w:rPr>
-          <w:b/>
-        </w:rPr>
-        <w:t>LED</w:t>
-      </w:r>
-      <w:r>
-        <w:rPr>
-          <w:rFonts w:ascii="Microsoft YaHei" w:eastAsia="Microsoft YaHei" w:hAnsi="Microsoft YaHei" w:cs="Microsoft YaHei" w:hint="eastAsia"/>
-          <w:lang w:eastAsia="zh-CN"/>
-        </w:rPr>
-        <w:t>：上位机写入为</w:t>
-      </w:r>
-      <w:r>
-        <w:t xml:space="preserve"> override </w:t>
-      </w:r>
-      <w:r>
-        <w:rPr>
-          <w:rFonts w:ascii="Microsoft YaHei" w:eastAsia="Microsoft YaHei" w:hAnsi="Microsoft YaHei" w:cs="Microsoft YaHei" w:hint="eastAsia"/>
-          <w:lang w:eastAsia="zh-CN"/>
-        </w:rPr>
-        <w:t>语义，覆盖电源</w:t>
-      </w:r>
-      <w:r>
-        <w:t xml:space="preserve"> UI </w:t>
-      </w:r>
-      <w:r>
-        <w:rPr>
-          <w:rFonts w:ascii="Microsoft YaHei" w:eastAsia="Microsoft YaHei" w:hAnsi="Microsoft YaHei" w:cs="Microsoft YaHei" w:hint="eastAsia"/>
-          <w:lang w:eastAsia="zh-CN"/>
-        </w:rPr>
-        <w:t>状态机的当前显示；</w:t>
-      </w:r>
-      <w:r>
-        <w:t xml:space="preserve">BLE </w:t>
-      </w:r>
-      <w:r>
-        <w:rPr>
-          <w:rFonts w:ascii="Microsoft YaHei" w:eastAsia="Microsoft YaHei" w:hAnsi="Microsoft YaHei" w:cs="Microsoft YaHei" w:hint="eastAsia"/>
-          <w:lang w:eastAsia="zh-CN"/>
-        </w:rPr>
-        <w:t>断开后</w:t>
-      </w:r>
-      <w:r>
-        <w:t xml:space="preserve"> override </w:t>
-      </w:r>
-      <w:r>
-        <w:rPr>
-          <w:rFonts w:ascii="Microsoft YaHei" w:eastAsia="Microsoft YaHei" w:hAnsi="Microsoft YaHei" w:cs="Microsoft YaHei" w:hint="eastAsia"/>
-          <w:lang w:eastAsia="zh-CN"/>
-        </w:rPr>
-        <w:t>自动清除，归还状态机；</w:t>
-      </w:r>
-    </w:p>
-    <w:p>
-      <w:pPr>
-        <w:pStyle w:val="ListBullet"/>
-        <w:spacing w:before="60" w:after="60"/>
-      </w:pPr>
-      <w:r>
-        <w:rPr>
-          <w:rFonts w:ascii="Microsoft YaHei" w:eastAsia="Microsoft YaHei" w:hAnsi="Microsoft YaHei" w:cs="Microsoft YaHei" w:hint="eastAsia"/>
-          <w:b/>
-          <w:lang w:eastAsia="zh-CN"/>
-        </w:rPr>
-        <w:t>电源域断电</w:t>
-      </w:r>
-      <w:r>
-        <w:rPr>
-          <w:rFonts w:ascii="Microsoft YaHei" w:eastAsia="Microsoft YaHei" w:hAnsi="Microsoft YaHei" w:cs="Microsoft YaHei" w:hint="eastAsia"/>
-          <w:lang w:eastAsia="zh-CN"/>
-        </w:rPr>
-        <w:t>：对正在采集的域断电前，设备端自动暂停域内传感器并使能状态帧标注，重新上电后需</w:t>
-      </w:r>
-      <w:r>
-        <w:t xml:space="preserve"> SENSOR_EN </w:t>
-      </w:r>
-      <w:r>
-        <w:rPr>
-          <w:rFonts w:ascii="Microsoft YaHei" w:eastAsia="Microsoft YaHei" w:hAnsi="Microsoft YaHei" w:cs="Microsoft YaHei" w:hint="eastAsia"/>
-          <w:lang w:eastAsia="zh-CN"/>
-        </w:rPr>
-        <w:t>恢复；</w:t>
-      </w:r>
-    </w:p>
-    <w:p>
-      <w:pPr>
-        <w:pStyle w:val="ListBullet"/>
-        <w:spacing w:before="60" w:after="60"/>
-      </w:pPr>
-      <w:r>
-        <w:rPr>
-          <w:b/>
-        </w:rPr>
-        <w:t>REPROBE</w:t>
-      </w:r>
-      <w:r>
-        <w:rPr>
-          <w:rFonts w:ascii="Microsoft YaHei" w:eastAsia="Microsoft YaHei" w:hAnsi="Microsoft YaHei" w:cs="Microsoft YaHei" w:hint="eastAsia"/>
-          <w:lang w:eastAsia="zh-CN"/>
-        </w:rPr>
-        <w:t>：对</w:t>
-      </w:r>
-      <w:r>
-        <w:t xml:space="preserve"> ABSENT/DEGRADED </w:t>
-      </w:r>
-      <w:r>
-        <w:rPr>
-          <w:rFonts w:ascii="Microsoft YaHei" w:eastAsia="Microsoft YaHei" w:hAnsi="Microsoft YaHei" w:cs="Microsoft YaHei" w:hint="eastAsia"/>
-          <w:lang w:eastAsia="zh-CN"/>
-        </w:rPr>
-        <w:t>模块发起重探测，结果经</w:t>
-      </w:r>
-      <w:r>
-        <w:t xml:space="preserve"> CMD_ACK </w:t>
-      </w:r>
-      <w:r>
-        <w:rPr>
-          <w:rFonts w:ascii="Microsoft YaHei" w:eastAsia="Microsoft YaHei" w:hAnsi="Microsoft YaHei" w:cs="Microsoft YaHei" w:hint="eastAsia"/>
-          <w:lang w:eastAsia="zh-CN"/>
-        </w:rPr>
-        <w:t>返回（成功</w:t>
-      </w:r>
-      <w:r>
-        <w:t>=0</w:t>
-      </w:r>
-      <w:r>
-        <w:rPr>
-          <w:rFonts w:ascii="Microsoft YaHei" w:eastAsia="Microsoft YaHei" w:hAnsi="Microsoft YaHei" w:cs="Microsoft YaHei" w:hint="eastAsia"/>
-          <w:lang w:eastAsia="zh-CN"/>
-        </w:rPr>
-        <w:t>，仍不在位</w:t>
-      </w:r>
-      <w:r>
-        <w:t>=1</w:t>
-      </w:r>
-      <w:r>
-        <w:rPr>
-          <w:rFonts w:ascii="Microsoft YaHei" w:eastAsia="Microsoft YaHei" w:hAnsi="Microsoft YaHei" w:cs="Microsoft YaHei" w:hint="eastAsia"/>
-          <w:lang w:eastAsia="zh-CN"/>
-        </w:rPr>
-        <w:t>）；</w:t>
-      </w:r>
-    </w:p>
-    <w:p>
-      <w:pPr>
-        <w:pStyle w:val="ListBullet"/>
-        <w:spacing w:before="60" w:after="60"/>
-      </w:pPr>
-      <w:r>
-        <w:rPr>
-          <w:rFonts w:ascii="Microsoft YaHei" w:eastAsia="Microsoft YaHei" w:hAnsi="Microsoft YaHei" w:cs="Microsoft YaHei" w:hint="eastAsia"/>
-          <w:b/>
-          <w:lang w:eastAsia="zh-CN"/>
-        </w:rPr>
-        <w:t>REC_CTRL 与 MIC 帧</w:t>
-      </w:r>
-      <w:r>
-        <w:rPr>
-          <w:rFonts w:ascii="Microsoft YaHei" w:eastAsia="Microsoft YaHei" w:hAnsi="Microsoft YaHei" w:cs="Microsoft YaHei" w:hint="eastAsia"/>
-          <w:lang w:eastAsia="zh-CN"/>
-        </w:rPr>
-        <w:t>：录音期间</w:t>
-      </w:r>
-      <w:r>
-        <w:t xml:space="preserve"> 0x06 RMS </w:t>
-      </w:r>
-      <w:r>
-        <w:rPr>
-          <w:rFonts w:ascii="Microsoft YaHei" w:eastAsia="Microsoft YaHei" w:hAnsi="Microsoft YaHei" w:cs="Microsoft YaHei" w:hint="eastAsia"/>
-          <w:lang w:eastAsia="zh-CN"/>
-        </w:rPr>
-        <w:t>帧照常发送（作电平监视）；录音占用</w:t>
-      </w:r>
-      <w:r>
-        <w:t xml:space="preserve"> SD </w:t>
-      </w:r>
-      <w:r>
-        <w:rPr>
-          <w:rFonts w:ascii="Microsoft YaHei" w:eastAsia="Microsoft YaHei" w:hAnsi="Microsoft YaHei" w:cs="Microsoft YaHei" w:hint="eastAsia"/>
-          <w:lang w:eastAsia="zh-CN"/>
-        </w:rPr>
-        <w:t>带宽，期间</w:t>
-      </w:r>
-      <w:r>
-        <w:t xml:space="preserve"> SD </w:t>
-      </w:r>
-      <w:r>
-        <w:rPr>
-          <w:rFonts w:ascii="Microsoft YaHei" w:eastAsia="Microsoft YaHei" w:hAnsi="Microsoft YaHei" w:cs="Microsoft YaHei" w:hint="eastAsia"/>
-          <w:lang w:eastAsia="zh-CN"/>
-        </w:rPr>
-        <w:t>日志写入降级为缓存批量落盘；</w:t>
-      </w:r>
-    </w:p>
-    <w:p>
-      <w:pPr>
-        <w:pStyle w:val="ListBullet"/>
-        <w:spacing w:before="60" w:after="60"/>
-      </w:pPr>
-      <w:r>
-        <w:rPr>
-          <w:b/>
-        </w:rPr>
-        <w:t>QVAR_THR_SET</w:t>
-      </w:r>
-      <w:r>
-        <w:rPr>
-          <w:rFonts w:ascii="Microsoft YaHei" w:eastAsia="Microsoft YaHei" w:hAnsi="Microsoft YaHei" w:cs="Microsoft YaHei" w:hint="eastAsia"/>
-          <w:lang w:eastAsia="zh-CN"/>
-        </w:rPr>
-        <w:t>：阈值掉电不保存（</w:t>
-      </w:r>
-      <w:r>
-        <w:t xml:space="preserve">RAM </w:t>
-      </w:r>
-      <w:r>
-        <w:rPr>
-          <w:rFonts w:ascii="Microsoft YaHei" w:eastAsia="Microsoft YaHei" w:hAnsi="Microsoft YaHei" w:cs="Microsoft YaHei" w:hint="eastAsia"/>
-          <w:lang w:eastAsia="zh-CN"/>
-        </w:rPr>
-        <w:t>态），上位机连接后如需持久阈值应重新下发；触发判定在设备端采集循环内完成，连续越限按滞回窗口去重，每通道每秒最多上报</w:t>
-      </w:r>
-      <w:r>
-        <w:t xml:space="preserve"> 4 </w:t>
-      </w:r>
-      <w:r>
-        <w:rPr>
-          <w:rFonts w:ascii="Microsoft YaHei" w:eastAsia="Microsoft YaHei" w:hAnsi="Microsoft YaHei" w:cs="Microsoft YaHei" w:hint="eastAsia"/>
-          <w:lang w:eastAsia="zh-CN"/>
-        </w:rPr>
-        <w:t>次</w:t>
-      </w:r>
-      <w:r>
-        <w:t xml:space="preserve"> EVENT 0x04</w:t>
-      </w:r>
-      <w:r>
-        <w:rPr>
-          <w:rFonts w:ascii="Microsoft YaHei" w:eastAsia="Microsoft YaHei" w:hAnsi="Microsoft YaHei" w:cs="Microsoft YaHei" w:hint="eastAsia"/>
-          <w:lang w:eastAsia="zh-CN"/>
-        </w:rPr>
-        <w:t>。</w:t>
-      </w:r>
-    </w:p>
-    <w:p>
-      <w:pPr>
-        <w:pStyle w:val="Heading1"/>
-      </w:pPr>
-      <w:r>
-        <w:rPr>
-          <w:rFonts w:ascii="Microsoft YaHei" w:eastAsia="Microsoft YaHei" w:hAnsi="Microsoft YaHei" w:cs="Microsoft YaHei" w:hint="eastAsia"/>
-          <w:color w:val="1A5276"/>
-          <w:sz w:val="30"/>
-          <w:lang w:eastAsia="zh-CN"/>
-        </w:rPr>
-        <w:t>8. 应答与事件帧</w:t>
-      </w:r>
-    </w:p>
-    <w:p>
-      <w:pPr>
-        <w:pStyle w:val="Heading2"/>
-      </w:pPr>
-      <w:r>
-        <w:rPr>
-          <w:rFonts w:ascii="Microsoft YaHei" w:eastAsia="Microsoft YaHei" w:hAnsi="Microsoft YaHei" w:cs="Microsoft YaHei" w:hint="eastAsia"/>
-          <w:color w:val="2175B0"/>
-          <w:sz w:val="25"/>
-          <w:lang w:eastAsia="zh-CN"/>
-        </w:rPr>
-        <w:t>8.1 CMD_ACK（TYPE=0x20）</w:t>
-      </w:r>
-    </w:p>
-    <w:p>
-      <w:pPr/>
-      <w:r>
-        <w:rPr>
-          <w:rFonts w:ascii="Microsoft YaHei" w:eastAsia="Microsoft YaHei" w:hAnsi="Microsoft YaHei" w:cs="Microsoft YaHei" w:hint="eastAsia"/>
-          <w:lang w:eastAsia="zh-CN"/>
-        </w:rPr>
-        <w:t>载荷：</w:t>
-      </w:r>
-      <w:r>
-        <w:t>cmd</w:t>
-      </w:r>
-      <w:r>
-        <w:rPr>
-          <w:rFonts w:ascii="Microsoft YaHei" w:eastAsia="Microsoft YaHei" w:hAnsi="Microsoft YaHei" w:cs="Microsoft YaHei" w:hint="eastAsia"/>
-          <w:lang w:eastAsia="zh-CN"/>
-        </w:rPr>
-        <w:t>（</w:t>
-      </w:r>
-      <w:r>
-        <w:t>1 B</w:t>
-      </w:r>
-      <w:r>
-        <w:rPr>
-          <w:rFonts w:ascii="Microsoft YaHei" w:eastAsia="Microsoft YaHei" w:hAnsi="Microsoft YaHei" w:cs="Microsoft YaHei" w:hint="eastAsia"/>
-          <w:lang w:eastAsia="zh-CN"/>
-        </w:rPr>
-        <w:t>，回显原指令）</w:t>
-      </w:r>
-      <w:r>
-        <w:t>+ req_seq</w:t>
-      </w:r>
-      <w:r>
-        <w:rPr>
-          <w:rFonts w:ascii="Microsoft YaHei" w:eastAsia="Microsoft YaHei" w:hAnsi="Microsoft YaHei" w:cs="Microsoft YaHei" w:hint="eastAsia"/>
-          <w:lang w:eastAsia="zh-CN"/>
-        </w:rPr>
-        <w:t>（</w:t>
-      </w:r>
-      <w:r>
-        <w:t>1 B</w:t>
-      </w:r>
-      <w:r>
-        <w:rPr>
-          <w:rFonts w:ascii="Microsoft YaHei" w:eastAsia="Microsoft YaHei" w:hAnsi="Microsoft YaHei" w:cs="Microsoft YaHei" w:hint="eastAsia"/>
-          <w:lang w:eastAsia="zh-CN"/>
-        </w:rPr>
-        <w:t>，回显请求方序号，用于匹配）</w:t>
-      </w:r>
-      <w:r>
-        <w:t>+ result</w:t>
-      </w:r>
-      <w:r>
-        <w:rPr>
-          <w:rFonts w:ascii="Microsoft YaHei" w:eastAsia="Microsoft YaHei" w:hAnsi="Microsoft YaHei" w:cs="Microsoft YaHei" w:hint="eastAsia"/>
-          <w:lang w:eastAsia="zh-CN"/>
-        </w:rPr>
-        <w:t>（</w:t>
-      </w:r>
-      <w:r>
-        <w:t>1 B</w:t>
-      </w:r>
-      <w:r>
-        <w:rPr>
-          <w:rFonts w:ascii="Microsoft YaHei" w:eastAsia="Microsoft YaHei" w:hAnsi="Microsoft YaHei" w:cs="Microsoft YaHei" w:hint="eastAsia"/>
-          <w:lang w:eastAsia="zh-CN"/>
-        </w:rPr>
-        <w:t>，有符号错误码，见第</w:t>
-      </w:r>
-      <w:r>
-        <w:t xml:space="preserve"> 9 </w:t>
-      </w:r>
-      <w:r>
-        <w:rPr>
-          <w:rFonts w:ascii="Microsoft YaHei" w:eastAsia="Microsoft YaHei" w:hAnsi="Microsoft YaHei" w:cs="Microsoft YaHei" w:hint="eastAsia"/>
-          <w:lang w:eastAsia="zh-CN"/>
-        </w:rPr>
-        <w:t>章）</w:t>
-      </w:r>
-      <w:r>
-        <w:t>+ data</w:t>
-      </w:r>
-      <w:r>
-        <w:rPr>
-          <w:rFonts w:ascii="Microsoft YaHei" w:eastAsia="Microsoft YaHei" w:hAnsi="Microsoft YaHei" w:cs="Microsoft YaHei" w:hint="eastAsia"/>
-          <w:lang w:eastAsia="zh-CN"/>
-        </w:rPr>
-        <w:t>（</w:t>
-      </w:r>
-      <w:r>
-        <w:t>0~n B</w:t>
-      </w:r>
-      <w:r>
-        <w:rPr>
-          <w:rFonts w:ascii="Microsoft YaHei" w:eastAsia="Microsoft YaHei" w:hAnsi="Microsoft YaHei" w:cs="Microsoft YaHei" w:hint="eastAsia"/>
-          <w:lang w:eastAsia="zh-CN"/>
-        </w:rPr>
-        <w:t>，附加数据，如</w:t>
-      </w:r>
-      <w:r>
-        <w:t xml:space="preserve"> GET_VERSION </w:t>
-      </w:r>
-      <w:r>
-        <w:rPr>
-          <w:rFonts w:ascii="Microsoft YaHei" w:eastAsia="Microsoft YaHei" w:hAnsi="Microsoft YaHei" w:cs="Microsoft YaHei" w:hint="eastAsia"/>
-          <w:lang w:eastAsia="zh-CN"/>
-        </w:rPr>
-        <w:t>的</w:t>
-      </w:r>
-      <w:r>
-        <w:t xml:space="preserve"> ASCII </w:t>
-      </w:r>
-      <w:r>
-        <w:rPr>
-          <w:rFonts w:ascii="Microsoft YaHei" w:eastAsia="Microsoft YaHei" w:hAnsi="Microsoft YaHei" w:cs="Microsoft YaHei" w:hint="eastAsia"/>
-          <w:lang w:eastAsia="zh-CN"/>
-        </w:rPr>
-        <w:t>字符串、</w:t>
-      </w:r>
-      <w:r>
-        <w:t xml:space="preserve">REC_LIST </w:t>
-      </w:r>
-      <w:r>
-        <w:rPr>
-          <w:rFonts w:ascii="Microsoft YaHei" w:eastAsia="Microsoft YaHei" w:hAnsi="Microsoft YaHei" w:cs="Microsoft YaHei" w:hint="eastAsia"/>
-          <w:lang w:eastAsia="zh-CN"/>
-        </w:rPr>
-        <w:t>的文件列表、</w:t>
-      </w:r>
-      <w:r>
-        <w:t xml:space="preserve">FACTORY_PING </w:t>
-      </w:r>
-      <w:r>
-        <w:rPr>
-          <w:rFonts w:ascii="Microsoft YaHei" w:eastAsia="Microsoft YaHei" w:hAnsi="Microsoft YaHei" w:cs="Microsoft YaHei" w:hint="eastAsia"/>
-          <w:lang w:eastAsia="zh-CN"/>
-        </w:rPr>
-        <w:t>的</w:t>
-      </w:r>
-      <w:r>
-        <w:t xml:space="preserve"> token </w:t>
-      </w:r>
-      <w:r>
-        <w:rPr>
-          <w:rFonts w:ascii="Microsoft YaHei" w:eastAsia="Microsoft YaHei" w:hAnsi="Microsoft YaHei" w:cs="Microsoft YaHei" w:hint="eastAsia"/>
-          <w:lang w:eastAsia="zh-CN"/>
-        </w:rPr>
-        <w:t>回显）。</w:t>
-      </w:r>
-    </w:p>
-    <w:p>
-      <w:pPr>
-        <w:pStyle w:val="Heading2"/>
-      </w:pPr>
-      <w:r>
-        <w:rPr>
-          <w:rFonts w:ascii="Microsoft YaHei" w:eastAsia="Microsoft YaHei" w:hAnsi="Microsoft YaHei" w:cs="Microsoft YaHei" w:hint="eastAsia"/>
-          <w:color w:val="2175B0"/>
-          <w:sz w:val="25"/>
-          <w:lang w:eastAsia="zh-CN"/>
-        </w:rPr>
-        <w:t>8.2 EVENT（TYPE=0x21）</w:t>
-      </w:r>
-    </w:p>
-    <w:p>
-      <w:pPr/>
-      <w:r>
-        <w:rPr>
-          <w:rFonts w:ascii="Microsoft YaHei" w:eastAsia="Microsoft YaHei" w:hAnsi="Microsoft YaHei" w:cs="Microsoft YaHei" w:hint="eastAsia"/>
-          <w:lang w:eastAsia="zh-CN"/>
-        </w:rPr>
-        <w:t>载荷：</w:t>
-      </w:r>
-      <w:r>
-        <w:t>event_id</w:t>
-      </w:r>
-      <w:r>
-        <w:rPr>
-          <w:rFonts w:ascii="Microsoft YaHei" w:eastAsia="Microsoft YaHei" w:hAnsi="Microsoft YaHei" w:cs="Microsoft YaHei" w:hint="eastAsia"/>
-          <w:lang w:eastAsia="zh-CN"/>
-        </w:rPr>
-        <w:t>（</w:t>
-      </w:r>
-      <w:r>
-        <w:t>1 B</w:t>
-      </w:r>
-      <w:r>
-        <w:rPr>
-          <w:rFonts w:ascii="Microsoft YaHei" w:eastAsia="Microsoft YaHei" w:hAnsi="Microsoft YaHei" w:cs="Microsoft YaHei" w:hint="eastAsia"/>
-          <w:lang w:eastAsia="zh-CN"/>
-        </w:rPr>
-        <w:t>）</w:t>
-      </w:r>
-      <w:r>
-        <w:t>+ data</w:t>
-      </w:r>
-      <w:r>
-        <w:rPr>
-          <w:rFonts w:ascii="Microsoft YaHei" w:eastAsia="Microsoft YaHei" w:hAnsi="Microsoft YaHei" w:cs="Microsoft YaHei" w:hint="eastAsia"/>
-          <w:lang w:eastAsia="zh-CN"/>
-        </w:rPr>
-        <w:t>（</w:t>
-      </w:r>
-      <w:r>
-        <w:t>0~n B</w:t>
-      </w:r>
-      <w:r>
-        <w:rPr>
-          <w:rFonts w:ascii="Microsoft YaHei" w:eastAsia="Microsoft YaHei" w:hAnsi="Microsoft YaHei" w:cs="Microsoft YaHei" w:hint="eastAsia"/>
-          <w:lang w:eastAsia="zh-CN"/>
-        </w:rPr>
-        <w:t>）：</w:t>
+        <w:t>7.3 sensor_id 编码</w:t>
       </w:r>
     </w:p>
     <w:tbl>
@@ -14970,7 +15389,7 @@
                 <w:b/>
                 <w:color w:val="FFFFFF"/>
               </w:rPr>
-              <w:t>event_id</w:t>
+              <w:t>值</w:t>
             </w:r>
           </w:p>
         </w:tc>
@@ -15002,7 +15421,7 @@
                 <w:b/>
                 <w:color w:val="FFFFFF"/>
               </w:rPr>
-              <w:t>名称</w:t>
+              <w:t>模块</w:t>
             </w:r>
           </w:p>
         </w:tc>
@@ -15034,7 +15453,7 @@
                 <w:b/>
                 <w:color w:val="FFFFFF"/>
               </w:rPr>
-              <w:t>data</w:t>
+              <w:t>值</w:t>
             </w:r>
           </w:p>
         </w:tc>
@@ -15066,7 +15485,7 @@
                 <w:b/>
                 <w:color w:val="FFFFFF"/>
               </w:rPr>
-              <w:t>说明</w:t>
+              <w:t>模块</w:t>
             </w:r>
           </w:p>
         </w:tc>
@@ -15095,7 +15514,7 @@
               <w:spacing w:line="240" w:lineRule="auto" w:before="60" w:after="60"/>
             </w:pPr>
             <w:r>
-              <w:t>0x01</w:t>
+              <w:t>0</w:t>
             </w:r>
           </w:p>
         </w:tc>
@@ -15122,7 +15541,13 @@
               <w:spacing w:line="240" w:lineRule="auto" w:before="60" w:after="60"/>
             </w:pPr>
             <w:r>
-              <w:t>MODULE_STATE_CHANGED</w:t>
+              <w:t>IMU_U4</w:t>
+            </w:r>
+            <w:r>
+              <w:t xml:space="preserve"> </w:t>
+            </w:r>
+            <w:r>
+              <w:t>（主板六轴）</w:t>
             </w:r>
           </w:p>
         </w:tc>
@@ -15149,49 +15574,7 @@
               <w:spacing w:line="240" w:lineRule="auto" w:before="60" w:after="60"/>
             </w:pPr>
             <w:r>
-              <w:t>module</w:t>
-            </w:r>
-            <w:r>
-              <w:t xml:space="preserve"> </w:t>
-            </w:r>
-            <w:r>
-              <w:t>（</w:t>
-            </w:r>
-            <w:r>
-              <w:t xml:space="preserve"> </w:t>
-            </w:r>
-            <w:r>
-              <w:t>1 B</w:t>
-            </w:r>
-            <w:r>
-              <w:t xml:space="preserve"> </w:t>
-            </w:r>
-            <w:r>
-              <w:t>）</w:t>
-            </w:r>
-            <w:r>
-              <w:t xml:space="preserve"> </w:t>
-            </w:r>
-            <w:r>
-              <w:t>+ new_state</w:t>
-            </w:r>
-            <w:r>
-              <w:t xml:space="preserve"> </w:t>
-            </w:r>
-            <w:r>
-              <w:t>（</w:t>
-            </w:r>
-            <w:r>
-              <w:t xml:space="preserve"> </w:t>
-            </w:r>
-            <w:r>
-              <w:t>1 B</w:t>
-            </w:r>
-            <w:r>
-              <w:t xml:space="preserve"> </w:t>
-            </w:r>
-            <w:r>
-              <w:t>）</w:t>
+              <w:t>3</w:t>
             </w:r>
           </w:p>
         </w:tc>
@@ -15218,7 +15601,13 @@
               <w:spacing w:line="240" w:lineRule="auto" w:before="60" w:after="60"/>
             </w:pPr>
             <w:r>
-              <w:t>模块状态变迁（含热插拔恢复）</w:t>
+              <w:t>PVDF</w:t>
+            </w:r>
+            <w:r>
+              <w:t xml:space="preserve"> </w:t>
+            </w:r>
+            <w:r>
+              <w:t>（压电信号链）</w:t>
             </w:r>
           </w:p>
         </w:tc>
@@ -15246,7 +15635,7 @@
               <w:spacing w:line="240" w:lineRule="auto" w:before="60" w:after="60"/>
             </w:pPr>
             <w:r>
-              <w:t>0x02</w:t>
+              <w:t>1</w:t>
             </w:r>
           </w:p>
         </w:tc>
@@ -15272,7 +15661,13 @@
               <w:spacing w:line="240" w:lineRule="auto" w:before="60" w:after="60"/>
             </w:pPr>
             <w:r>
-              <w:t>WDT_RESET</w:t>
+              <w:t>IMU_U1</w:t>
+            </w:r>
+            <w:r>
+              <w:t xml:space="preserve"> </w:t>
+            </w:r>
+            <w:r>
+              <w:t>（柔性板六轴）</w:t>
             </w:r>
           </w:p>
         </w:tc>
@@ -15298,25 +15693,7 @@
               <w:spacing w:line="240" w:lineRule="auto" w:before="60" w:after="60"/>
             </w:pPr>
             <w:r>
-              <w:t>reset_cause</w:t>
-            </w:r>
-            <w:r>
-              <w:t xml:space="preserve"> </w:t>
-            </w:r>
-            <w:r>
-              <w:t>（</w:t>
-            </w:r>
-            <w:r>
-              <w:t xml:space="preserve"> </w:t>
-            </w:r>
-            <w:r>
-              <w:t>4 B</w:t>
-            </w:r>
-            <w:r>
-              <w:t xml:space="preserve"> </w:t>
-            </w:r>
-            <w:r>
-              <w:t>）</w:t>
+              <w:t>4</w:t>
             </w:r>
           </w:p>
         </w:tc>
@@ -15342,7 +15719,25 @@
               <w:spacing w:line="240" w:lineRule="auto" w:before="60" w:after="60"/>
             </w:pPr>
             <w:r>
-              <w:t>看门狗复位后首个事件，上报复位原因寄存器</w:t>
+              <w:t>TEMP</w:t>
+            </w:r>
+            <w:r>
+              <w:t xml:space="preserve"> </w:t>
+            </w:r>
+            <w:r>
+              <w:t>（</w:t>
+            </w:r>
+            <w:r>
+              <w:t xml:space="preserve"> </w:t>
+            </w:r>
+            <w:r>
+              <w:t>TMP112</w:t>
+            </w:r>
+            <w:r>
+              <w:t xml:space="preserve"> </w:t>
+            </w:r>
+            <w:r>
+              <w:t>）</w:t>
             </w:r>
           </w:p>
         </w:tc>
@@ -15371,7 +15766,7 @@
               <w:spacing w:line="240" w:lineRule="auto" w:before="60" w:after="60"/>
             </w:pPr>
             <w:r>
-              <w:t>0x03</w:t>
+              <w:t>2</w:t>
             </w:r>
           </w:p>
         </w:tc>
@@ -15398,7 +15793,25 @@
               <w:spacing w:line="240" w:lineRule="auto" w:before="60" w:after="60"/>
             </w:pPr>
             <w:r>
-              <w:t>LOW_BATTERY</w:t>
+              <w:t>QVAR</w:t>
+            </w:r>
+            <w:r>
+              <w:t xml:space="preserve"> </w:t>
+            </w:r>
+            <w:r>
+              <w:t>（</w:t>
+            </w:r>
+            <w:r>
+              <w:t xml:space="preserve"> </w:t>
+            </w:r>
+            <w:r>
+              <w:t xml:space="preserve">A/B </w:t>
+            </w:r>
+            <w:r>
+              <w:t xml:space="preserve"> </w:t>
+            </w:r>
+            <w:r>
+              <w:t>整体）</w:t>
             </w:r>
           </w:p>
         </w:tc>
@@ -15425,25 +15838,7 @@
               <w:spacing w:line="240" w:lineRule="auto" w:before="60" w:after="60"/>
             </w:pPr>
             <w:r>
-              <w:t>mv</w:t>
-            </w:r>
-            <w:r>
-              <w:t xml:space="preserve"> </w:t>
-            </w:r>
-            <w:r>
-              <w:t>（</w:t>
-            </w:r>
-            <w:r>
-              <w:t xml:space="preserve"> </w:t>
-            </w:r>
-            <w:r>
-              <w:t>2 B</w:t>
-            </w:r>
-            <w:r>
-              <w:t xml:space="preserve"> </w:t>
-            </w:r>
-            <w:r>
-              <w:t>）</w:t>
+              <w:t>5</w:t>
             </w:r>
           </w:p>
         </w:tc>
@@ -15470,7 +15865,1129 @@
               <w:spacing w:line="240" w:lineRule="auto" w:before="60" w:after="60"/>
             </w:pPr>
             <w:r>
-              <w:t>低电告警（预留）</w:t>
+              <w:t>MIC</w:t>
+            </w:r>
+            <w:r>
+              <w:t xml:space="preserve"> </w:t>
+            </w:r>
+            <w:r>
+              <w:t>（双</w:t>
+            </w:r>
+            <w:r>
+              <w:t xml:space="preserve"> </w:t>
+            </w:r>
+            <w:r>
+              <w:t xml:space="preserve"> PDM </w:t>
+            </w:r>
+            <w:r>
+              <w:t xml:space="preserve"> </w:t>
+            </w:r>
+            <w:r>
+              <w:t>麦）</w:t>
+            </w:r>
+          </w:p>
+        </w:tc>
+      </w:tr>
+    </w:tbl>
+    <w:p>
+      <w:pPr>
+        <w:pStyle w:val="Heading2"/>
+      </w:pPr>
+      <w:r>
+        <w:rPr>
+          <w:rFonts w:ascii="Microsoft YaHei" w:eastAsia="Microsoft YaHei" w:hAnsi="Microsoft YaHei" w:cs="Microsoft YaHei" w:hint="eastAsia"/>
+          <w:color w:val="2175B0"/>
+          <w:sz w:val="25"/>
+          <w:lang w:eastAsia="zh-CN"/>
+        </w:rPr>
+        <w:t>7.4 控制语义补充</w:t>
+      </w:r>
+    </w:p>
+    <w:p>
+      <w:pPr>
+        <w:pStyle w:val="ListBullet"/>
+        <w:spacing w:before="60" w:after="60"/>
+      </w:pPr>
+      <w:r>
+        <w:rPr>
+          <w:b/>
+        </w:rPr>
+        <w:t>LED</w:t>
+      </w:r>
+      <w:r>
+        <w:rPr>
+          <w:rFonts w:ascii="Microsoft YaHei" w:eastAsia="Microsoft YaHei" w:hAnsi="Microsoft YaHei" w:cs="Microsoft YaHei" w:hint="eastAsia"/>
+          <w:lang w:eastAsia="zh-CN"/>
+        </w:rPr>
+        <w:t>：上位机写入为</w:t>
+      </w:r>
+      <w:r>
+        <w:t xml:space="preserve"> override </w:t>
+      </w:r>
+      <w:r>
+        <w:rPr>
+          <w:rFonts w:ascii="Microsoft YaHei" w:eastAsia="Microsoft YaHei" w:hAnsi="Microsoft YaHei" w:cs="Microsoft YaHei" w:hint="eastAsia"/>
+          <w:lang w:eastAsia="zh-CN"/>
+        </w:rPr>
+        <w:t>语义，覆盖电源</w:t>
+      </w:r>
+      <w:r>
+        <w:t xml:space="preserve"> UI </w:t>
+      </w:r>
+      <w:r>
+        <w:rPr>
+          <w:rFonts w:ascii="Microsoft YaHei" w:eastAsia="Microsoft YaHei" w:hAnsi="Microsoft YaHei" w:cs="Microsoft YaHei" w:hint="eastAsia"/>
+          <w:lang w:eastAsia="zh-CN"/>
+        </w:rPr>
+        <w:t>状态机的当前显示；</w:t>
+      </w:r>
+      <w:r>
+        <w:t xml:space="preserve">BLE </w:t>
+      </w:r>
+      <w:r>
+        <w:rPr>
+          <w:rFonts w:ascii="Microsoft YaHei" w:eastAsia="Microsoft YaHei" w:hAnsi="Microsoft YaHei" w:cs="Microsoft YaHei" w:hint="eastAsia"/>
+          <w:lang w:eastAsia="zh-CN"/>
+        </w:rPr>
+        <w:t>断开后</w:t>
+      </w:r>
+      <w:r>
+        <w:t xml:space="preserve"> override </w:t>
+      </w:r>
+      <w:r>
+        <w:rPr>
+          <w:rFonts w:ascii="Microsoft YaHei" w:eastAsia="Microsoft YaHei" w:hAnsi="Microsoft YaHei" w:cs="Microsoft YaHei" w:hint="eastAsia"/>
+          <w:lang w:eastAsia="zh-CN"/>
+        </w:rPr>
+        <w:t>自动清除，归还状态机；</w:t>
+      </w:r>
+    </w:p>
+    <w:p>
+      <w:pPr>
+        <w:pStyle w:val="ListBullet"/>
+        <w:spacing w:before="60" w:after="60"/>
+      </w:pPr>
+      <w:r>
+        <w:rPr>
+          <w:rFonts w:ascii="Microsoft YaHei" w:eastAsia="Microsoft YaHei" w:hAnsi="Microsoft YaHei" w:cs="Microsoft YaHei" w:hint="eastAsia"/>
+          <w:b/>
+          <w:lang w:eastAsia="zh-CN"/>
+        </w:rPr>
+        <w:t>电源域断电</w:t>
+      </w:r>
+      <w:r>
+        <w:rPr>
+          <w:rFonts w:ascii="Microsoft YaHei" w:eastAsia="Microsoft YaHei" w:hAnsi="Microsoft YaHei" w:cs="Microsoft YaHei" w:hint="eastAsia"/>
+          <w:lang w:eastAsia="zh-CN"/>
+        </w:rPr>
+        <w:t>：对正在采集的域断电前，设备端自动暂停域内传感器并使能状态帧标注，重新上电后需</w:t>
+      </w:r>
+      <w:r>
+        <w:t xml:space="preserve"> SENSOR_EN </w:t>
+      </w:r>
+      <w:r>
+        <w:rPr>
+          <w:rFonts w:ascii="Microsoft YaHei" w:eastAsia="Microsoft YaHei" w:hAnsi="Microsoft YaHei" w:cs="Microsoft YaHei" w:hint="eastAsia"/>
+          <w:lang w:eastAsia="zh-CN"/>
+        </w:rPr>
+        <w:t>恢复；</w:t>
+      </w:r>
+    </w:p>
+    <w:p>
+      <w:pPr>
+        <w:pStyle w:val="ListBullet"/>
+        <w:spacing w:before="60" w:after="60"/>
+      </w:pPr>
+      <w:r>
+        <w:rPr>
+          <w:b/>
+        </w:rPr>
+        <w:t>REPROBE</w:t>
+      </w:r>
+      <w:r>
+        <w:rPr>
+          <w:rFonts w:ascii="Microsoft YaHei" w:eastAsia="Microsoft YaHei" w:hAnsi="Microsoft YaHei" w:cs="Microsoft YaHei" w:hint="eastAsia"/>
+          <w:lang w:eastAsia="zh-CN"/>
+        </w:rPr>
+        <w:t>：对</w:t>
+      </w:r>
+      <w:r>
+        <w:t xml:space="preserve"> ABSENT/DEGRADED </w:t>
+      </w:r>
+      <w:r>
+        <w:rPr>
+          <w:rFonts w:ascii="Microsoft YaHei" w:eastAsia="Microsoft YaHei" w:hAnsi="Microsoft YaHei" w:cs="Microsoft YaHei" w:hint="eastAsia"/>
+          <w:lang w:eastAsia="zh-CN"/>
+        </w:rPr>
+        <w:t>模块发起重探测，结果经</w:t>
+      </w:r>
+      <w:r>
+        <w:t xml:space="preserve"> CMD_ACK </w:t>
+      </w:r>
+      <w:r>
+        <w:rPr>
+          <w:rFonts w:ascii="Microsoft YaHei" w:eastAsia="Microsoft YaHei" w:hAnsi="Microsoft YaHei" w:cs="Microsoft YaHei" w:hint="eastAsia"/>
+          <w:lang w:eastAsia="zh-CN"/>
+        </w:rPr>
+        <w:t>返回（成功</w:t>
+      </w:r>
+      <w:r>
+        <w:t>=0</w:t>
+      </w:r>
+      <w:r>
+        <w:rPr>
+          <w:rFonts w:ascii="Microsoft YaHei" w:eastAsia="Microsoft YaHei" w:hAnsi="Microsoft YaHei" w:cs="Microsoft YaHei" w:hint="eastAsia"/>
+          <w:lang w:eastAsia="zh-CN"/>
+        </w:rPr>
+        <w:t>，仍不在位</w:t>
+      </w:r>
+      <w:r>
+        <w:t>=1</w:t>
+      </w:r>
+      <w:r>
+        <w:rPr>
+          <w:rFonts w:ascii="Microsoft YaHei" w:eastAsia="Microsoft YaHei" w:hAnsi="Microsoft YaHei" w:cs="Microsoft YaHei" w:hint="eastAsia"/>
+          <w:lang w:eastAsia="zh-CN"/>
+        </w:rPr>
+        <w:t>）；</w:t>
+      </w:r>
+    </w:p>
+    <w:p>
+      <w:pPr>
+        <w:pStyle w:val="ListBullet"/>
+        <w:spacing w:before="60" w:after="60"/>
+      </w:pPr>
+      <w:r>
+        <w:rPr>
+          <w:rFonts w:ascii="Microsoft YaHei" w:eastAsia="Microsoft YaHei" w:hAnsi="Microsoft YaHei" w:cs="Microsoft YaHei" w:hint="eastAsia"/>
+          <w:b/>
+          <w:lang w:eastAsia="zh-CN"/>
+        </w:rPr>
+        <w:t>REC_CTRL 与 MIC 帧</w:t>
+      </w:r>
+      <w:r>
+        <w:rPr>
+          <w:rFonts w:ascii="Microsoft YaHei" w:eastAsia="Microsoft YaHei" w:hAnsi="Microsoft YaHei" w:cs="Microsoft YaHei" w:hint="eastAsia"/>
+          <w:lang w:eastAsia="zh-CN"/>
+        </w:rPr>
+        <w:t>：录音期间</w:t>
+      </w:r>
+      <w:r>
+        <w:t xml:space="preserve"> 0x06 RMS </w:t>
+      </w:r>
+      <w:r>
+        <w:rPr>
+          <w:rFonts w:ascii="Microsoft YaHei" w:eastAsia="Microsoft YaHei" w:hAnsi="Microsoft YaHei" w:cs="Microsoft YaHei" w:hint="eastAsia"/>
+          <w:lang w:eastAsia="zh-CN"/>
+        </w:rPr>
+        <w:t>帧照常发送（作电平监视）；录音占用</w:t>
+      </w:r>
+      <w:r>
+        <w:t xml:space="preserve"> SD </w:t>
+      </w:r>
+      <w:r>
+        <w:rPr>
+          <w:rFonts w:ascii="Microsoft YaHei" w:eastAsia="Microsoft YaHei" w:hAnsi="Microsoft YaHei" w:cs="Microsoft YaHei" w:hint="eastAsia"/>
+          <w:lang w:eastAsia="zh-CN"/>
+        </w:rPr>
+        <w:t>带宽，期间</w:t>
+      </w:r>
+      <w:r>
+        <w:t xml:space="preserve"> SD </w:t>
+      </w:r>
+      <w:r>
+        <w:rPr>
+          <w:rFonts w:ascii="Microsoft YaHei" w:eastAsia="Microsoft YaHei" w:hAnsi="Microsoft YaHei" w:cs="Microsoft YaHei" w:hint="eastAsia"/>
+          <w:lang w:eastAsia="zh-CN"/>
+        </w:rPr>
+        <w:t>日志写入降级为缓存批量落盘；</w:t>
+      </w:r>
+    </w:p>
+    <w:p>
+      <w:pPr>
+        <w:pStyle w:val="ListBullet"/>
+        <w:spacing w:before="60" w:after="60"/>
+      </w:pPr>
+      <w:r>
+        <w:rPr>
+          <w:b/>
+        </w:rPr>
+        <w:t>QVAR_THR_SET</w:t>
+      </w:r>
+      <w:r>
+        <w:rPr>
+          <w:rFonts w:ascii="Microsoft YaHei" w:eastAsia="Microsoft YaHei" w:hAnsi="Microsoft YaHei" w:cs="Microsoft YaHei" w:hint="eastAsia"/>
+          <w:lang w:eastAsia="zh-CN"/>
+        </w:rPr>
+        <w:t>：阈值掉电不保存（</w:t>
+      </w:r>
+      <w:r>
+        <w:t xml:space="preserve">RAM </w:t>
+      </w:r>
+      <w:r>
+        <w:rPr>
+          <w:rFonts w:ascii="Microsoft YaHei" w:eastAsia="Microsoft YaHei" w:hAnsi="Microsoft YaHei" w:cs="Microsoft YaHei" w:hint="eastAsia"/>
+          <w:lang w:eastAsia="zh-CN"/>
+        </w:rPr>
+        <w:t>态），上位机连接后如需持久阈值应重新下发；触发判定在设备端采集循环内完成，连续越限按滞回窗口去重，每通道每秒最多上报</w:t>
+      </w:r>
+      <w:r>
+        <w:t xml:space="preserve"> 4 </w:t>
+      </w:r>
+      <w:r>
+        <w:rPr>
+          <w:rFonts w:ascii="Microsoft YaHei" w:eastAsia="Microsoft YaHei" w:hAnsi="Microsoft YaHei" w:cs="Microsoft YaHei" w:hint="eastAsia"/>
+          <w:lang w:eastAsia="zh-CN"/>
+        </w:rPr>
+        <w:t>次</w:t>
+      </w:r>
+      <w:r>
+        <w:t xml:space="preserve"> EVENT 0x04</w:t>
+      </w:r>
+      <w:r>
+        <w:rPr>
+          <w:rFonts w:ascii="Microsoft YaHei" w:eastAsia="Microsoft YaHei" w:hAnsi="Microsoft YaHei" w:cs="Microsoft YaHei" w:hint="eastAsia"/>
+          <w:lang w:eastAsia="zh-CN"/>
+        </w:rPr>
+        <w:t>。</w:t>
+      </w:r>
+    </w:p>
+    <w:p>
+      <w:pPr>
+        <w:pStyle w:val="Heading1"/>
+      </w:pPr>
+      <w:r>
+        <w:rPr>
+          <w:rFonts w:ascii="Microsoft YaHei" w:eastAsia="Microsoft YaHei" w:hAnsi="Microsoft YaHei" w:cs="Microsoft YaHei" w:hint="eastAsia"/>
+          <w:color w:val="1A5276"/>
+          <w:sz w:val="30"/>
+          <w:lang w:eastAsia="zh-CN"/>
+        </w:rPr>
+        <w:t>8. 应答与事件帧</w:t>
+      </w:r>
+    </w:p>
+    <w:p>
+      <w:pPr>
+        <w:pStyle w:val="Heading2"/>
+      </w:pPr>
+      <w:r>
+        <w:rPr>
+          <w:rFonts w:ascii="Microsoft YaHei" w:eastAsia="Microsoft YaHei" w:hAnsi="Microsoft YaHei" w:cs="Microsoft YaHei" w:hint="eastAsia"/>
+          <w:color w:val="2175B0"/>
+          <w:sz w:val="25"/>
+          <w:lang w:eastAsia="zh-CN"/>
+        </w:rPr>
+        <w:t>8.1 CMD_ACK（TYPE=0x20）</w:t>
+      </w:r>
+    </w:p>
+    <w:p>
+      <w:pPr/>
+      <w:r>
+        <w:rPr>
+          <w:rFonts w:ascii="Microsoft YaHei" w:eastAsia="Microsoft YaHei" w:hAnsi="Microsoft YaHei" w:cs="Microsoft YaHei" w:hint="eastAsia"/>
+          <w:lang w:eastAsia="zh-CN"/>
+        </w:rPr>
+        <w:t>载荷：</w:t>
+      </w:r>
+      <w:r>
+        <w:t>cmd</w:t>
+      </w:r>
+      <w:r>
+        <w:rPr>
+          <w:rFonts w:ascii="Microsoft YaHei" w:eastAsia="Microsoft YaHei" w:hAnsi="Microsoft YaHei" w:cs="Microsoft YaHei" w:hint="eastAsia"/>
+          <w:lang w:eastAsia="zh-CN"/>
+        </w:rPr>
+        <w:t>（</w:t>
+      </w:r>
+      <w:r>
+        <w:t>1 B</w:t>
+      </w:r>
+      <w:r>
+        <w:rPr>
+          <w:rFonts w:ascii="Microsoft YaHei" w:eastAsia="Microsoft YaHei" w:hAnsi="Microsoft YaHei" w:cs="Microsoft YaHei" w:hint="eastAsia"/>
+          <w:lang w:eastAsia="zh-CN"/>
+        </w:rPr>
+        <w:t>，回显原指令）</w:t>
+      </w:r>
+      <w:r>
+        <w:t>+ req_seq</w:t>
+      </w:r>
+      <w:r>
+        <w:rPr>
+          <w:rFonts w:ascii="Microsoft YaHei" w:eastAsia="Microsoft YaHei" w:hAnsi="Microsoft YaHei" w:cs="Microsoft YaHei" w:hint="eastAsia"/>
+          <w:lang w:eastAsia="zh-CN"/>
+        </w:rPr>
+        <w:t>（</w:t>
+      </w:r>
+      <w:r>
+        <w:t>1 B</w:t>
+      </w:r>
+      <w:r>
+        <w:rPr>
+          <w:rFonts w:ascii="Microsoft YaHei" w:eastAsia="Microsoft YaHei" w:hAnsi="Microsoft YaHei" w:cs="Microsoft YaHei" w:hint="eastAsia"/>
+          <w:lang w:eastAsia="zh-CN"/>
+        </w:rPr>
+        <w:t>，回显请求方序号，用于匹配）</w:t>
+      </w:r>
+      <w:r>
+        <w:t>+ result</w:t>
+      </w:r>
+      <w:r>
+        <w:rPr>
+          <w:rFonts w:ascii="Microsoft YaHei" w:eastAsia="Microsoft YaHei" w:hAnsi="Microsoft YaHei" w:cs="Microsoft YaHei" w:hint="eastAsia"/>
+          <w:lang w:eastAsia="zh-CN"/>
+        </w:rPr>
+        <w:t>（</w:t>
+      </w:r>
+      <w:r>
+        <w:t>1 B</w:t>
+      </w:r>
+      <w:r>
+        <w:rPr>
+          <w:rFonts w:ascii="Microsoft YaHei" w:eastAsia="Microsoft YaHei" w:hAnsi="Microsoft YaHei" w:cs="Microsoft YaHei" w:hint="eastAsia"/>
+          <w:lang w:eastAsia="zh-CN"/>
+        </w:rPr>
+        <w:t>，有符号错误码，见第</w:t>
+      </w:r>
+      <w:r>
+        <w:t xml:space="preserve"> 9 </w:t>
+      </w:r>
+      <w:r>
+        <w:rPr>
+          <w:rFonts w:ascii="Microsoft YaHei" w:eastAsia="Microsoft YaHei" w:hAnsi="Microsoft YaHei" w:cs="Microsoft YaHei" w:hint="eastAsia"/>
+          <w:lang w:eastAsia="zh-CN"/>
+        </w:rPr>
+        <w:t>章）</w:t>
+      </w:r>
+      <w:r>
+        <w:t>+ data</w:t>
+      </w:r>
+      <w:r>
+        <w:rPr>
+          <w:rFonts w:ascii="Microsoft YaHei" w:eastAsia="Microsoft YaHei" w:hAnsi="Microsoft YaHei" w:cs="Microsoft YaHei" w:hint="eastAsia"/>
+          <w:lang w:eastAsia="zh-CN"/>
+        </w:rPr>
+        <w:t>（</w:t>
+      </w:r>
+      <w:r>
+        <w:t>0~n B</w:t>
+      </w:r>
+      <w:r>
+        <w:rPr>
+          <w:rFonts w:ascii="Microsoft YaHei" w:eastAsia="Microsoft YaHei" w:hAnsi="Microsoft YaHei" w:cs="Microsoft YaHei" w:hint="eastAsia"/>
+          <w:lang w:eastAsia="zh-CN"/>
+        </w:rPr>
+        <w:t>，附加数据，如</w:t>
+      </w:r>
+      <w:r>
+        <w:t xml:space="preserve"> GET_VERSION </w:t>
+      </w:r>
+      <w:r>
+        <w:rPr>
+          <w:rFonts w:ascii="Microsoft YaHei" w:eastAsia="Microsoft YaHei" w:hAnsi="Microsoft YaHei" w:cs="Microsoft YaHei" w:hint="eastAsia"/>
+          <w:lang w:eastAsia="zh-CN"/>
+        </w:rPr>
+        <w:t>的</w:t>
+      </w:r>
+      <w:r>
+        <w:t xml:space="preserve"> ASCII </w:t>
+      </w:r>
+      <w:r>
+        <w:rPr>
+          <w:rFonts w:ascii="Microsoft YaHei" w:eastAsia="Microsoft YaHei" w:hAnsi="Microsoft YaHei" w:cs="Microsoft YaHei" w:hint="eastAsia"/>
+          <w:lang w:eastAsia="zh-CN"/>
+        </w:rPr>
+        <w:t>字符串、</w:t>
+      </w:r>
+      <w:r>
+        <w:t xml:space="preserve">REC_LIST </w:t>
+      </w:r>
+      <w:r>
+        <w:rPr>
+          <w:rFonts w:ascii="Microsoft YaHei" w:eastAsia="Microsoft YaHei" w:hAnsi="Microsoft YaHei" w:cs="Microsoft YaHei" w:hint="eastAsia"/>
+          <w:lang w:eastAsia="zh-CN"/>
+        </w:rPr>
+        <w:t>的文件列表、</w:t>
+      </w:r>
+      <w:r>
+        <w:t xml:space="preserve">FACTORY_PING </w:t>
+      </w:r>
+      <w:r>
+        <w:rPr>
+          <w:rFonts w:ascii="Microsoft YaHei" w:eastAsia="Microsoft YaHei" w:hAnsi="Microsoft YaHei" w:cs="Microsoft YaHei" w:hint="eastAsia"/>
+          <w:lang w:eastAsia="zh-CN"/>
+        </w:rPr>
+        <w:t>的</w:t>
+      </w:r>
+      <w:r>
+        <w:t xml:space="preserve"> token </w:t>
+      </w:r>
+      <w:r>
+        <w:rPr>
+          <w:rFonts w:ascii="Microsoft YaHei" w:eastAsia="Microsoft YaHei" w:hAnsi="Microsoft YaHei" w:cs="Microsoft YaHei" w:hint="eastAsia"/>
+          <w:lang w:eastAsia="zh-CN"/>
+        </w:rPr>
+        <w:t>回显）。</w:t>
+      </w:r>
+    </w:p>
+    <w:p>
+      <w:pPr>
+        <w:pStyle w:val="Heading2"/>
+      </w:pPr>
+      <w:r>
+        <w:rPr>
+          <w:rFonts w:ascii="Microsoft YaHei" w:eastAsia="Microsoft YaHei" w:hAnsi="Microsoft YaHei" w:cs="Microsoft YaHei" w:hint="eastAsia"/>
+          <w:color w:val="2175B0"/>
+          <w:sz w:val="25"/>
+          <w:lang w:eastAsia="zh-CN"/>
+        </w:rPr>
+        <w:t>8.2 EVENT（TYPE=0x21）</w:t>
+      </w:r>
+    </w:p>
+    <w:p>
+      <w:pPr/>
+      <w:r>
+        <w:rPr>
+          <w:rFonts w:ascii="Microsoft YaHei" w:eastAsia="Microsoft YaHei" w:hAnsi="Microsoft YaHei" w:cs="Microsoft YaHei" w:hint="eastAsia"/>
+          <w:lang w:eastAsia="zh-CN"/>
+        </w:rPr>
+        <w:t>载荷：</w:t>
+      </w:r>
+      <w:r>
+        <w:t>event_id</w:t>
+      </w:r>
+      <w:r>
+        <w:rPr>
+          <w:rFonts w:ascii="Microsoft YaHei" w:eastAsia="Microsoft YaHei" w:hAnsi="Microsoft YaHei" w:cs="Microsoft YaHei" w:hint="eastAsia"/>
+          <w:lang w:eastAsia="zh-CN"/>
+        </w:rPr>
+        <w:t>（</w:t>
+      </w:r>
+      <w:r>
+        <w:t>1 B</w:t>
+      </w:r>
+      <w:r>
+        <w:rPr>
+          <w:rFonts w:ascii="Microsoft YaHei" w:eastAsia="Microsoft YaHei" w:hAnsi="Microsoft YaHei" w:cs="Microsoft YaHei" w:hint="eastAsia"/>
+          <w:lang w:eastAsia="zh-CN"/>
+        </w:rPr>
+        <w:t>）</w:t>
+      </w:r>
+      <w:r>
+        <w:t>+ data</w:t>
+      </w:r>
+      <w:r>
+        <w:rPr>
+          <w:rFonts w:ascii="Microsoft YaHei" w:eastAsia="Microsoft YaHei" w:hAnsi="Microsoft YaHei" w:cs="Microsoft YaHei" w:hint="eastAsia"/>
+          <w:lang w:eastAsia="zh-CN"/>
+        </w:rPr>
+        <w:t>（</w:t>
+      </w:r>
+      <w:r>
+        <w:t>0~n B</w:t>
+      </w:r>
+      <w:r>
+        <w:rPr>
+          <w:rFonts w:ascii="Microsoft YaHei" w:eastAsia="Microsoft YaHei" w:hAnsi="Microsoft YaHei" w:cs="Microsoft YaHei" w:hint="eastAsia"/>
+          <w:lang w:eastAsia="zh-CN"/>
+        </w:rPr>
+        <w:t>）：</w:t>
+      </w:r>
+    </w:p>
+    <w:tbl>
+      <w:tblPr>
+        <w:tblW w:type="pct" w:w="5000"/>
+        <w:tblLook w:firstColumn="1" w:firstRow="1" w:lastColumn="0" w:lastRow="0" w:noHBand="0" w:noVBand="1" w:val="04A0"/>
+        <w:tblLayout w:type="autofit"/>
+      </w:tblPr>
+      <w:tblGrid>
+        <w:gridCol w:w="2160"/>
+        <w:gridCol w:w="2160"/>
+        <w:gridCol w:w="2160"/>
+        <w:gridCol w:w="2160"/>
+      </w:tblGrid>
+      <w:tr>
+        <w:tc>
+          <w:tcPr>
+            <w:tcW w:type="dxa" w:w="2160"/>
+            <w:shd w:fill="1A5276" w:val="clear" w:color="auto"/>
+            <w:tcBorders>
+              <w:top w:val="single" w:sz="6" w:space="0" w:color="1A5276"/>
+              <w:bottom w:val="single" w:sz="6" w:space="0" w:color="1A5276"/>
+              <w:left w:val="single" w:sz="6" w:space="0" w:color="1A5276"/>
+              <w:right w:val="single" w:sz="6" w:space="0" w:color="1A5276"/>
+            </w:tcBorders>
+            <w:vAlign w:val="center"/>
+            <w:tcMar>
+              <w:top w:w="105" w:type="dxa"/>
+              <w:bottom w:w="105" w:type="dxa"/>
+              <w:left w:w="135" w:type="dxa"/>
+              <w:right w:w="135" w:type="dxa"/>
+            </w:tcMar>
+          </w:tcPr>
+          <w:p>
+            <w:pPr>
+              <w:jc w:val="left"/>
+              <w:spacing w:line="240" w:lineRule="auto" w:before="60" w:after="60"/>
+            </w:pPr>
+            <w:r>
+              <w:rPr>
+                <w:b/>
+                <w:color w:val="FFFFFF"/>
+              </w:rPr>
+              <w:t>event_id</w:t>
+            </w:r>
+          </w:p>
+        </w:tc>
+        <w:tc>
+          <w:tcPr>
+            <w:tcW w:type="dxa" w:w="2160"/>
+            <w:shd w:fill="1A5276" w:val="clear" w:color="auto"/>
+            <w:tcBorders>
+              <w:top w:val="single" w:sz="6" w:space="0" w:color="1A5276"/>
+              <w:bottom w:val="single" w:sz="6" w:space="0" w:color="1A5276"/>
+              <w:left w:val="single" w:sz="6" w:space="0" w:color="1A5276"/>
+              <w:right w:val="single" w:sz="6" w:space="0" w:color="1A5276"/>
+            </w:tcBorders>
+            <w:vAlign w:val="center"/>
+            <w:tcMar>
+              <w:top w:w="105" w:type="dxa"/>
+              <w:bottom w:w="105" w:type="dxa"/>
+              <w:left w:w="135" w:type="dxa"/>
+              <w:right w:w="135" w:type="dxa"/>
+            </w:tcMar>
+          </w:tcPr>
+          <w:p>
+            <w:pPr>
+              <w:jc w:val="left"/>
+              <w:spacing w:line="240" w:lineRule="auto" w:before="60" w:after="60"/>
+            </w:pPr>
+            <w:r>
+              <w:rPr>
+                <w:b/>
+                <w:color w:val="FFFFFF"/>
+              </w:rPr>
+              <w:t>名称</w:t>
+            </w:r>
+          </w:p>
+        </w:tc>
+        <w:tc>
+          <w:tcPr>
+            <w:tcW w:type="dxa" w:w="2160"/>
+            <w:shd w:fill="1A5276" w:val="clear" w:color="auto"/>
+            <w:tcBorders>
+              <w:top w:val="single" w:sz="6" w:space="0" w:color="1A5276"/>
+              <w:bottom w:val="single" w:sz="6" w:space="0" w:color="1A5276"/>
+              <w:left w:val="single" w:sz="6" w:space="0" w:color="1A5276"/>
+              <w:right w:val="single" w:sz="6" w:space="0" w:color="1A5276"/>
+            </w:tcBorders>
+            <w:vAlign w:val="center"/>
+            <w:tcMar>
+              <w:top w:w="105" w:type="dxa"/>
+              <w:bottom w:w="105" w:type="dxa"/>
+              <w:left w:w="135" w:type="dxa"/>
+              <w:right w:w="135" w:type="dxa"/>
+            </w:tcMar>
+          </w:tcPr>
+          <w:p>
+            <w:pPr>
+              <w:jc w:val="left"/>
+              <w:spacing w:line="240" w:lineRule="auto" w:before="60" w:after="60"/>
+            </w:pPr>
+            <w:r>
+              <w:rPr>
+                <w:b/>
+                <w:color w:val="FFFFFF"/>
+              </w:rPr>
+              <w:t>data</w:t>
+            </w:r>
+          </w:p>
+        </w:tc>
+        <w:tc>
+          <w:tcPr>
+            <w:tcW w:type="dxa" w:w="2160"/>
+            <w:shd w:fill="1A5276" w:val="clear" w:color="auto"/>
+            <w:tcBorders>
+              <w:top w:val="single" w:sz="6" w:space="0" w:color="1A5276"/>
+              <w:bottom w:val="single" w:sz="6" w:space="0" w:color="1A5276"/>
+              <w:left w:val="single" w:sz="6" w:space="0" w:color="1A5276"/>
+              <w:right w:val="single" w:sz="6" w:space="0" w:color="1A5276"/>
+            </w:tcBorders>
+            <w:vAlign w:val="center"/>
+            <w:tcMar>
+              <w:top w:w="105" w:type="dxa"/>
+              <w:bottom w:w="105" w:type="dxa"/>
+              <w:left w:w="135" w:type="dxa"/>
+              <w:right w:w="135" w:type="dxa"/>
+            </w:tcMar>
+          </w:tcPr>
+          <w:p>
+            <w:pPr>
+              <w:jc w:val="left"/>
+              <w:spacing w:line="240" w:lineRule="auto" w:before="60" w:after="60"/>
+            </w:pPr>
+            <w:r>
+              <w:rPr>
+                <w:b/>
+                <w:color w:val="FFFFFF"/>
+              </w:rPr>
+              <w:t>说明</w:t>
+            </w:r>
+          </w:p>
+        </w:tc>
+      </w:tr>
+      <w:tr>
+        <w:tc>
+          <w:tcPr>
+            <w:tcW w:type="dxa" w:w="2160"/>
+            <w:shd w:fill="F4F9FC" w:val="clear" w:color="auto"/>
+            <w:vAlign w:val="center"/>
+            <w:tcBorders>
+              <w:top w:val="single" w:sz="6" w:space="0" w:color="B8C9D6"/>
+              <w:bottom w:val="single" w:sz="6" w:space="0" w:color="B8C9D6"/>
+              <w:left w:val="single" w:sz="6" w:space="0" w:color="B8C9D6"/>
+              <w:right w:val="single" w:sz="6" w:space="0" w:color="B8C9D6"/>
+            </w:tcBorders>
+            <w:tcMar>
+              <w:top w:w="90" w:type="dxa"/>
+              <w:bottom w:w="90" w:type="dxa"/>
+              <w:left w:w="135" w:type="dxa"/>
+              <w:right w:w="135" w:type="dxa"/>
+            </w:tcMar>
+          </w:tcPr>
+          <w:p>
+            <w:pPr>
+              <w:spacing w:line="240" w:lineRule="auto" w:before="60" w:after="60"/>
+            </w:pPr>
+            <w:r>
+              <w:t>0x01</w:t>
+            </w:r>
+          </w:p>
+        </w:tc>
+        <w:tc>
+          <w:tcPr>
+            <w:tcW w:type="dxa" w:w="2160"/>
+            <w:shd w:fill="F4F9FC" w:val="clear" w:color="auto"/>
+            <w:vAlign w:val="center"/>
+            <w:tcBorders>
+              <w:top w:val="single" w:sz="6" w:space="0" w:color="B8C9D6"/>
+              <w:bottom w:val="single" w:sz="6" w:space="0" w:color="B8C9D6"/>
+              <w:left w:val="single" w:sz="6" w:space="0" w:color="B8C9D6"/>
+              <w:right w:val="single" w:sz="6" w:space="0" w:color="B8C9D6"/>
+            </w:tcBorders>
+            <w:tcMar>
+              <w:top w:w="90" w:type="dxa"/>
+              <w:bottom w:w="90" w:type="dxa"/>
+              <w:left w:w="135" w:type="dxa"/>
+              <w:right w:w="135" w:type="dxa"/>
+            </w:tcMar>
+          </w:tcPr>
+          <w:p>
+            <w:pPr>
+              <w:spacing w:line="240" w:lineRule="auto" w:before="60" w:after="60"/>
+            </w:pPr>
+            <w:r>
+              <w:t>MODULE_STATE_CHANGED</w:t>
+            </w:r>
+          </w:p>
+        </w:tc>
+        <w:tc>
+          <w:tcPr>
+            <w:tcW w:type="dxa" w:w="2160"/>
+            <w:shd w:fill="F4F9FC" w:val="clear" w:color="auto"/>
+            <w:vAlign w:val="center"/>
+            <w:tcBorders>
+              <w:top w:val="single" w:sz="6" w:space="0" w:color="B8C9D6"/>
+              <w:bottom w:val="single" w:sz="6" w:space="0" w:color="B8C9D6"/>
+              <w:left w:val="single" w:sz="6" w:space="0" w:color="B8C9D6"/>
+              <w:right w:val="single" w:sz="6" w:space="0" w:color="B8C9D6"/>
+            </w:tcBorders>
+            <w:tcMar>
+              <w:top w:w="90" w:type="dxa"/>
+              <w:bottom w:w="90" w:type="dxa"/>
+              <w:left w:w="135" w:type="dxa"/>
+              <w:right w:w="135" w:type="dxa"/>
+            </w:tcMar>
+          </w:tcPr>
+          <w:p>
+            <w:pPr>
+              <w:spacing w:line="240" w:lineRule="auto" w:before="60" w:after="60"/>
+            </w:pPr>
+            <w:r>
+              <w:t>module</w:t>
+            </w:r>
+            <w:r>
+              <w:t xml:space="preserve"> </w:t>
+            </w:r>
+            <w:r>
+              <w:t>（</w:t>
+            </w:r>
+            <w:r>
+              <w:t xml:space="preserve"> </w:t>
+            </w:r>
+            <w:r>
+              <w:t>1 B</w:t>
+            </w:r>
+            <w:r>
+              <w:t xml:space="preserve"> </w:t>
+            </w:r>
+            <w:r>
+              <w:t>）</w:t>
+            </w:r>
+            <w:r>
+              <w:t xml:space="preserve"> </w:t>
+            </w:r>
+            <w:r>
+              <w:t>+ new_state</w:t>
+            </w:r>
+            <w:r>
+              <w:t xml:space="preserve"> </w:t>
+            </w:r>
+            <w:r>
+              <w:t>（</w:t>
+            </w:r>
+            <w:r>
+              <w:t xml:space="preserve"> </w:t>
+            </w:r>
+            <w:r>
+              <w:t>1 B</w:t>
+            </w:r>
+            <w:r>
+              <w:t xml:space="preserve"> </w:t>
+            </w:r>
+            <w:r>
+              <w:t>）</w:t>
+            </w:r>
+          </w:p>
+        </w:tc>
+        <w:tc>
+          <w:tcPr>
+            <w:tcW w:type="dxa" w:w="2160"/>
+            <w:shd w:fill="F4F9FC" w:val="clear" w:color="auto"/>
+            <w:vAlign w:val="center"/>
+            <w:tcBorders>
+              <w:top w:val="single" w:sz="6" w:space="0" w:color="B8C9D6"/>
+              <w:bottom w:val="single" w:sz="6" w:space="0" w:color="B8C9D6"/>
+              <w:left w:val="single" w:sz="6" w:space="0" w:color="B8C9D6"/>
+              <w:right w:val="single" w:sz="6" w:space="0" w:color="B8C9D6"/>
+            </w:tcBorders>
+            <w:tcMar>
+              <w:top w:w="90" w:type="dxa"/>
+              <w:bottom w:w="90" w:type="dxa"/>
+              <w:left w:w="135" w:type="dxa"/>
+              <w:right w:w="135" w:type="dxa"/>
+            </w:tcMar>
+          </w:tcPr>
+          <w:p>
+            <w:pPr>
+              <w:spacing w:line="240" w:lineRule="auto" w:before="60" w:after="60"/>
+            </w:pPr>
+            <w:r>
+              <w:t>模块状态变迁（含热插拔恢复）</w:t>
+            </w:r>
+          </w:p>
+        </w:tc>
+      </w:tr>
+      <w:tr>
+        <w:tc>
+          <w:tcPr>
+            <w:tcW w:type="dxa" w:w="2160"/>
+            <w:vAlign w:val="center"/>
+            <w:tcBorders>
+              <w:top w:val="single" w:sz="6" w:space="0" w:color="B8C9D6"/>
+              <w:bottom w:val="single" w:sz="6" w:space="0" w:color="B8C9D6"/>
+              <w:left w:val="single" w:sz="6" w:space="0" w:color="B8C9D6"/>
+              <w:right w:val="single" w:sz="6" w:space="0" w:color="B8C9D6"/>
+            </w:tcBorders>
+            <w:tcMar>
+              <w:top w:w="90" w:type="dxa"/>
+              <w:bottom w:w="90" w:type="dxa"/>
+              <w:left w:w="135" w:type="dxa"/>
+              <w:right w:w="135" w:type="dxa"/>
+            </w:tcMar>
+          </w:tcPr>
+          <w:p>
+            <w:pPr>
+              <w:spacing w:line="240" w:lineRule="auto" w:before="60" w:after="60"/>
+            </w:pPr>
+            <w:r>
+              <w:t>0x02</w:t>
+            </w:r>
+          </w:p>
+        </w:tc>
+        <w:tc>
+          <w:tcPr>
+            <w:tcW w:type="dxa" w:w="2160"/>
+            <w:vAlign w:val="center"/>
+            <w:tcBorders>
+              <w:top w:val="single" w:sz="6" w:space="0" w:color="B8C9D6"/>
+              <w:bottom w:val="single" w:sz="6" w:space="0" w:color="B8C9D6"/>
+              <w:left w:val="single" w:sz="6" w:space="0" w:color="B8C9D6"/>
+              <w:right w:val="single" w:sz="6" w:space="0" w:color="B8C9D6"/>
+            </w:tcBorders>
+            <w:tcMar>
+              <w:top w:w="90" w:type="dxa"/>
+              <w:bottom w:w="90" w:type="dxa"/>
+              <w:left w:w="135" w:type="dxa"/>
+              <w:right w:w="135" w:type="dxa"/>
+            </w:tcMar>
+          </w:tcPr>
+          <w:p>
+            <w:pPr>
+              <w:spacing w:line="240" w:lineRule="auto" w:before="60" w:after="60"/>
+            </w:pPr>
+            <w:r>
+              <w:t>WDT_RESET</w:t>
+            </w:r>
+          </w:p>
+        </w:tc>
+        <w:tc>
+          <w:tcPr>
+            <w:tcW w:type="dxa" w:w="2160"/>
+            <w:vAlign w:val="center"/>
+            <w:tcBorders>
+              <w:top w:val="single" w:sz="6" w:space="0" w:color="B8C9D6"/>
+              <w:bottom w:val="single" w:sz="6" w:space="0" w:color="B8C9D6"/>
+              <w:left w:val="single" w:sz="6" w:space="0" w:color="B8C9D6"/>
+              <w:right w:val="single" w:sz="6" w:space="0" w:color="B8C9D6"/>
+            </w:tcBorders>
+            <w:tcMar>
+              <w:top w:w="90" w:type="dxa"/>
+              <w:bottom w:w="90" w:type="dxa"/>
+              <w:left w:w="135" w:type="dxa"/>
+              <w:right w:w="135" w:type="dxa"/>
+            </w:tcMar>
+          </w:tcPr>
+          <w:p>
+            <w:pPr>
+              <w:spacing w:line="240" w:lineRule="auto" w:before="60" w:after="60"/>
+            </w:pPr>
+            <w:r>
+              <w:t>reset_cause</w:t>
+            </w:r>
+            <w:r>
+              <w:t xml:space="preserve"> </w:t>
+            </w:r>
+            <w:r>
+              <w:t>（</w:t>
+            </w:r>
+            <w:r>
+              <w:t xml:space="preserve"> </w:t>
+            </w:r>
+            <w:r>
+              <w:t>4 B</w:t>
+            </w:r>
+            <w:r>
+              <w:t xml:space="preserve"> </w:t>
+            </w:r>
+            <w:r>
+              <w:t>）</w:t>
+            </w:r>
+          </w:p>
+        </w:tc>
+        <w:tc>
+          <w:tcPr>
+            <w:tcW w:type="dxa" w:w="2160"/>
+            <w:vAlign w:val="center"/>
+            <w:tcBorders>
+              <w:top w:val="single" w:sz="6" w:space="0" w:color="B8C9D6"/>
+              <w:bottom w:val="single" w:sz="6" w:space="0" w:color="B8C9D6"/>
+              <w:left w:val="single" w:sz="6" w:space="0" w:color="B8C9D6"/>
+              <w:right w:val="single" w:sz="6" w:space="0" w:color="B8C9D6"/>
+            </w:tcBorders>
+            <w:tcMar>
+              <w:top w:w="90" w:type="dxa"/>
+              <w:bottom w:w="90" w:type="dxa"/>
+              <w:left w:w="135" w:type="dxa"/>
+              <w:right w:w="135" w:type="dxa"/>
+            </w:tcMar>
+          </w:tcPr>
+          <w:p>
+            <w:pPr>
+              <w:spacing w:line="240" w:lineRule="auto" w:before="60" w:after="60"/>
+            </w:pPr>
+            <w:r>
+              <w:t>看门狗复位后首个事件，上报复位原因寄存器</w:t>
+            </w:r>
+          </w:p>
+        </w:tc>
+      </w:tr>
+      <w:tr>
+        <w:tc>
+          <w:tcPr>
+            <w:tcW w:type="dxa" w:w="2160"/>
+            <w:shd w:fill="E8F6EF" w:val="clear" w:color="auto"/>
+            <w:vAlign w:val="center"/>
+            <w:tcBorders>
+              <w:top w:val="single" w:sz="6" w:space="0" w:color="B8C9D6"/>
+              <w:bottom w:val="single" w:sz="6" w:space="0" w:color="B8C9D6"/>
+              <w:left w:val="single" w:sz="18" w:space="0" w:color="117A4F"/>
+              <w:right w:val="single" w:sz="6" w:space="0" w:color="B8C9D6"/>
+            </w:tcBorders>
+            <w:tcMar>
+              <w:top w:w="90" w:type="dxa"/>
+              <w:bottom w:w="90" w:type="dxa"/>
+              <w:left w:w="135" w:type="dxa"/>
+              <w:right w:w="135" w:type="dxa"/>
+            </w:tcMar>
+          </w:tcPr>
+          <w:p>
+            <w:pPr>
+              <w:spacing w:line="240" w:lineRule="auto" w:before="60" w:after="60"/>
+            </w:pPr>
+            <w:r>
+              <w:rPr>
+                <w:b/>
+                <w:color w:val="117A4F"/>
+              </w:rPr>
+              <w:t>0x03</w:t>
+            </w:r>
+          </w:p>
+        </w:tc>
+        <w:tc>
+          <w:tcPr>
+            <w:tcW w:type="dxa" w:w="2160"/>
+            <w:shd w:fill="E8F6EF" w:val="clear" w:color="auto"/>
+            <w:vAlign w:val="center"/>
+            <w:tcBorders>
+              <w:top w:val="single" w:sz="6" w:space="0" w:color="B8C9D6"/>
+              <w:bottom w:val="single" w:sz="6" w:space="0" w:color="B8C9D6"/>
+              <w:left w:val="single" w:sz="6" w:space="0" w:color="B8C9D6"/>
+              <w:right w:val="single" w:sz="6" w:space="0" w:color="B8C9D6"/>
+            </w:tcBorders>
+            <w:tcMar>
+              <w:top w:w="90" w:type="dxa"/>
+              <w:bottom w:w="90" w:type="dxa"/>
+              <w:left w:w="135" w:type="dxa"/>
+              <w:right w:w="135" w:type="dxa"/>
+            </w:tcMar>
+          </w:tcPr>
+          <w:p>
+            <w:pPr>
+              <w:spacing w:line="240" w:lineRule="auto" w:before="60" w:after="60"/>
+            </w:pPr>
+            <w:r>
+              <w:t>LOW_BATTERY</w:t>
+            </w:r>
+          </w:p>
+        </w:tc>
+        <w:tc>
+          <w:tcPr>
+            <w:tcW w:type="dxa" w:w="2160"/>
+            <w:shd w:fill="E8F6EF" w:val="clear" w:color="auto"/>
+            <w:vAlign w:val="center"/>
+            <w:tcBorders>
+              <w:top w:val="single" w:sz="6" w:space="0" w:color="B8C9D6"/>
+              <w:bottom w:val="single" w:sz="6" w:space="0" w:color="B8C9D6"/>
+              <w:left w:val="single" w:sz="6" w:space="0" w:color="B8C9D6"/>
+              <w:right w:val="single" w:sz="6" w:space="0" w:color="B8C9D6"/>
+            </w:tcBorders>
+            <w:tcMar>
+              <w:top w:w="90" w:type="dxa"/>
+              <w:bottom w:w="90" w:type="dxa"/>
+              <w:left w:w="135" w:type="dxa"/>
+              <w:right w:w="135" w:type="dxa"/>
+            </w:tcMar>
+          </w:tcPr>
+          <w:p>
+            <w:pPr>
+              <w:spacing w:line="240" w:lineRule="auto" w:before="60" w:after="60"/>
+            </w:pPr>
+            <w:r>
+              <w:t>mv</w:t>
+            </w:r>
+            <w:r>
+              <w:t xml:space="preserve"> </w:t>
+            </w:r>
+            <w:r>
+              <w:t>（</w:t>
+            </w:r>
+            <w:r>
+              <w:t xml:space="preserve"> </w:t>
+            </w:r>
+            <w:r>
+              <w:t>2 B</w:t>
+            </w:r>
+            <w:r>
+              <w:t xml:space="preserve"> </w:t>
+            </w:r>
+            <w:r>
+              <w:t>）</w:t>
+            </w:r>
+            <w:r>
+              <w:t xml:space="preserve"> </w:t>
+            </w:r>
+            <w:r>
+              <w:t>+ percent</w:t>
+            </w:r>
+            <w:r>
+              <w:t xml:space="preserve"> </w:t>
+            </w:r>
+            <w:r>
+              <w:t>（</w:t>
+            </w:r>
+            <w:r>
+              <w:t xml:space="preserve"> </w:t>
+            </w:r>
+            <w:r>
+              <w:t>1 B</w:t>
+            </w:r>
+            <w:r>
+              <w:t xml:space="preserve"> </w:t>
+            </w:r>
+            <w:r>
+              <w:t>）</w:t>
+            </w:r>
+          </w:p>
+        </w:tc>
+        <w:tc>
+          <w:tcPr>
+            <w:tcW w:type="dxa" w:w="2160"/>
+            <w:shd w:fill="E8F6EF" w:val="clear" w:color="auto"/>
+            <w:vAlign w:val="center"/>
+            <w:tcBorders>
+              <w:top w:val="single" w:sz="6" w:space="0" w:color="B8C9D6"/>
+              <w:bottom w:val="single" w:sz="6" w:space="0" w:color="B8C9D6"/>
+              <w:left w:val="single" w:sz="6" w:space="0" w:color="B8C9D6"/>
+              <w:right w:val="single" w:sz="6" w:space="0" w:color="B8C9D6"/>
+            </w:tcBorders>
+            <w:tcMar>
+              <w:top w:w="90" w:type="dxa"/>
+              <w:bottom w:w="90" w:type="dxa"/>
+              <w:left w:w="135" w:type="dxa"/>
+              <w:right w:w="135" w:type="dxa"/>
+            </w:tcMar>
+          </w:tcPr>
+          <w:p>
+            <w:pPr>
+              <w:spacing w:line="240" w:lineRule="auto" w:before="60" w:after="60"/>
+            </w:pPr>
+            <w:r>
+              <w:t>低电告警：</w:t>
+            </w:r>
+            <w:r>
+              <w:t xml:space="preserve"> </w:t>
+            </w:r>
+            <w:r>
+              <w:t xml:space="preserve">percent ≤ 15% </w:t>
+            </w:r>
+            <w:r>
+              <w:t xml:space="preserve"> </w:t>
+            </w:r>
+            <w:r>
+              <w:t>触发一次，回升过</w:t>
+            </w:r>
+            <w:r>
+              <w:t xml:space="preserve"> </w:t>
+            </w:r>
+            <w:r>
+              <w:t xml:space="preserve"> 20%</w:t>
+            </w:r>
+            <w:r>
+              <w:t xml:space="preserve"> </w:t>
+            </w:r>
+            <w:r>
+              <w:t>（滞回）后允许再次触发</w:t>
             </w:r>
           </w:p>
         </w:tc>
@@ -18046,16 +19563,25 @@
     </w:p>
     <w:p>
       <w:pPr>
-        <w:pStyle w:val="Heading1"/>
+        <w:pStyle w:val="Heading2"/>
       </w:pPr>
       <w:r>
         <w:rPr>
           <w:rFonts w:ascii="Microsoft YaHei" w:eastAsia="Microsoft YaHei" w:hAnsi="Microsoft YaHei" w:cs="Microsoft YaHei" w:hint="eastAsia"/>
-          <w:color w:val="1A5276"/>
-          <w:sz w:val="30"/>
+          <w:color w:val="2175B0"/>
+          <w:sz w:val="25"/>
           <w:lang w:eastAsia="zh-CN"/>
         </w:rPr>
-        <w:t>11. 兼容与扩展</w:t>
+        <w:t>10.7 电池电量监测</w:t>
+      </w:r>
+      <w:r>
+        <w:rPr>
+          <w:rFonts w:ascii="Microsoft YaHei" w:eastAsia="Microsoft YaHei" w:hAnsi="Microsoft YaHei" w:cs="Microsoft YaHei" w:hint="eastAsia"/>
+          <w:color w:val="FFFFFF"/>
+          <w:sz w:val="16"/>
+          <w:lang w:eastAsia="zh-CN"/>
+        </w:rPr>
+        <w:t>V0.3 新增</w:t>
       </w:r>
     </w:p>
     <w:p>
@@ -18070,57 +19596,69 @@
       <w:r>
         <w:rPr>
           <w:rFonts w:ascii="Microsoft YaHei" w:eastAsia="Microsoft YaHei" w:hAnsi="Microsoft YaHei" w:cs="Microsoft YaHei" w:hint="eastAsia"/>
-          <w:b/>
           <w:lang w:eastAsia="zh-CN"/>
         </w:rPr>
-        <w:t>版本协商</w:t>
+        <w:t>连接建立后发</w:t>
+      </w:r>
+      <w:r>
+        <w:t xml:space="preserve"> GET_BATTERY</w:t>
       </w:r>
       <w:r>
         <w:rPr>
           <w:rFonts w:ascii="Microsoft YaHei" w:eastAsia="Microsoft YaHei" w:hAnsi="Microsoft YaHei" w:cs="Microsoft YaHei" w:hint="eastAsia"/>
           <w:lang w:eastAsia="zh-CN"/>
         </w:rPr>
-        <w:t>：上位机启动必须读取固件信息特征，协议主版本不一致时提示而非强连；</w:t>
-      </w:r>
-      <w:r>
-        <w:t xml:space="preserve">V0.2 </w:t>
+        <w:t>（</w:t>
+      </w:r>
+      <w:r>
+        <w:t>0x0C</w:t>
       </w:r>
       <w:r>
         <w:rPr>
           <w:rFonts w:ascii="Microsoft YaHei" w:eastAsia="Microsoft YaHei" w:hAnsi="Microsoft YaHei" w:cs="Microsoft YaHei" w:hint="eastAsia"/>
           <w:lang w:eastAsia="zh-CN"/>
         </w:rPr>
-        <w:t>相对</w:t>
-      </w:r>
-      <w:r>
-        <w:t xml:space="preserve"> V0.1 </w:t>
+        <w:t>）</w:t>
+      </w:r>
+      <w:r>
+        <w:t xml:space="preserve">→ </w:t>
       </w:r>
       <w:r>
         <w:rPr>
           <w:rFonts w:ascii="Microsoft YaHei" w:eastAsia="Microsoft YaHei" w:hAnsi="Microsoft YaHei" w:cs="Microsoft YaHei" w:hint="eastAsia"/>
           <w:lang w:eastAsia="zh-CN"/>
         </w:rPr>
-        <w:t>为指令</w:t>
-      </w:r>
-      <w:r>
-        <w:t>/</w:t>
+        <w:t>设备端立即回一帧</w:t>
+      </w:r>
+      <w:r>
+        <w:t xml:space="preserve"> BATTERY</w:t>
       </w:r>
       <w:r>
         <w:rPr>
           <w:rFonts w:ascii="Microsoft YaHei" w:eastAsia="Microsoft YaHei" w:hAnsi="Microsoft YaHei" w:cs="Microsoft YaHei" w:hint="eastAsia"/>
           <w:lang w:eastAsia="zh-CN"/>
         </w:rPr>
-        <w:t>事件新增，旧上位机忽略未知</w:t>
-      </w:r>
-      <w:r>
-        <w:t xml:space="preserve"> TYPE/EVENT </w:t>
+        <w:t>（</w:t>
+      </w:r>
+      <w:r>
+        <w:t>0x08</w:t>
       </w:r>
       <w:r>
         <w:rPr>
           <w:rFonts w:ascii="Microsoft YaHei" w:eastAsia="Microsoft YaHei" w:hAnsi="Microsoft YaHei" w:cs="Microsoft YaHei" w:hint="eastAsia"/>
           <w:lang w:eastAsia="zh-CN"/>
         </w:rPr>
-        <w:t>即可共存；</w:t>
+        <w:t>），上位机首屏显示电压</w:t>
+      </w:r>
+      <w:r>
+        <w:t>/</w:t>
+      </w:r>
+      <w:r>
+        <w:rPr>
+          <w:rFonts w:ascii="Microsoft YaHei" w:eastAsia="Microsoft YaHei" w:hAnsi="Microsoft YaHei" w:cs="Microsoft YaHei" w:hint="eastAsia"/>
+          <w:lang w:eastAsia="zh-CN"/>
+        </w:rPr>
+        <w:t>百分比；</w:t>
       </w:r>
     </w:p>
     <w:p>
@@ -18135,57 +19673,59 @@
       <w:r>
         <w:rPr>
           <w:rFonts w:ascii="Microsoft YaHei" w:eastAsia="Microsoft YaHei" w:hAnsi="Microsoft YaHei" w:cs="Microsoft YaHei" w:hint="eastAsia"/>
-          <w:b/>
           <w:lang w:eastAsia="zh-CN"/>
         </w:rPr>
-        <w:t>扩展帧</w:t>
+        <w:t>之后设备端按</w:t>
+      </w:r>
+      <w:r>
+        <w:t xml:space="preserve"> 2 s </w:t>
       </w:r>
       <w:r>
         <w:rPr>
           <w:rFonts w:ascii="Microsoft YaHei" w:eastAsia="Microsoft YaHei" w:hAnsi="Microsoft YaHei" w:cs="Microsoft YaHei" w:hint="eastAsia"/>
           <w:lang w:eastAsia="zh-CN"/>
         </w:rPr>
-        <w:t>：新传感器</w:t>
-      </w:r>
-      <w:r>
-        <w:t>/</w:t>
+        <w:t>周期自动上报</w:t>
+      </w:r>
+      <w:r>
+        <w:t xml:space="preserve"> BATTERY </w:t>
       </w:r>
       <w:r>
         <w:rPr>
           <w:rFonts w:ascii="Microsoft YaHei" w:eastAsia="Microsoft YaHei" w:hAnsi="Microsoft YaHei" w:cs="Microsoft YaHei" w:hint="eastAsia"/>
           <w:lang w:eastAsia="zh-CN"/>
         </w:rPr>
-        <w:t>新功能使用</w:t>
-      </w:r>
-      <w:r>
-        <w:t xml:space="preserve"> TYPE ≥ 0x80</w:t>
+        <w:t>帧，上位机刷新电量图标与电压文本（</w:t>
+      </w:r>
+      <w:r>
+        <w:t xml:space="preserve">&gt;50% </w:t>
       </w:r>
       <w:r>
         <w:rPr>
           <w:rFonts w:ascii="Microsoft YaHei" w:eastAsia="Microsoft YaHei" w:hAnsi="Microsoft YaHei" w:cs="Microsoft YaHei" w:hint="eastAsia"/>
           <w:lang w:eastAsia="zh-CN"/>
         </w:rPr>
-        <w:t>，旧上位机收到未知</w:t>
-      </w:r>
-      <w:r>
-        <w:t xml:space="preserve"> TYPE </w:t>
+        <w:t>绿、</w:t>
+      </w:r>
+      <w:r>
+        <w:t xml:space="preserve">20~50% </w:t>
       </w:r>
       <w:r>
         <w:rPr>
           <w:rFonts w:ascii="Microsoft YaHei" w:eastAsia="Microsoft YaHei" w:hAnsi="Microsoft YaHei" w:cs="Microsoft YaHei" w:hint="eastAsia"/>
           <w:lang w:eastAsia="zh-CN"/>
         </w:rPr>
-        <w:t>一律跳过（依赖</w:t>
-      </w:r>
-      <w:r>
-        <w:t xml:space="preserve"> SYNC+LEN </w:t>
+        <w:t>黄、</w:t>
+      </w:r>
+      <w:r>
+        <w:t xml:space="preserve">≤20% </w:t>
       </w:r>
       <w:r>
         <w:rPr>
           <w:rFonts w:ascii="Microsoft YaHei" w:eastAsia="Microsoft YaHei" w:hAnsi="Microsoft YaHei" w:cs="Microsoft YaHei" w:hint="eastAsia"/>
           <w:lang w:eastAsia="zh-CN"/>
         </w:rPr>
-        <w:t>自描述）；</w:t>
+        <w:t>红）；</w:t>
       </w:r>
     </w:p>
     <w:p>
@@ -18198,69 +19738,34 @@
         <w:spacing w:before="60" w:after="60"/>
       </w:pPr>
       <w:r>
-        <w:rPr>
-          <w:rFonts w:ascii="Microsoft YaHei" w:eastAsia="Microsoft YaHei" w:hAnsi="Microsoft YaHei" w:cs="Microsoft YaHei" w:hint="eastAsia"/>
-          <w:b/>
-          <w:lang w:eastAsia="zh-CN"/>
-        </w:rPr>
-        <w:t>扩展指令</w:t>
+        <w:t>percent ≤ 15%</w:t>
       </w:r>
       <w:r>
         <w:rPr>
           <w:rFonts w:ascii="Microsoft YaHei" w:eastAsia="Microsoft YaHei" w:hAnsi="Microsoft YaHei" w:cs="Microsoft YaHei" w:hint="eastAsia"/>
           <w:lang w:eastAsia="zh-CN"/>
         </w:rPr>
-        <w:t>：新指令从</w:t>
-      </w:r>
-      <w:r>
-        <w:t xml:space="preserve"> 0x20 </w:t>
+        <w:t>：设备端发</w:t>
+      </w:r>
+      <w:r>
+        <w:t xml:space="preserve"> EVENT 0x03 LOW_BATTERY </w:t>
       </w:r>
       <w:r>
         <w:rPr>
           <w:rFonts w:ascii="Microsoft YaHei" w:eastAsia="Microsoft YaHei" w:hAnsi="Microsoft YaHei" w:cs="Microsoft YaHei" w:hint="eastAsia"/>
           <w:lang w:eastAsia="zh-CN"/>
         </w:rPr>
-        <w:t>起分配（</w:t>
-      </w:r>
-      <w:r>
-        <w:t>0x0C~0x0F</w:t>
+        <w:t>一次，上位机弹低电提示并可将非关键传感器降载（</w:t>
+      </w:r>
+      <w:r>
+        <w:t xml:space="preserve">SENSOR_EN </w:t>
       </w:r>
       <w:r>
         <w:rPr>
           <w:rFonts w:ascii="Microsoft YaHei" w:eastAsia="Microsoft YaHei" w:hAnsi="Microsoft YaHei" w:cs="Microsoft YaHei" w:hint="eastAsia"/>
           <w:lang w:eastAsia="zh-CN"/>
         </w:rPr>
-        <w:t>、</w:t>
-      </w:r>
-      <w:r>
-        <w:t xml:space="preserve">0x12~0x1E </w:t>
-      </w:r>
-      <w:r>
-        <w:rPr>
-          <w:rFonts w:ascii="Microsoft YaHei" w:eastAsia="Microsoft YaHei" w:hAnsi="Microsoft YaHei" w:cs="Microsoft YaHei" w:hint="eastAsia"/>
-          <w:lang w:eastAsia="zh-CN"/>
-        </w:rPr>
-        <w:t>保留给基础控制），旧固件收到未知</w:t>
-      </w:r>
-      <w:r>
-        <w:t xml:space="preserve"> CMD </w:t>
-      </w:r>
-      <w:r>
-        <w:rPr>
-          <w:rFonts w:ascii="Microsoft YaHei" w:eastAsia="Microsoft YaHei" w:hAnsi="Microsoft YaHei" w:cs="Microsoft YaHei" w:hint="eastAsia"/>
-          <w:lang w:eastAsia="zh-CN"/>
-        </w:rPr>
-        <w:t>应答</w:t>
-      </w:r>
-      <w:r>
-        <w:t xml:space="preserve"> −12</w:t>
-      </w:r>
-      <w:r>
-        <w:rPr>
-          <w:rFonts w:ascii="Microsoft YaHei" w:eastAsia="Microsoft YaHei" w:hAnsi="Microsoft YaHei" w:cs="Microsoft YaHei" w:hint="eastAsia"/>
-          <w:lang w:eastAsia="zh-CN"/>
-        </w:rPr>
-        <w:t>；</w:t>
+        <w:t>关闭部分通道）；</w:t>
       </w:r>
     </w:p>
     <w:p>
@@ -18275,67 +19780,103 @@
       <w:r>
         <w:rPr>
           <w:rFonts w:ascii="Microsoft YaHei" w:eastAsia="Microsoft YaHei" w:hAnsi="Microsoft YaHei" w:cs="Microsoft YaHei" w:hint="eastAsia"/>
-          <w:b/>
           <w:lang w:eastAsia="zh-CN"/>
         </w:rPr>
-        <w:t>待决扩展项</w:t>
+        <w:t>充电接入</w:t>
+      </w:r>
+      <w:r>
+        <w:t>/</w:t>
       </w:r>
       <w:r>
         <w:rPr>
           <w:rFonts w:ascii="Microsoft YaHei" w:eastAsia="Microsoft YaHei" w:hAnsi="Microsoft YaHei" w:cs="Microsoft YaHei" w:hint="eastAsia"/>
           <w:lang w:eastAsia="zh-CN"/>
         </w:rPr>
-        <w:t>（评审中，见方案</w:t>
-      </w:r>
-      <w:r>
-        <w:t xml:space="preserve"> §7.3</w:t>
+        <w:t>拔除由</w:t>
+      </w:r>
+      <w:r>
+        <w:t xml:space="preserve"> nPM1300 </w:t>
       </w:r>
       <w:r>
         <w:rPr>
           <w:rFonts w:ascii="Microsoft YaHei" w:eastAsia="Microsoft YaHei" w:hAnsi="Microsoft YaHei" w:cs="Microsoft YaHei" w:hint="eastAsia"/>
           <w:lang w:eastAsia="zh-CN"/>
         </w:rPr>
-        <w:t>）：低码率实时监听流（</w:t>
-      </w:r>
-      <w:r>
-        <w:t xml:space="preserve">TYPE 0x08 AUDIO_STREAM </w:t>
+        <w:t>中断感知，</w:t>
+      </w:r>
+      <w:r>
+        <w:t xml:space="preserve">flags.bit0 </w:t>
       </w:r>
       <w:r>
         <w:rPr>
           <w:rFonts w:ascii="Microsoft YaHei" w:eastAsia="Microsoft YaHei" w:hAnsi="Microsoft YaHei" w:cs="Microsoft YaHei" w:hint="eastAsia"/>
           <w:lang w:eastAsia="zh-CN"/>
         </w:rPr>
-        <w:t>候选）、文件传输逐块</w:t>
-      </w:r>
-      <w:r>
-        <w:t xml:space="preserve"> ACK </w:t>
+        <w:t>变化即时反映在下一帧</w:t>
+      </w:r>
+      <w:r>
+        <w:t xml:space="preserve"> BATTERY</w:t>
       </w:r>
       <w:r>
         <w:rPr>
           <w:rFonts w:ascii="Microsoft YaHei" w:eastAsia="Microsoft YaHei" w:hAnsi="Microsoft YaHei" w:cs="Microsoft YaHei" w:hint="eastAsia"/>
           <w:lang w:eastAsia="zh-CN"/>
         </w:rPr>
-        <w:t>与断点续传、录音</w:t>
-      </w:r>
-      <w:r>
-        <w:t xml:space="preserve"> ADPCM </w:t>
+        <w:t>；上位机据</w:t>
+      </w:r>
+      <w:r>
+        <w:t xml:space="preserve"> bit0/bit1 </w:t>
       </w:r>
       <w:r>
         <w:rPr>
           <w:rFonts w:ascii="Microsoft YaHei" w:eastAsia="Microsoft YaHei" w:hAnsi="Microsoft YaHei" w:cs="Microsoft YaHei" w:hint="eastAsia"/>
           <w:lang w:eastAsia="zh-CN"/>
         </w:rPr>
-        <w:t>压缩、</w:t>
-      </w:r>
-      <w:r>
-        <w:t xml:space="preserve">TIME_SYNC </w:t>
+        <w:t>切换</w:t>
+      </w:r>
+      <w:r>
+        <w:t>"</w:t>
       </w:r>
       <w:r>
         <w:rPr>
           <w:rFonts w:ascii="Microsoft YaHei" w:eastAsia="Microsoft YaHei" w:hAnsi="Microsoft YaHei" w:cs="Microsoft YaHei" w:hint="eastAsia"/>
           <w:lang w:eastAsia="zh-CN"/>
         </w:rPr>
-        <w:t>时间同步指令、标定参数读写；</w:t>
+        <w:t>充电中</w:t>
+      </w:r>
+      <w:r>
+        <w:t>/</w:t>
+      </w:r>
+      <w:r>
+        <w:rPr>
+          <w:rFonts w:ascii="Microsoft YaHei" w:eastAsia="Microsoft YaHei" w:hAnsi="Microsoft YaHei" w:cs="Microsoft YaHei" w:hint="eastAsia"/>
+          <w:lang w:eastAsia="zh-CN"/>
+        </w:rPr>
+        <w:t>已充满</w:t>
+      </w:r>
+      <w:r>
+        <w:t>"</w:t>
+      </w:r>
+      <w:r>
+        <w:rPr>
+          <w:rFonts w:ascii="Microsoft YaHei" w:eastAsia="Microsoft YaHei" w:hAnsi="Microsoft YaHei" w:cs="Microsoft YaHei" w:hint="eastAsia"/>
+          <w:lang w:eastAsia="zh-CN"/>
+        </w:rPr>
+        <w:t>图标。</w:t>
+      </w:r>
+    </w:p>
+    <w:p>
+      <w:pPr>
+        <w:pStyle w:val="Heading1"/>
+      </w:pPr>
+      <w:r>
+        <w:rPr>
+          <w:rFonts w:ascii="Microsoft YaHei" w:eastAsia="Microsoft YaHei" w:hAnsi="Microsoft YaHei" w:cs="Microsoft YaHei" w:hint="eastAsia"/>
+          <w:color w:val="1A5276"/>
+          <w:sz w:val="30"/>
+          <w:lang w:eastAsia="zh-CN"/>
+        </w:rPr>
+        <w:t>11. 兼容与扩展</w:t>
       </w:r>
     </w:p>
     <w:p>
@@ -18343,7 +19884,287 @@
         <w:pStyle w:val="ListNumber"/>
         <w:numPr>
           <w:ilvl w:val="0"/>
-          <w:numId w:val="16"/>
+          <w:numId w:val="17"/>
+        </w:numPr>
+        <w:spacing w:before="60" w:after="60"/>
+      </w:pPr>
+      <w:r>
+        <w:rPr>
+          <w:rFonts w:ascii="Microsoft YaHei" w:eastAsia="Microsoft YaHei" w:hAnsi="Microsoft YaHei" w:cs="Microsoft YaHei" w:hint="eastAsia"/>
+          <w:b/>
+          <w:lang w:eastAsia="zh-CN"/>
+        </w:rPr>
+        <w:t>版本协商</w:t>
+      </w:r>
+      <w:r>
+        <w:rPr>
+          <w:rFonts w:ascii="Microsoft YaHei" w:eastAsia="Microsoft YaHei" w:hAnsi="Microsoft YaHei" w:cs="Microsoft YaHei" w:hint="eastAsia"/>
+          <w:lang w:eastAsia="zh-CN"/>
+        </w:rPr>
+        <w:t>：上位机启动必须读取固件信息特征，协议主版本不一致时提示而非强连；</w:t>
+      </w:r>
+      <w:r>
+        <w:t xml:space="preserve">V0.2 </w:t>
+      </w:r>
+      <w:r>
+        <w:rPr>
+          <w:rFonts w:ascii="Microsoft YaHei" w:eastAsia="Microsoft YaHei" w:hAnsi="Microsoft YaHei" w:cs="Microsoft YaHei" w:hint="eastAsia"/>
+          <w:lang w:eastAsia="zh-CN"/>
+        </w:rPr>
+        <w:t>相对</w:t>
+      </w:r>
+      <w:r>
+        <w:t xml:space="preserve"> V0.1 </w:t>
+      </w:r>
+      <w:r>
+        <w:rPr>
+          <w:rFonts w:ascii="Microsoft YaHei" w:eastAsia="Microsoft YaHei" w:hAnsi="Microsoft YaHei" w:cs="Microsoft YaHei" w:hint="eastAsia"/>
+          <w:lang w:eastAsia="zh-CN"/>
+        </w:rPr>
+        <w:t>为指令</w:t>
+      </w:r>
+      <w:r>
+        <w:t>/</w:t>
+      </w:r>
+      <w:r>
+        <w:rPr>
+          <w:rFonts w:ascii="Microsoft YaHei" w:eastAsia="Microsoft YaHei" w:hAnsi="Microsoft YaHei" w:cs="Microsoft YaHei" w:hint="eastAsia"/>
+          <w:lang w:eastAsia="zh-CN"/>
+        </w:rPr>
+        <w:t>事件新增，旧上位机忽略未知</w:t>
+      </w:r>
+      <w:r>
+        <w:t xml:space="preserve"> TYPE/EVENT </w:t>
+      </w:r>
+      <w:r>
+        <w:rPr>
+          <w:rFonts w:ascii="Microsoft YaHei" w:eastAsia="Microsoft YaHei" w:hAnsi="Microsoft YaHei" w:cs="Microsoft YaHei" w:hint="eastAsia"/>
+          <w:lang w:eastAsia="zh-CN"/>
+        </w:rPr>
+        <w:t>即可共存；</w:t>
+      </w:r>
+    </w:p>
+    <w:p>
+      <w:pPr>
+        <w:pStyle w:val="ListNumber"/>
+        <w:numPr>
+          <w:ilvl w:val="0"/>
+          <w:numId w:val="17"/>
+        </w:numPr>
+        <w:spacing w:before="60" w:after="60"/>
+      </w:pPr>
+      <w:r>
+        <w:rPr>
+          <w:rFonts w:ascii="Microsoft YaHei" w:eastAsia="Microsoft YaHei" w:hAnsi="Microsoft YaHei" w:cs="Microsoft YaHei" w:hint="eastAsia"/>
+          <w:b/>
+          <w:lang w:eastAsia="zh-CN"/>
+        </w:rPr>
+        <w:t>扩展帧</w:t>
+      </w:r>
+      <w:r>
+        <w:rPr>
+          <w:rFonts w:ascii="Microsoft YaHei" w:eastAsia="Microsoft YaHei" w:hAnsi="Microsoft YaHei" w:cs="Microsoft YaHei" w:hint="eastAsia"/>
+          <w:lang w:eastAsia="zh-CN"/>
+        </w:rPr>
+        <w:t>：新传感器</w:t>
+      </w:r>
+      <w:r>
+        <w:t>/</w:t>
+      </w:r>
+      <w:r>
+        <w:rPr>
+          <w:rFonts w:ascii="Microsoft YaHei" w:eastAsia="Microsoft YaHei" w:hAnsi="Microsoft YaHei" w:cs="Microsoft YaHei" w:hint="eastAsia"/>
+          <w:lang w:eastAsia="zh-CN"/>
+        </w:rPr>
+        <w:t>新功能使用</w:t>
+      </w:r>
+      <w:r>
+        <w:t xml:space="preserve"> TYPE ≥ 0x80</w:t>
+      </w:r>
+      <w:r>
+        <w:rPr>
+          <w:rFonts w:ascii="Microsoft YaHei" w:eastAsia="Microsoft YaHei" w:hAnsi="Microsoft YaHei" w:cs="Microsoft YaHei" w:hint="eastAsia"/>
+          <w:lang w:eastAsia="zh-CN"/>
+        </w:rPr>
+        <w:t>，旧上位机收到未知</w:t>
+      </w:r>
+      <w:r>
+        <w:t xml:space="preserve"> TYPE </w:t>
+      </w:r>
+      <w:r>
+        <w:rPr>
+          <w:rFonts w:ascii="Microsoft YaHei" w:eastAsia="Microsoft YaHei" w:hAnsi="Microsoft YaHei" w:cs="Microsoft YaHei" w:hint="eastAsia"/>
+          <w:lang w:eastAsia="zh-CN"/>
+        </w:rPr>
+        <w:t>一律跳过（依赖</w:t>
+      </w:r>
+      <w:r>
+        <w:t xml:space="preserve"> SYNC+LEN </w:t>
+      </w:r>
+      <w:r>
+        <w:rPr>
+          <w:rFonts w:ascii="Microsoft YaHei" w:eastAsia="Microsoft YaHei" w:hAnsi="Microsoft YaHei" w:cs="Microsoft YaHei" w:hint="eastAsia"/>
+          <w:lang w:eastAsia="zh-CN"/>
+        </w:rPr>
+        <w:t>自描述）；</w:t>
+      </w:r>
+    </w:p>
+    <w:p>
+      <w:pPr>
+        <w:pStyle w:val="ListNumber"/>
+        <w:numPr>
+          <w:ilvl w:val="0"/>
+          <w:numId w:val="17"/>
+        </w:numPr>
+        <w:spacing w:before="60" w:after="60"/>
+      </w:pPr>
+      <w:r>
+        <w:rPr>
+          <w:rFonts w:ascii="Microsoft YaHei" w:eastAsia="Microsoft YaHei" w:hAnsi="Microsoft YaHei" w:cs="Microsoft YaHei" w:hint="eastAsia"/>
+          <w:b/>
+          <w:lang w:eastAsia="zh-CN"/>
+        </w:rPr>
+        <w:t>扩展指令</w:t>
+      </w:r>
+      <w:r>
+        <w:rPr>
+          <w:rFonts w:ascii="Microsoft YaHei" w:eastAsia="Microsoft YaHei" w:hAnsi="Microsoft YaHei" w:cs="Microsoft YaHei" w:hint="eastAsia"/>
+          <w:lang w:eastAsia="zh-CN"/>
+        </w:rPr>
+        <w:t>：新指令从</w:t>
+      </w:r>
+      <w:r>
+        <w:t xml:space="preserve"> 0x20 </w:t>
+      </w:r>
+      <w:r>
+        <w:rPr>
+          <w:rFonts w:ascii="Microsoft YaHei" w:eastAsia="Microsoft YaHei" w:hAnsi="Microsoft YaHei" w:cs="Microsoft YaHei" w:hint="eastAsia"/>
+          <w:lang w:eastAsia="zh-CN"/>
+        </w:rPr>
+        <w:t>起分配（</w:t>
+      </w:r>
+      <w:r>
+        <w:t>0x0C~0x0F</w:t>
+      </w:r>
+      <w:r>
+        <w:rPr>
+          <w:rFonts w:ascii="Microsoft YaHei" w:eastAsia="Microsoft YaHei" w:hAnsi="Microsoft YaHei" w:cs="Microsoft YaHei" w:hint="eastAsia"/>
+          <w:lang w:eastAsia="zh-CN"/>
+        </w:rPr>
+        <w:t>、</w:t>
+      </w:r>
+      <w:r>
+        <w:t xml:space="preserve">0x12~0x1E </w:t>
+      </w:r>
+      <w:r>
+        <w:rPr>
+          <w:rFonts w:ascii="Microsoft YaHei" w:eastAsia="Microsoft YaHei" w:hAnsi="Microsoft YaHei" w:cs="Microsoft YaHei" w:hint="eastAsia"/>
+          <w:lang w:eastAsia="zh-CN"/>
+        </w:rPr>
+        <w:t>保留给基础控制），旧固件收到未知</w:t>
+      </w:r>
+      <w:r>
+        <w:t xml:space="preserve"> CMD </w:t>
+      </w:r>
+      <w:r>
+        <w:rPr>
+          <w:rFonts w:ascii="Microsoft YaHei" w:eastAsia="Microsoft YaHei" w:hAnsi="Microsoft YaHei" w:cs="Microsoft YaHei" w:hint="eastAsia"/>
+          <w:lang w:eastAsia="zh-CN"/>
+        </w:rPr>
+        <w:t>应答</w:t>
+      </w:r>
+      <w:r>
+        <w:t xml:space="preserve"> −12</w:t>
+      </w:r>
+      <w:r>
+        <w:rPr>
+          <w:rFonts w:ascii="Microsoft YaHei" w:eastAsia="Microsoft YaHei" w:hAnsi="Microsoft YaHei" w:cs="Microsoft YaHei" w:hint="eastAsia"/>
+          <w:lang w:eastAsia="zh-CN"/>
+        </w:rPr>
+        <w:t>；</w:t>
+      </w:r>
+    </w:p>
+    <w:p>
+      <w:pPr>
+        <w:pStyle w:val="ListNumber"/>
+        <w:numPr>
+          <w:ilvl w:val="0"/>
+          <w:numId w:val="17"/>
+        </w:numPr>
+        <w:spacing w:before="60" w:after="60"/>
+      </w:pPr>
+      <w:r>
+        <w:rPr>
+          <w:rFonts w:ascii="Microsoft YaHei" w:eastAsia="Microsoft YaHei" w:hAnsi="Microsoft YaHei" w:cs="Microsoft YaHei" w:hint="eastAsia"/>
+          <w:b/>
+          <w:lang w:eastAsia="zh-CN"/>
+        </w:rPr>
+        <w:t>待决扩展项</w:t>
+      </w:r>
+      <w:r>
+        <w:rPr>
+          <w:rFonts w:ascii="Microsoft YaHei" w:eastAsia="Microsoft YaHei" w:hAnsi="Microsoft YaHei" w:cs="Microsoft YaHei" w:hint="eastAsia"/>
+          <w:lang w:eastAsia="zh-CN"/>
+        </w:rPr>
+        <w:t>（评审中，见方案</w:t>
+      </w:r>
+      <w:r>
+        <w:t xml:space="preserve"> §7.3</w:t>
+      </w:r>
+      <w:r>
+        <w:rPr>
+          <w:rFonts w:ascii="Microsoft YaHei" w:eastAsia="Microsoft YaHei" w:hAnsi="Microsoft YaHei" w:cs="Microsoft YaHei" w:hint="eastAsia"/>
+          <w:lang w:eastAsia="zh-CN"/>
+        </w:rPr>
+        <w:t>）：低码率实时监听流（</w:t>
+      </w:r>
+      <w:r>
+        <w:t xml:space="preserve">TYPE 0x09 AUDIO_STREAM </w:t>
+      </w:r>
+      <w:r>
+        <w:rPr>
+          <w:rFonts w:ascii="Microsoft YaHei" w:eastAsia="Microsoft YaHei" w:hAnsi="Microsoft YaHei" w:cs="Microsoft YaHei" w:hint="eastAsia"/>
+          <w:lang w:eastAsia="zh-CN"/>
+        </w:rPr>
+        <w:t>候选）、文件传输逐块</w:t>
+      </w:r>
+      <w:r>
+        <w:t xml:space="preserve"> ACK </w:t>
+      </w:r>
+      <w:r>
+        <w:rPr>
+          <w:rFonts w:ascii="Microsoft YaHei" w:eastAsia="Microsoft YaHei" w:hAnsi="Microsoft YaHei" w:cs="Microsoft YaHei" w:hint="eastAsia"/>
+          <w:lang w:eastAsia="zh-CN"/>
+        </w:rPr>
+        <w:t>与断点续传、录音</w:t>
+      </w:r>
+      <w:r>
+        <w:t xml:space="preserve"> ADPCM </w:t>
+      </w:r>
+      <w:r>
+        <w:rPr>
+          <w:rFonts w:ascii="Microsoft YaHei" w:eastAsia="Microsoft YaHei" w:hAnsi="Microsoft YaHei" w:cs="Microsoft YaHei" w:hint="eastAsia"/>
+          <w:lang w:eastAsia="zh-CN"/>
+        </w:rPr>
+        <w:t>压缩、</w:t>
+      </w:r>
+      <w:r>
+        <w:t xml:space="preserve">TIME_SYNC </w:t>
+      </w:r>
+      <w:r>
+        <w:rPr>
+          <w:rFonts w:ascii="Microsoft YaHei" w:eastAsia="Microsoft YaHei" w:hAnsi="Microsoft YaHei" w:cs="Microsoft YaHei" w:hint="eastAsia"/>
+          <w:lang w:eastAsia="zh-CN"/>
+        </w:rPr>
+        <w:t>时间同步指令、标定参数读写；</w:t>
+      </w:r>
+    </w:p>
+    <w:p>
+      <w:pPr>
+        <w:pStyle w:val="ListNumber"/>
+        <w:numPr>
+          <w:ilvl w:val="0"/>
+          <w:numId w:val="17"/>
         </w:numPr>
         <w:spacing w:before="60" w:after="60"/>
       </w:pPr>
@@ -18694,6 +20515,12 @@
     </w:lvlOverride>
   </w:num>
   <w:num w:numId="16">
+    <w:abstractNumId w:val="7"/>
+    <w:lvlOverride w:ilvl="0">
+      <w:startOverride w:val="1"/>
+    </w:lvlOverride>
+  </w:num>
+  <w:num w:numId="17">
     <w:abstractNumId w:val="7"/>
     <w:lvlOverride w:ilvl="0">
       <w:startOverride w:val="1"/>

--- a/docs/宠物环传感器控制_通信协议.docx
+++ b/docs/宠物环传感器控制_通信协议.docx
@@ -113,7 +113,7 @@
               <w:spacing w:line="240" w:lineRule="auto" w:before="60" w:after="60"/>
             </w:pPr>
             <w:r>
-              <w:t>V0.3</w:t>
+              <w:t>V0.4</w:t>
             </w:r>
             <w:r>
               <w:t xml:space="preserve"> </w:t>
@@ -1205,6 +1205,186 @@
             </w:r>
             <w:r>
               <w:t>电池监测时序</w:t>
+            </w:r>
+          </w:p>
+        </w:tc>
+      </w:tr>
+      <w:tr>
+        <w:tc>
+          <w:tcPr>
+            <w:tcW w:type="dxa" w:w="2160"/>
+            <w:shd w:fill="E8F6EF" w:val="clear" w:color="auto"/>
+            <w:vAlign w:val="center"/>
+            <w:tcBorders>
+              <w:top w:val="single" w:sz="6" w:space="0" w:color="B8C9D6"/>
+              <w:bottom w:val="single" w:sz="6" w:space="0" w:color="B8C9D6"/>
+              <w:left w:val="single" w:sz="18" w:space="0" w:color="117A4F"/>
+              <w:right w:val="single" w:sz="6" w:space="0" w:color="B8C9D6"/>
+            </w:tcBorders>
+            <w:tcMar>
+              <w:top w:w="90" w:type="dxa"/>
+              <w:bottom w:w="90" w:type="dxa"/>
+              <w:left w:w="135" w:type="dxa"/>
+              <w:right w:w="135" w:type="dxa"/>
+            </w:tcMar>
+          </w:tcPr>
+          <w:p>
+            <w:pPr>
+              <w:spacing w:line="240" w:lineRule="auto" w:before="60" w:after="60"/>
+            </w:pPr>
+            <w:r>
+              <w:rPr>
+                <w:b/>
+                <w:color w:val="117A4F"/>
+              </w:rPr>
+              <w:t>V0.4</w:t>
+            </w:r>
+          </w:p>
+        </w:tc>
+        <w:tc>
+          <w:tcPr>
+            <w:tcW w:type="dxa" w:w="2160"/>
+            <w:shd w:fill="E8F6EF" w:val="clear" w:color="auto"/>
+            <w:vAlign w:val="center"/>
+            <w:tcBorders>
+              <w:top w:val="single" w:sz="6" w:space="0" w:color="B8C9D6"/>
+              <w:bottom w:val="single" w:sz="6" w:space="0" w:color="B8C9D6"/>
+              <w:left w:val="single" w:sz="6" w:space="0" w:color="B8C9D6"/>
+              <w:right w:val="single" w:sz="6" w:space="0" w:color="B8C9D6"/>
+            </w:tcBorders>
+            <w:tcMar>
+              <w:top w:w="90" w:type="dxa"/>
+              <w:bottom w:w="90" w:type="dxa"/>
+              <w:left w:w="135" w:type="dxa"/>
+              <w:right w:w="135" w:type="dxa"/>
+            </w:tcMar>
+          </w:tcPr>
+          <w:p>
+            <w:pPr>
+              <w:spacing w:line="240" w:lineRule="auto" w:before="60" w:after="60"/>
+            </w:pPr>
+            <w:r>
+              <w:t>2026-10-02</w:t>
+            </w:r>
+          </w:p>
+        </w:tc>
+        <w:tc>
+          <w:tcPr>
+            <w:tcW w:type="dxa" w:w="2160"/>
+            <w:shd w:fill="E8F6EF" w:val="clear" w:color="auto"/>
+            <w:vAlign w:val="center"/>
+            <w:tcBorders>
+              <w:top w:val="single" w:sz="6" w:space="0" w:color="B8C9D6"/>
+              <w:bottom w:val="single" w:sz="6" w:space="0" w:color="B8C9D6"/>
+              <w:left w:val="single" w:sz="6" w:space="0" w:color="B8C9D6"/>
+              <w:right w:val="single" w:sz="6" w:space="0" w:color="B8C9D6"/>
+            </w:tcBorders>
+            <w:tcMar>
+              <w:top w:w="90" w:type="dxa"/>
+              <w:bottom w:w="90" w:type="dxa"/>
+              <w:left w:w="135" w:type="dxa"/>
+              <w:right w:w="135" w:type="dxa"/>
+            </w:tcMar>
+          </w:tcPr>
+          <w:p>
+            <w:pPr>
+              <w:spacing w:line="240" w:lineRule="auto" w:before="60" w:after="60"/>
+            </w:pPr>
+            <w:r>
+              <w:t>研发组</w:t>
+            </w:r>
+          </w:p>
+        </w:tc>
+        <w:tc>
+          <w:tcPr>
+            <w:tcW w:type="dxa" w:w="2160"/>
+            <w:shd w:fill="E8F6EF" w:val="clear" w:color="auto"/>
+            <w:vAlign w:val="center"/>
+            <w:tcBorders>
+              <w:top w:val="single" w:sz="6" w:space="0" w:color="B8C9D6"/>
+              <w:bottom w:val="single" w:sz="6" w:space="0" w:color="B8C9D6"/>
+              <w:left w:val="single" w:sz="6" w:space="0" w:color="B8C9D6"/>
+              <w:right w:val="single" w:sz="6" w:space="0" w:color="B8C9D6"/>
+            </w:tcBorders>
+            <w:tcMar>
+              <w:top w:w="90" w:type="dxa"/>
+              <w:bottom w:w="90" w:type="dxa"/>
+              <w:left w:w="135" w:type="dxa"/>
+              <w:right w:w="135" w:type="dxa"/>
+            </w:tcMar>
+          </w:tcPr>
+          <w:p>
+            <w:pPr>
+              <w:spacing w:line="240" w:lineRule="auto" w:before="60" w:after="60"/>
+            </w:pPr>
+            <w:r>
+              <w:t xml:space="preserve">percent </w:t>
+            </w:r>
+            <w:r>
+              <w:t xml:space="preserve"> </w:t>
+            </w:r>
+            <w:r>
+              <w:t>字段算法定为</w:t>
+            </w:r>
+            <w:r>
+              <w:t xml:space="preserve"> </w:t>
+            </w:r>
+            <w:r>
+              <w:t xml:space="preserve"> nPM1300 </w:t>
+            </w:r>
+            <w:r>
+              <w:t xml:space="preserve"> </w:t>
+            </w:r>
+            <w:r>
+              <w:t>库仑计</w:t>
+            </w:r>
+            <w:r>
+              <w:t xml:space="preserve"> </w:t>
+            </w:r>
+            <w:r>
+              <w:t xml:space="preserve"> SOC</w:t>
+            </w:r>
+            <w:r>
+              <w:t xml:space="preserve"> </w:t>
+            </w:r>
+            <w:r>
+              <w:t>（</w:t>
+            </w:r>
+            <w:r>
+              <w:t xml:space="preserve"> </w:t>
+            </w:r>
+            <w:r>
+              <w:t xml:space="preserve">NCS nrf_fuel_gauge </w:t>
+            </w:r>
+            <w:r>
+              <w:t xml:space="preserve"> </w:t>
+            </w:r>
+            <w:r>
+              <w:t>算法库</w:t>
+            </w:r>
+            <w:r>
+              <w:t xml:space="preserve"> </w:t>
+            </w:r>
+            <w:r>
+              <w:t xml:space="preserve"> + </w:t>
+            </w:r>
+            <w:r>
+              <w:t xml:space="preserve"> </w:t>
+            </w:r>
+            <w:r>
+              <w:t>电池模型，替代电压线性映射）；帧格式不变；固件实现路径明确为</w:t>
+            </w:r>
+            <w:r>
+              <w:t xml:space="preserve"> </w:t>
+            </w:r>
+            <w:r>
+              <w:t xml:space="preserve"> npm13xx_fuel_gauge sample </w:t>
+            </w:r>
+            <w:r>
+              <w:t xml:space="preserve"> </w:t>
+            </w:r>
+            <w:r>
+              <w:t>路线</w:t>
             </w:r>
           </w:p>
         </w:tc>
@@ -12069,7 +12249,19 @@
               <w:t xml:space="preserve"> </w:t>
             </w:r>
             <w:r>
-              <w:t>（线性映射，后续可换库仑计</w:t>
+              <w:t>（</w:t>
+            </w:r>
+            <w:r>
+              <w:t xml:space="preserve"> </w:t>
+            </w:r>
+            <w:r>
+              <w:t xml:space="preserve">nPM1300 </w:t>
+            </w:r>
+            <w:r>
+              <w:t xml:space="preserve"> </w:t>
+            </w:r>
+            <w:r>
+              <w:t>库仑计</w:t>
             </w:r>
             <w:r>
               <w:t xml:space="preserve"> </w:t>
@@ -12081,7 +12273,7 @@
               <w:t xml:space="preserve"> </w:t>
             </w:r>
             <w:r>
-              <w:t>）</w:t>
+              <w:t>，见下注）</w:t>
             </w:r>
           </w:p>
         </w:tc>
@@ -12284,44 +12476,166 @@
         <w:spacing w:before="60" w:after="60"/>
       </w:pPr>
       <w:r>
-        <w:t xml:space="preserve">percent </w:t>
+        <w:rPr>
+          <w:rFonts w:ascii="Microsoft YaHei" w:eastAsia="Microsoft YaHei" w:hAnsi="Microsoft YaHei" w:cs="Microsoft YaHei" w:hint="eastAsia"/>
+          <w:b/>
+          <w:lang w:eastAsia="zh-CN"/>
+        </w:rPr>
+        <w:t>percent 算法（V0.4 定稿）</w:t>
       </w:r>
       <w:r>
         <w:rPr>
           <w:rFonts w:ascii="Microsoft YaHei" w:eastAsia="Microsoft YaHei" w:hAnsi="Microsoft YaHei" w:cs="Microsoft YaHei" w:hint="eastAsia"/>
           <w:lang w:eastAsia="zh-CN"/>
         </w:rPr>
-        <w:t>首版用电压线性映射（</w:t>
-      </w:r>
-      <w:r>
-        <w:t>3300 mV=0%</w:t>
+        <w:t>：</w:t>
+      </w:r>
+      <w:r>
+        <w:t xml:space="preserve">nPM1300 </w:t>
       </w:r>
       <w:r>
         <w:rPr>
           <w:rFonts w:ascii="Microsoft YaHei" w:eastAsia="Microsoft YaHei" w:hAnsi="Microsoft YaHei" w:cs="Microsoft YaHei" w:hint="eastAsia"/>
           <w:lang w:eastAsia="zh-CN"/>
         </w:rPr>
-        <w:t>，</w:t>
-      </w:r>
-      <w:r>
-        <w:t>4200 mV=100%</w:t>
+        <w:t>库仑计</w:t>
+      </w:r>
+      <w:r>
+        <w:t xml:space="preserve"> SOC——NCS </w:t>
+      </w:r>
+      <w:r>
+        <w:rPr>
+          <w:rFonts w:ascii="Consolas" w:hAnsi="Consolas"/>
+          <w:color w:val="C0392B"/>
+          <w:sz w:val="19"/>
+          <w:shd w:val="clear" w:color="auto" w:fill="F5F7F8"/>
+        </w:rPr>
+        <w:t>nrf_fuel_gauge</w:t>
+      </w:r>
+      <w:r>
+        <w:t xml:space="preserve"> </w:t>
       </w:r>
       <w:r>
         <w:rPr>
           <w:rFonts w:ascii="Microsoft YaHei" w:eastAsia="Microsoft YaHei" w:hAnsi="Microsoft YaHei" w:cs="Microsoft YaHei" w:hint="eastAsia"/>
           <w:lang w:eastAsia="zh-CN"/>
         </w:rPr>
-        <w:t>）；</w:t>
-      </w:r>
-      <w:r>
-        <w:t xml:space="preserve">nPM1300 </w:t>
+        <w:t>算法库运行于</w:t>
+      </w:r>
+      <w:r>
+        <w:t xml:space="preserve"> nRF54L</w:t>
       </w:r>
       <w:r>
         <w:rPr>
           <w:rFonts w:ascii="Microsoft YaHei" w:eastAsia="Microsoft YaHei" w:hAnsi="Microsoft YaHei" w:cs="Microsoft YaHei" w:hint="eastAsia"/>
           <w:lang w:eastAsia="zh-CN"/>
         </w:rPr>
-        <w:t>库仑计启用后平滑切换，帧格式不变；</w:t>
+        <w:t>，融合</w:t>
+      </w:r>
+      <w:r>
+        <w:t xml:space="preserve"> nPM1300 </w:t>
+      </w:r>
+      <w:r>
+        <w:rPr>
+          <w:rFonts w:ascii="Microsoft YaHei" w:eastAsia="Microsoft YaHei" w:hAnsi="Microsoft YaHei" w:cs="Microsoft YaHei" w:hint="eastAsia"/>
+          <w:lang w:eastAsia="zh-CN"/>
+        </w:rPr>
+        <w:t>的</w:t>
+      </w:r>
+      <w:r>
+        <w:t xml:space="preserve"> VBAT/IBAT </w:t>
+      </w:r>
+      <w:r>
+        <w:rPr>
+          <w:rFonts w:ascii="Microsoft YaHei" w:eastAsia="Microsoft YaHei" w:hAnsi="Microsoft YaHei" w:cs="Microsoft YaHei" w:hint="eastAsia"/>
+          <w:lang w:eastAsia="zh-CN"/>
+        </w:rPr>
+        <w:t>实测与电池模型（参考</w:t>
+      </w:r>
+      <w:r>
+        <w:t xml:space="preserve"> </w:t>
+      </w:r>
+      <w:r>
+        <w:rPr>
+          <w:rFonts w:ascii="Consolas" w:hAnsi="Consolas"/>
+          <w:color w:val="C0392B"/>
+          <w:sz w:val="19"/>
+          <w:shd w:val="clear" w:color="auto" w:fill="F5F7F8"/>
+        </w:rPr>
+        <w:t>nrf/samples/pmic/native/npm13xx_fuel_gauge</w:t>
+      </w:r>
+      <w:r>
+        <w:rPr>
+          <w:rFonts w:ascii="Microsoft YaHei" w:eastAsia="Microsoft YaHei" w:hAnsi="Microsoft YaHei" w:cs="Microsoft YaHei" w:hint="eastAsia"/>
+          <w:lang w:eastAsia="zh-CN"/>
+        </w:rPr>
+        <w:t>）；电池模型需经</w:t>
+      </w:r>
+      <w:r>
+        <w:t xml:space="preserve"> nPM PowerUP </w:t>
+      </w:r>
+      <w:r>
+        <w:rPr>
+          <w:rFonts w:ascii="Microsoft YaHei" w:eastAsia="Microsoft YaHei" w:hAnsi="Microsoft YaHei" w:cs="Microsoft YaHei" w:hint="eastAsia"/>
+          <w:lang w:eastAsia="zh-CN"/>
+        </w:rPr>
+        <w:t>对实配电芯做充放电曲线标定生成；库仑计启用前允许以电压线性映射（</w:t>
+      </w:r>
+      <w:r>
+        <w:t>3300~4200 mV</w:t>
+      </w:r>
+      <w:r>
+        <w:rPr>
+          <w:rFonts w:ascii="Microsoft YaHei" w:eastAsia="Microsoft YaHei" w:hAnsi="Microsoft YaHei" w:cs="Microsoft YaHei" w:hint="eastAsia"/>
+          <w:lang w:eastAsia="zh-CN"/>
+        </w:rPr>
+        <w:t>）临时兜底，帧格式不变；</w:t>
+      </w:r>
+    </w:p>
+    <w:p>
+      <w:pPr>
+        <w:pStyle w:val="ListBullet"/>
+        <w:spacing w:before="60" w:after="60"/>
+      </w:pPr>
+      <w:r>
+        <w:t xml:space="preserve">vbat_mv </w:t>
+      </w:r>
+      <w:r>
+        <w:rPr>
+          <w:rFonts w:ascii="Microsoft YaHei" w:eastAsia="Microsoft YaHei" w:hAnsi="Microsoft YaHei" w:cs="Microsoft YaHei" w:hint="eastAsia"/>
+          <w:lang w:eastAsia="zh-CN"/>
+        </w:rPr>
+        <w:t>始终为</w:t>
+      </w:r>
+      <w:r>
+        <w:t xml:space="preserve"> nPM1300 </w:t>
+      </w:r>
+      <w:r>
+        <w:rPr>
+          <w:rFonts w:ascii="Microsoft YaHei" w:eastAsia="Microsoft YaHei" w:hAnsi="Microsoft YaHei" w:cs="Microsoft YaHei" w:hint="eastAsia"/>
+          <w:lang w:eastAsia="zh-CN"/>
+        </w:rPr>
+        <w:t>实测电压（不受</w:t>
+      </w:r>
+      <w:r>
+        <w:t xml:space="preserve"> SOC </w:t>
+      </w:r>
+      <w:r>
+        <w:rPr>
+          <w:rFonts w:ascii="Microsoft YaHei" w:eastAsia="Microsoft YaHei" w:hAnsi="Microsoft YaHei" w:cs="Microsoft YaHei" w:hint="eastAsia"/>
+          <w:lang w:eastAsia="zh-CN"/>
+        </w:rPr>
+        <w:t>算法影响），上位机可据此交叉观察</w:t>
+      </w:r>
+      <w:r>
+        <w:t xml:space="preserve"> SOC </w:t>
+      </w:r>
+      <w:r>
+        <w:rPr>
+          <w:rFonts w:ascii="Microsoft YaHei" w:eastAsia="Microsoft YaHei" w:hAnsi="Microsoft YaHei" w:cs="Microsoft YaHei" w:hint="eastAsia"/>
+          <w:lang w:eastAsia="zh-CN"/>
+        </w:rPr>
+        <w:t>与电压的一致性；</w:t>
       </w:r>
     </w:p>
     <w:p>
